--- a/3.2/数据仓库与数据挖掘/小开.docx
+++ b/3.2/数据仓库与数据挖掘/小开.docx
@@ -14359,6 +14359,13 @@
           <w:rFonts w:ascii="宋体" w:eastAsia="宋体" w:hAnsi="宋体" w:hint="eastAsia"/>
           <w:szCs w:val="21"/>
         </w:rPr>
+        <w:t>，常用于文本测量</w:t>
+      </w:r>
+      <w:r>
+        <w:rPr>
+          <w:rFonts w:ascii="宋体" w:eastAsia="宋体" w:hAnsi="宋体" w:hint="eastAsia"/>
+          <w:szCs w:val="21"/>
+        </w:rPr>
         <w:t>,</w:t>
       </w:r>
       <w:r>
@@ -14366,7 +14373,35 @@
           <w:rFonts w:ascii="宋体" w:eastAsia="宋体" w:hAnsi="宋体" w:hint="eastAsia"/>
           <w:szCs w:val="21"/>
         </w:rPr>
-        <w:t>若d,和d,是两个向量(</w:t>
+        <w:t>若d</w:t>
+      </w:r>
+      <w:r>
+        <w:rPr>
+          <w:rFonts w:ascii="宋体" w:eastAsia="宋体" w:hAnsi="宋体" w:hint="eastAsia"/>
+          <w:szCs w:val="21"/>
+        </w:rPr>
+        <w:t>1</w:t>
+      </w:r>
+      <w:r>
+        <w:rPr>
+          <w:rFonts w:ascii="宋体" w:eastAsia="宋体" w:hAnsi="宋体" w:hint="eastAsia"/>
+          <w:szCs w:val="21"/>
+        </w:rPr>
+        <w:t>和d</w:t>
+      </w:r>
+      <w:r>
+        <w:rPr>
+          <w:rFonts w:ascii="宋体" w:eastAsia="宋体" w:hAnsi="宋体" w:hint="eastAsia"/>
+          <w:szCs w:val="21"/>
+        </w:rPr>
+        <w:t>2</w:t>
+      </w:r>
+      <w:r>
+        <w:rPr>
+          <w:rFonts w:ascii="宋体" w:eastAsia="宋体" w:hAnsi="宋体" w:hint="eastAsia"/>
+          <w:szCs w:val="21"/>
+        </w:rPr>
+        <w:t>是两个向量(</w:t>
       </w:r>
       <w:r>
         <w:rPr>
@@ -20345,7 +20380,7 @@
           <w:rFonts w:ascii="宋体" w:eastAsia="宋体" w:hAnsi="宋体" w:hint="eastAsia"/>
           <w:szCs w:val="21"/>
         </w:rPr>
-        <w:t>的值&gt;0，AB是正相关的（X1的值随着X2的增加而增加），值越大，关联性越强，如果=0，AB独立</w:t>
+        <w:t>的值&gt;0，AB是正相关的（X1的值随着X2的增加而增加），值越</w:t>
       </w:r>
       <w:r>
         <w:rPr>
@@ -20353,7 +20388,7 @@
           <w:szCs w:val="21"/>
         </w:rPr>
         <w:lastRenderedPageBreak/>
-        <w:t>（再与共变星讨论的相同假设下），如果&lt;0，负相关</w:t>
+        <w:t>大，关联性越强，如果=0，AB独立（再与共变星讨论的相同假设下），如果&lt;0，负相关</w:t>
       </w:r>
       <w:r>
         <w:rPr>
@@ -23555,6 +23590,7 @@
           <w:rFonts w:ascii="宋体" w:eastAsia="宋体" w:hAnsi="宋体"/>
           <w:szCs w:val="21"/>
         </w:rPr>
+        <w:lastRenderedPageBreak/>
         <w:t xml:space="preserve"> 原始数据被投射到一个更小的空间，从而实现降维</w:t>
       </w:r>
       <w:r>
@@ -23577,23 +23613,261 @@
           <w:szCs w:val="21"/>
           <w:highlight w:val="cyan"/>
         </w:rPr>
-        <w:t>主成分分析</w:t>
-      </w:r>
-      <w:r>
-        <w:rPr>
-          <w:rFonts w:ascii="宋体" w:eastAsia="宋体" w:hAnsi="宋体"/>
+        <w:t>主成分分析（方法）</w:t>
+      </w:r>
+      <w:r>
+        <w:rPr>
+          <w:rFonts w:ascii="宋体" w:eastAsia="宋体" w:hAnsi="宋体"/>
+          <w:szCs w:val="21"/>
+        </w:rPr>
+        <w:t>给出n维的N</w:t>
+      </w:r>
+      <w:proofErr w:type="gramStart"/>
+      <w:r>
+        <w:rPr>
+          <w:rFonts w:ascii="宋体" w:eastAsia="宋体" w:hAnsi="宋体"/>
+          <w:szCs w:val="21"/>
+        </w:rPr>
+        <w:t>个</w:t>
+      </w:r>
+      <w:proofErr w:type="gramEnd"/>
+      <w:r>
+        <w:rPr>
+          <w:rFonts w:ascii="宋体" w:eastAsia="宋体" w:hAnsi="宋体"/>
+          <w:szCs w:val="21"/>
+        </w:rPr>
+        <w:t>数据向量，找出</w:t>
+      </w:r>
+      <w:proofErr w:type="spellStart"/>
+      <w:r>
+        <w:rPr>
+          <w:rFonts w:ascii="宋体" w:eastAsia="宋体" w:hAnsi="宋体"/>
+          <w:szCs w:val="21"/>
+        </w:rPr>
+        <w:t>k≤n</w:t>
+      </w:r>
+      <w:proofErr w:type="spellEnd"/>
+      <w:r>
+        <w:rPr>
+          <w:rFonts w:ascii="宋体" w:eastAsia="宋体" w:hAnsi="宋体"/>
+          <w:szCs w:val="21"/>
+        </w:rPr>
+        <w:t>的正交向量（主成分）用来表示数据</w:t>
+      </w:r>
+      <w:r>
+        <w:rPr>
+          <w:rFonts w:ascii="宋体" w:eastAsia="宋体" w:hAnsi="宋体" w:hint="eastAsia"/>
+          <w:szCs w:val="21"/>
+        </w:rPr>
+        <w:t>，</w:t>
+      </w:r>
+      <w:r>
+        <w:rPr>
+          <w:rFonts w:ascii="宋体" w:eastAsia="宋体" w:hAnsi="宋体"/>
+          <w:szCs w:val="21"/>
+        </w:rPr>
+        <w:t>对输入数据进行标准化。每个属性都落在相同的范围内计算k</w:t>
+      </w:r>
+      <w:proofErr w:type="gramStart"/>
+      <w:r>
+        <w:rPr>
+          <w:rFonts w:ascii="宋体" w:eastAsia="宋体" w:hAnsi="宋体"/>
+          <w:szCs w:val="21"/>
+        </w:rPr>
+        <w:t>个</w:t>
+      </w:r>
+      <w:proofErr w:type="gramEnd"/>
+      <w:r>
+        <w:rPr>
+          <w:rFonts w:ascii="宋体" w:eastAsia="宋体" w:hAnsi="宋体"/>
+          <w:szCs w:val="21"/>
+        </w:rPr>
+        <w:t>正交（单位）向量，即主成分</w:t>
+      </w:r>
+      <w:r>
+        <w:rPr>
+          <w:rFonts w:ascii="宋体" w:eastAsia="宋体" w:hAnsi="宋体" w:hint="eastAsia"/>
+          <w:szCs w:val="21"/>
+        </w:rPr>
+        <w:t>，</w:t>
+      </w:r>
+      <w:r>
+        <w:rPr>
+          <w:rFonts w:ascii="宋体" w:eastAsia="宋体" w:hAnsi="宋体"/>
+          <w:szCs w:val="21"/>
+        </w:rPr>
+        <w:t>每个输入数据（向量）是k</w:t>
+      </w:r>
+      <w:proofErr w:type="gramStart"/>
+      <w:r>
+        <w:rPr>
+          <w:rFonts w:ascii="宋体" w:eastAsia="宋体" w:hAnsi="宋体"/>
+          <w:szCs w:val="21"/>
+        </w:rPr>
+        <w:t>个</w:t>
+      </w:r>
+      <w:proofErr w:type="gramEnd"/>
+      <w:r>
+        <w:rPr>
+          <w:rFonts w:ascii="宋体" w:eastAsia="宋体" w:hAnsi="宋体"/>
+          <w:szCs w:val="21"/>
+        </w:rPr>
+        <w:t>主成分向量的线性组合主成分按"重要性"或强度递减的顺序进行排序</w:t>
+      </w:r>
+      <w:r>
+        <w:rPr>
+          <w:rFonts w:ascii="宋体" w:eastAsia="宋体" w:hAnsi="宋体" w:hint="eastAsia"/>
+          <w:szCs w:val="21"/>
+        </w:rPr>
+        <w:t>，</w:t>
+      </w:r>
+      <w:r>
+        <w:rPr>
+          <w:rFonts w:ascii="宋体" w:eastAsia="宋体" w:hAnsi="宋体"/>
+          <w:szCs w:val="21"/>
+        </w:rPr>
+        <w:t>由于成分是分类的，通过消除弱成分，即那些低方差的成分，可以减少数据的大小（即使用最强的主成分，以重建一个良好的原始数据近似）</w:t>
+      </w:r>
+      <w:r>
+        <w:rPr>
+          <w:rFonts w:ascii="宋体" w:eastAsia="宋体" w:hAnsi="宋体"/>
+          <w:szCs w:val="21"/>
+          <w:highlight w:val="red"/>
+        </w:rPr>
+        <w:t>只对数值数据</w:t>
+      </w:r>
+      <w:r>
+        <w:rPr>
+          <w:rFonts w:ascii="宋体" w:eastAsia="宋体" w:hAnsi="宋体"/>
+          <w:szCs w:val="21"/>
+        </w:rPr>
+        <w:t>起作用</w:t>
+      </w:r>
+      <w:r>
+        <w:rPr>
+          <w:rFonts w:ascii="宋体" w:eastAsia="宋体" w:hAnsi="宋体" w:hint="eastAsia"/>
+          <w:szCs w:val="21"/>
+          <w:highlight w:val="yellow"/>
+        </w:rPr>
+        <w:t>2</w:t>
+      </w:r>
+      <w:r>
+        <w:rPr>
+          <w:rFonts w:ascii="宋体" w:eastAsia="宋体" w:hAnsi="宋体"/>
+          <w:szCs w:val="21"/>
+          <w:highlight w:val="yellow"/>
+        </w:rPr>
+        <w:t>监督和非线性技术</w:t>
+      </w:r>
+      <w:r>
+        <w:rPr>
+          <w:rFonts w:ascii="宋体" w:eastAsia="宋体" w:hAnsi="宋体" w:hint="eastAsia"/>
           <w:szCs w:val="21"/>
           <w:highlight w:val="cyan"/>
         </w:rPr>
-        <w:lastRenderedPageBreak/>
-        <w:t>（方法）</w:t>
-      </w:r>
-      <w:r>
-        <w:rPr>
-          <w:rFonts w:ascii="宋体" w:eastAsia="宋体" w:hAnsi="宋体"/>
-          <w:szCs w:val="21"/>
-        </w:rPr>
-        <w:t>给出n维的N</w:t>
+        <w:t>1</w:t>
+      </w:r>
+      <w:r>
+        <w:rPr>
+          <w:rFonts w:ascii="宋体" w:eastAsia="宋体" w:hAnsi="宋体"/>
+          <w:szCs w:val="21"/>
+          <w:highlight w:val="cyan"/>
+        </w:rPr>
+        <w:t>特征子集选择</w:t>
+      </w:r>
+      <w:r>
+        <w:rPr>
+          <w:rFonts w:ascii="宋体" w:eastAsia="宋体" w:hAnsi="宋体"/>
+          <w:szCs w:val="21"/>
+        </w:rPr>
+        <w:t>属性子集选择</w:t>
+      </w:r>
+      <w:r>
+        <w:rPr>
+          <w:rFonts w:ascii="宋体" w:eastAsia="宋体" w:hAnsi="宋体" w:hint="eastAsia"/>
+          <w:szCs w:val="21"/>
+        </w:rPr>
+        <w:t>，</w:t>
+      </w:r>
+      <w:r>
+        <w:rPr>
+          <w:rFonts w:ascii="宋体" w:eastAsia="宋体" w:hAnsi="宋体"/>
+          <w:szCs w:val="21"/>
+        </w:rPr>
+        <w:t>另一种降低数据维度的方法</w:t>
+      </w:r>
+      <w:r>
+        <w:rPr>
+          <w:rFonts w:ascii="宋体" w:eastAsia="宋体" w:hAnsi="宋体"/>
+          <w:szCs w:val="21"/>
+          <w:highlight w:val="magenta"/>
+        </w:rPr>
+        <w:t>冗长的属性</w:t>
+      </w:r>
+      <w:r>
+        <w:rPr>
+          <w:rFonts w:ascii="宋体" w:eastAsia="宋体" w:hAnsi="宋体"/>
+          <w:szCs w:val="21"/>
+        </w:rPr>
+        <w:t>重复一个或多个其他属性中包含的大部分或全部信息</w:t>
+      </w:r>
+      <w:r>
+        <w:rPr>
+          <w:rFonts w:ascii="宋体" w:eastAsia="宋体" w:hAnsi="宋体" w:hint="eastAsia"/>
+          <w:szCs w:val="21"/>
+        </w:rPr>
+        <w:t>，</w:t>
+      </w:r>
+      <w:r>
+        <w:rPr>
+          <w:rFonts w:ascii="宋体" w:eastAsia="宋体" w:hAnsi="宋体"/>
+          <w:szCs w:val="21"/>
+        </w:rPr>
+        <w:t>如产品的购买价格和支付的销售税金额</w:t>
+      </w:r>
+      <w:r>
+        <w:rPr>
+          <w:rFonts w:ascii="宋体" w:eastAsia="宋体" w:hAnsi="宋体"/>
+          <w:szCs w:val="21"/>
+          <w:highlight w:val="magenta"/>
+        </w:rPr>
+        <w:t>不相关的属性</w:t>
+      </w:r>
+      <w:r>
+        <w:rPr>
+          <w:rFonts w:ascii="宋体" w:eastAsia="宋体" w:hAnsi="宋体"/>
+          <w:szCs w:val="21"/>
+        </w:rPr>
+        <w:t>不包含对手头的数据挖掘任务有用的信息</w:t>
+      </w:r>
+      <w:r>
+        <w:rPr>
+          <w:rFonts w:ascii="宋体" w:eastAsia="宋体" w:hAnsi="宋体" w:hint="eastAsia"/>
+          <w:szCs w:val="21"/>
+        </w:rPr>
+        <w:t>，</w:t>
+      </w:r>
+      <w:r>
+        <w:rPr>
+          <w:rFonts w:ascii="宋体" w:eastAsia="宋体" w:hAnsi="宋体"/>
+          <w:szCs w:val="21"/>
+        </w:rPr>
+        <w:t>例一个学生的ID通常与预测他/她的GPA无关</w:t>
+      </w:r>
+      <w:r>
+        <w:rPr>
+          <w:rFonts w:ascii="宋体" w:eastAsia="宋体" w:hAnsi="宋体"/>
+          <w:szCs w:val="21"/>
+          <w:highlight w:val="darkYellow"/>
+        </w:rPr>
+        <w:t>属性选择中的启发式搜索</w:t>
+      </w:r>
+      <w:r>
+        <w:rPr>
+          <w:rFonts w:ascii="宋体" w:eastAsia="宋体" w:hAnsi="宋体"/>
+          <w:szCs w:val="21"/>
+        </w:rPr>
+        <w:t>有可能2d的属性组合是d</w:t>
       </w:r>
       <w:proofErr w:type="gramStart"/>
       <w:r>
@@ -23609,7 +23883,1799 @@
           <w:rFonts w:ascii="宋体" w:eastAsia="宋体" w:hAnsi="宋体"/>
           <w:szCs w:val="21"/>
         </w:rPr>
-        <w:t>数据向量，找出</w:t>
+        <w:t>属性</w:t>
+      </w:r>
+      <w:r>
+        <w:rPr>
+          <w:rFonts w:ascii="宋体" w:eastAsia="宋体" w:hAnsi="宋体" w:hint="eastAsia"/>
+          <w:szCs w:val="21"/>
+        </w:rPr>
+        <w:t>，</w:t>
+      </w:r>
+      <w:r>
+        <w:rPr>
+          <w:rFonts w:ascii="宋体" w:eastAsia="宋体" w:hAnsi="宋体"/>
+          <w:szCs w:val="21"/>
+        </w:rPr>
+        <w:t>典型的启发式属性选择方法</w:t>
+      </w:r>
+      <w:r>
+        <w:rPr>
+          <w:rFonts w:ascii="宋体" w:eastAsia="宋体" w:hAnsi="宋体" w:hint="eastAsia"/>
+          <w:szCs w:val="21"/>
+        </w:rPr>
+        <w:t>：</w:t>
+      </w:r>
+      <w:r>
+        <w:rPr>
+          <w:rFonts w:ascii="宋体" w:eastAsia="宋体" w:hAnsi="宋体"/>
+          <w:szCs w:val="21"/>
+        </w:rPr>
+        <w:t>属性独立假设下的最佳单一属性：通过显著性检验选择</w:t>
+      </w:r>
+      <w:r>
+        <w:rPr>
+          <w:rFonts w:ascii="宋体" w:eastAsia="宋体" w:hAnsi="宋体" w:hint="eastAsia"/>
+          <w:szCs w:val="21"/>
+        </w:rPr>
+        <w:t>，</w:t>
+      </w:r>
+      <w:r>
+        <w:rPr>
+          <w:rFonts w:ascii="宋体" w:eastAsia="宋体" w:hAnsi="宋体"/>
+          <w:szCs w:val="21"/>
+        </w:rPr>
+        <w:t>最佳阶梯式特征选择</w:t>
+      </w:r>
+      <w:r>
+        <w:rPr>
+          <w:rFonts w:ascii="宋体" w:eastAsia="宋体" w:hAnsi="宋体" w:hint="eastAsia"/>
+          <w:szCs w:val="21"/>
+        </w:rPr>
+        <w:t>（</w:t>
+      </w:r>
+      <w:r>
+        <w:rPr>
+          <w:rFonts w:ascii="宋体" w:eastAsia="宋体" w:hAnsi="宋体"/>
+          <w:szCs w:val="21"/>
+        </w:rPr>
+        <w:t>首先挑选出最好的单一属性</w:t>
+      </w:r>
+      <w:r>
+        <w:rPr>
+          <w:rFonts w:ascii="宋体" w:eastAsia="宋体" w:hAnsi="宋体" w:hint="eastAsia"/>
+          <w:szCs w:val="21"/>
+        </w:rPr>
+        <w:t>，</w:t>
+      </w:r>
+      <w:r>
+        <w:rPr>
+          <w:rFonts w:ascii="宋体" w:eastAsia="宋体" w:hAnsi="宋体"/>
+          <w:szCs w:val="21"/>
+        </w:rPr>
+        <w:t>然后，下一个最佳属性条件是第一个...</w:t>
+      </w:r>
+      <w:r>
+        <w:rPr>
+          <w:rFonts w:ascii="宋体" w:eastAsia="宋体" w:hAnsi="宋体" w:hint="eastAsia"/>
+          <w:szCs w:val="21"/>
+        </w:rPr>
+        <w:t>），</w:t>
+      </w:r>
+      <w:r>
+        <w:rPr>
+          <w:rFonts w:ascii="宋体" w:eastAsia="宋体" w:hAnsi="宋体"/>
+          <w:szCs w:val="21"/>
+        </w:rPr>
+        <w:t>循序渐进的属性消除</w:t>
+      </w:r>
+      <w:r>
+        <w:rPr>
+          <w:rFonts w:ascii="宋体" w:eastAsia="宋体" w:hAnsi="宋体" w:hint="eastAsia"/>
+          <w:szCs w:val="21"/>
+        </w:rPr>
+        <w:t>（</w:t>
+      </w:r>
+      <w:r>
+        <w:rPr>
+          <w:rFonts w:ascii="宋体" w:eastAsia="宋体" w:hAnsi="宋体"/>
+          <w:szCs w:val="21"/>
+        </w:rPr>
+        <w:t>反复消除最差的属性</w:t>
+      </w:r>
+      <w:r>
+        <w:rPr>
+          <w:rFonts w:ascii="宋体" w:eastAsia="宋体" w:hAnsi="宋体" w:hint="eastAsia"/>
+          <w:szCs w:val="21"/>
+        </w:rPr>
+        <w:t>），</w:t>
+      </w:r>
+      <w:r>
+        <w:rPr>
+          <w:rFonts w:ascii="宋体" w:eastAsia="宋体" w:hAnsi="宋体"/>
+          <w:szCs w:val="21"/>
+        </w:rPr>
+        <w:t>最佳组合属性选择和消除</w:t>
+      </w:r>
+      <w:r>
+        <w:rPr>
+          <w:rFonts w:ascii="宋体" w:eastAsia="宋体" w:hAnsi="宋体" w:hint="eastAsia"/>
+          <w:szCs w:val="21"/>
+        </w:rPr>
+        <w:t>，</w:t>
+      </w:r>
+      <w:r>
+        <w:rPr>
+          <w:rFonts w:ascii="宋体" w:eastAsia="宋体" w:hAnsi="宋体"/>
+          <w:szCs w:val="21"/>
+        </w:rPr>
+        <w:t>最佳的分支和边界</w:t>
+      </w:r>
+      <w:r>
+        <w:rPr>
+          <w:rFonts w:ascii="宋体" w:eastAsia="宋体" w:hAnsi="宋体" w:hint="eastAsia"/>
+          <w:szCs w:val="21"/>
+        </w:rPr>
+        <w:t>（</w:t>
+      </w:r>
+      <w:r>
+        <w:rPr>
+          <w:rFonts w:ascii="宋体" w:eastAsia="宋体" w:hAnsi="宋体"/>
+          <w:szCs w:val="21"/>
+        </w:rPr>
+        <w:t>使用属性消除和回溯法</w:t>
+      </w:r>
+      <w:r>
+        <w:rPr>
+          <w:rFonts w:ascii="宋体" w:eastAsia="宋体" w:hAnsi="宋体" w:hint="eastAsia"/>
+          <w:szCs w:val="21"/>
+        </w:rPr>
+        <w:t>）</w:t>
+      </w:r>
+      <w:r>
+        <w:rPr>
+          <w:rFonts w:ascii="宋体" w:eastAsia="宋体" w:hAnsi="宋体" w:hint="eastAsia"/>
+          <w:szCs w:val="21"/>
+          <w:highlight w:val="cyan"/>
+        </w:rPr>
+        <w:t>2</w:t>
+      </w:r>
+      <w:r>
+        <w:rPr>
+          <w:rFonts w:ascii="宋体" w:eastAsia="宋体" w:hAnsi="宋体"/>
+          <w:szCs w:val="21"/>
+          <w:highlight w:val="cyan"/>
+        </w:rPr>
+        <w:t>特征创建（特征生成）</w:t>
+      </w:r>
+      <w:r>
+        <w:rPr>
+          <w:rFonts w:ascii="宋体" w:eastAsia="宋体" w:hAnsi="宋体"/>
+          <w:szCs w:val="21"/>
+        </w:rPr>
+        <w:t>创建新的属性（特征），可以比原来的属性更有效地捕捉数据集中的重要信息</w:t>
+      </w:r>
+      <w:r>
+        <w:rPr>
+          <w:rFonts w:ascii="宋体" w:eastAsia="宋体" w:hAnsi="宋体"/>
+          <w:szCs w:val="21"/>
+          <w:highlight w:val="darkYellow"/>
+        </w:rPr>
+        <w:t>三个一般的方法学</w:t>
+      </w:r>
+      <w:r>
+        <w:rPr>
+          <w:rFonts w:ascii="宋体" w:eastAsia="宋体" w:hAnsi="宋体"/>
+          <w:szCs w:val="21"/>
+        </w:rPr>
+        <w:t>属性提取</w:t>
+      </w:r>
+      <w:r>
+        <w:rPr>
+          <w:rFonts w:ascii="宋体" w:eastAsia="宋体" w:hAnsi="宋体" w:hint="eastAsia"/>
+          <w:szCs w:val="21"/>
+        </w:rPr>
+        <w:t>（</w:t>
+      </w:r>
+      <w:r>
+        <w:rPr>
+          <w:rFonts w:ascii="宋体" w:eastAsia="宋体" w:hAnsi="宋体"/>
+          <w:szCs w:val="21"/>
+        </w:rPr>
+        <w:t>特定领域</w:t>
+      </w:r>
+      <w:r>
+        <w:rPr>
+          <w:rFonts w:ascii="宋体" w:eastAsia="宋体" w:hAnsi="宋体" w:hint="eastAsia"/>
+          <w:szCs w:val="21"/>
+        </w:rPr>
+        <w:t>）；</w:t>
+      </w:r>
+      <w:r>
+        <w:rPr>
+          <w:rFonts w:ascii="宋体" w:eastAsia="宋体" w:hAnsi="宋体"/>
+          <w:szCs w:val="21"/>
+        </w:rPr>
+        <w:t>将数据映射到新的空间（如傅里叶变换、小波变换、流形方法（不包括）</w:t>
+      </w:r>
+      <w:r>
+        <w:rPr>
+          <w:rFonts w:ascii="宋体" w:eastAsia="宋体" w:hAnsi="宋体" w:hint="eastAsia"/>
+          <w:szCs w:val="21"/>
+        </w:rPr>
+        <w:t>）</w:t>
+      </w:r>
+      <w:r>
+        <w:rPr>
+          <w:rFonts w:ascii="宋体" w:eastAsia="宋体" w:hAnsi="宋体"/>
+          <w:szCs w:val="21"/>
+        </w:rPr>
+        <w:t>属性构建</w:t>
+      </w:r>
+      <w:r>
+        <w:rPr>
+          <w:rFonts w:ascii="宋体" w:eastAsia="宋体" w:hAnsi="宋体" w:hint="eastAsia"/>
+          <w:szCs w:val="21"/>
+        </w:rPr>
+        <w:t>（</w:t>
+      </w:r>
+      <w:r>
+        <w:rPr>
+          <w:rFonts w:ascii="宋体" w:eastAsia="宋体" w:hAnsi="宋体"/>
+          <w:szCs w:val="21"/>
+        </w:rPr>
+        <w:t>结合特征</w:t>
+      </w:r>
+      <w:r>
+        <w:rPr>
+          <w:rFonts w:ascii="宋体" w:eastAsia="宋体" w:hAnsi="宋体" w:hint="eastAsia"/>
+          <w:szCs w:val="21"/>
+        </w:rPr>
+        <w:t>，</w:t>
+      </w:r>
+      <w:r>
+        <w:rPr>
+          <w:rFonts w:ascii="宋体" w:eastAsia="宋体" w:hAnsi="宋体"/>
+          <w:szCs w:val="21"/>
+        </w:rPr>
+        <w:t>数据离散化</w:t>
+      </w:r>
+      <w:r>
+        <w:rPr>
+          <w:rFonts w:ascii="宋体" w:eastAsia="宋体" w:hAnsi="宋体"/>
+          <w:szCs w:val="21"/>
+        </w:rPr>
+        <w:t>）</w:t>
+      </w:r>
+      <w:r>
+        <w:rPr>
+          <w:rFonts w:ascii="宋体" w:eastAsia="宋体" w:hAnsi="宋体" w:hint="eastAsia"/>
+          <w:color w:val="EE0000"/>
+          <w:szCs w:val="21"/>
+        </w:rPr>
+        <w:t>Chap4</w:t>
+      </w:r>
+      <w:r>
+        <w:rPr>
+          <w:rFonts w:ascii="宋体" w:eastAsia="宋体" w:hAnsi="宋体" w:hint="eastAsia"/>
+          <w:szCs w:val="21"/>
+          <w:highlight w:val="green"/>
+        </w:rPr>
+        <w:t>什么是数据仓库</w:t>
+      </w:r>
+      <w:r>
+        <w:rPr>
+          <w:rFonts w:ascii="宋体" w:eastAsia="宋体" w:hAnsi="宋体"/>
+          <w:szCs w:val="21"/>
+        </w:rPr>
+        <w:t>有许多不同的定义，但没有严格的定义</w:t>
+      </w:r>
+      <w:r>
+        <w:rPr>
+          <w:rFonts w:ascii="宋体" w:eastAsia="宋体" w:hAnsi="宋体" w:hint="eastAsia"/>
+          <w:szCs w:val="21"/>
+        </w:rPr>
+        <w:t>;</w:t>
+      </w:r>
+      <w:r>
+        <w:rPr>
+          <w:rFonts w:ascii="宋体" w:eastAsia="宋体" w:hAnsi="宋体"/>
+          <w:szCs w:val="21"/>
+        </w:rPr>
+        <w:t>一个决策支持数据库，与组织的业务数据库分开维护</w:t>
+      </w:r>
+      <w:r>
+        <w:rPr>
+          <w:rFonts w:ascii="宋体" w:eastAsia="宋体" w:hAnsi="宋体" w:hint="eastAsia"/>
+          <w:szCs w:val="21"/>
+        </w:rPr>
+        <w:t>,</w:t>
+      </w:r>
+      <w:r>
+        <w:rPr>
+          <w:rFonts w:ascii="宋体" w:eastAsia="宋体" w:hAnsi="宋体"/>
+          <w:szCs w:val="21"/>
+        </w:rPr>
+        <w:t>提供一个坚实的综合历史数据平台进行分析，支持信息处理。</w:t>
+      </w:r>
+      <w:proofErr w:type="gramStart"/>
+      <w:r>
+        <w:rPr>
+          <w:rFonts w:ascii="宋体" w:eastAsia="宋体" w:hAnsi="宋体"/>
+          <w:szCs w:val="21"/>
+        </w:rPr>
+        <w:t>“</w:t>
+      </w:r>
+      <w:proofErr w:type="gramEnd"/>
+      <w:r>
+        <w:rPr>
+          <w:rFonts w:ascii="宋体" w:eastAsia="宋体" w:hAnsi="宋体"/>
+          <w:szCs w:val="21"/>
+        </w:rPr>
+        <w:t>数据仓库是一个</w:t>
+      </w:r>
+      <w:r>
+        <w:rPr>
+          <w:rFonts w:ascii="宋体" w:eastAsia="宋体" w:hAnsi="宋体"/>
+          <w:szCs w:val="21"/>
+          <w:highlight w:val="red"/>
+        </w:rPr>
+        <w:t>面向主题的、集成的、时变的、非易失性的</w:t>
+      </w:r>
+      <w:r>
+        <w:rPr>
+          <w:rFonts w:ascii="宋体" w:eastAsia="宋体" w:hAnsi="宋体"/>
+          <w:szCs w:val="21"/>
+        </w:rPr>
+        <w:t>用于支持管理者决策过程的数据集合"</w:t>
+      </w:r>
+      <w:r>
+        <w:rPr>
+          <w:rFonts w:ascii="宋体" w:eastAsia="宋体" w:hAnsi="宋体" w:hint="eastAsia"/>
+          <w:szCs w:val="21"/>
+          <w:highlight w:val="yellow"/>
+        </w:rPr>
+        <w:t>1</w:t>
+      </w:r>
+      <w:r>
+        <w:rPr>
+          <w:rFonts w:ascii="宋体" w:eastAsia="宋体" w:hAnsi="宋体"/>
+          <w:szCs w:val="21"/>
+          <w:highlight w:val="yellow"/>
+        </w:rPr>
+        <w:t>面向主题</w:t>
+      </w:r>
+      <w:r>
+        <w:rPr>
+          <w:rFonts w:ascii="宋体" w:eastAsia="宋体" w:hAnsi="宋体"/>
+          <w:szCs w:val="21"/>
+        </w:rPr>
+        <w:t>围绕主要主题组织，如客户、产品、销售</w:t>
+      </w:r>
+      <w:r>
+        <w:rPr>
+          <w:rFonts w:ascii="宋体" w:eastAsia="宋体" w:hAnsi="宋体" w:hint="eastAsia"/>
+          <w:szCs w:val="21"/>
+        </w:rPr>
+        <w:t>，</w:t>
+      </w:r>
+      <w:r>
+        <w:rPr>
+          <w:rFonts w:ascii="宋体" w:eastAsia="宋体" w:hAnsi="宋体"/>
+          <w:szCs w:val="21"/>
+        </w:rPr>
+        <w:t>专注于为决策者建立模型和分析数据，而不是日常运作或交易处理</w:t>
+      </w:r>
+      <w:r>
+        <w:rPr>
+          <w:rFonts w:ascii="宋体" w:eastAsia="宋体" w:hAnsi="宋体" w:hint="eastAsia"/>
+          <w:szCs w:val="21"/>
+        </w:rPr>
+        <w:t>，</w:t>
+      </w:r>
+      <w:r>
+        <w:rPr>
+          <w:rFonts w:ascii="宋体" w:eastAsia="宋体" w:hAnsi="宋体"/>
+          <w:szCs w:val="21"/>
+        </w:rPr>
+        <w:t>通过排除在决策支持过程中无用的数据，围绕特定的主题问题提供一个简单且简洁的视图</w:t>
+      </w:r>
+      <w:r>
+        <w:rPr>
+          <w:rFonts w:ascii="宋体" w:eastAsia="宋体" w:hAnsi="宋体" w:hint="eastAsia"/>
+          <w:szCs w:val="21"/>
+          <w:highlight w:val="yellow"/>
+        </w:rPr>
+        <w:t>2</w:t>
+      </w:r>
+      <w:r>
+        <w:rPr>
+          <w:rFonts w:ascii="宋体" w:eastAsia="宋体" w:hAnsi="宋体"/>
+          <w:szCs w:val="21"/>
+          <w:highlight w:val="yellow"/>
+        </w:rPr>
+        <w:t>集成的</w:t>
+      </w:r>
+      <w:r>
+        <w:rPr>
+          <w:rFonts w:ascii="宋体" w:eastAsia="宋体" w:hAnsi="宋体" w:hint="eastAsia"/>
+          <w:szCs w:val="21"/>
+          <w:highlight w:val="cyan"/>
+        </w:rPr>
+        <w:t>1</w:t>
+      </w:r>
+      <w:r>
+        <w:rPr>
+          <w:rFonts w:ascii="宋体" w:eastAsia="宋体" w:hAnsi="宋体"/>
+          <w:szCs w:val="21"/>
+          <w:highlight w:val="cyan"/>
+        </w:rPr>
+        <w:t>基于集成多个</w:t>
+      </w:r>
+      <w:r>
+        <w:rPr>
+          <w:rFonts w:ascii="宋体" w:eastAsia="宋体" w:hAnsi="宋体"/>
+          <w:szCs w:val="21"/>
+        </w:rPr>
+        <w:t>、异构的数据源进行构建</w:t>
+      </w:r>
+      <w:r>
+        <w:rPr>
+          <w:rFonts w:ascii="宋体" w:eastAsia="宋体" w:hAnsi="宋体" w:hint="eastAsia"/>
+          <w:szCs w:val="21"/>
+        </w:rPr>
+        <w:t>（</w:t>
+      </w:r>
+      <w:r>
+        <w:rPr>
+          <w:rFonts w:ascii="宋体" w:eastAsia="宋体" w:hAnsi="宋体"/>
+          <w:szCs w:val="21"/>
+        </w:rPr>
+        <w:t>关系数据库、一般文件、联机事务处理记录</w:t>
+      </w:r>
+      <w:r>
+        <w:rPr>
+          <w:rFonts w:ascii="宋体" w:eastAsia="宋体" w:hAnsi="宋体" w:hint="eastAsia"/>
+          <w:szCs w:val="21"/>
+        </w:rPr>
+        <w:t>）</w:t>
+      </w:r>
+      <w:r>
+        <w:rPr>
+          <w:rFonts w:ascii="宋体" w:eastAsia="宋体" w:hAnsi="宋体"/>
+          <w:szCs w:val="21"/>
+          <w:highlight w:val="cyan"/>
+        </w:rPr>
+        <w:t>应用数据清理</w:t>
+      </w:r>
+      <w:r>
+        <w:rPr>
+          <w:rFonts w:ascii="宋体" w:eastAsia="宋体" w:hAnsi="宋体"/>
+          <w:szCs w:val="21"/>
+        </w:rPr>
+        <w:t>及数据集成技术</w:t>
+      </w:r>
+      <w:r>
+        <w:rPr>
+          <w:rFonts w:ascii="宋体" w:eastAsia="宋体" w:hAnsi="宋体" w:hint="eastAsia"/>
+          <w:szCs w:val="21"/>
+        </w:rPr>
+        <w:t>（</w:t>
+      </w:r>
+      <w:r>
+        <w:rPr>
+          <w:rFonts w:ascii="宋体" w:eastAsia="宋体" w:hAnsi="宋体"/>
+          <w:szCs w:val="21"/>
+        </w:rPr>
+        <w:t>确保不同数据源中的命名约定、编码结构、属性度量等方面的一致性</w:t>
+      </w:r>
+      <w:r>
+        <w:rPr>
+          <w:rFonts w:ascii="宋体" w:eastAsia="宋体" w:hAnsi="宋体" w:hint="eastAsia"/>
+          <w:szCs w:val="21"/>
+        </w:rPr>
+        <w:t>，</w:t>
+      </w:r>
+      <w:r>
+        <w:rPr>
+          <w:rFonts w:ascii="宋体" w:eastAsia="宋体" w:hAnsi="宋体"/>
+          <w:szCs w:val="21"/>
+        </w:rPr>
+        <w:t>例如，宾馆价格：货币种类、税额、是否含早餐等等</w:t>
+      </w:r>
+      <w:r>
+        <w:rPr>
+          <w:rFonts w:ascii="宋体" w:eastAsia="宋体" w:hAnsi="宋体" w:hint="eastAsia"/>
+          <w:szCs w:val="21"/>
+          <w:highlight w:val="cyan"/>
+        </w:rPr>
+        <w:t>3</w:t>
+      </w:r>
+      <w:r>
+        <w:rPr>
+          <w:rFonts w:ascii="宋体" w:eastAsia="宋体" w:hAnsi="宋体"/>
+          <w:szCs w:val="21"/>
+          <w:highlight w:val="cyan"/>
+        </w:rPr>
+        <w:t>当数据被移入数据仓库时将会被转换</w:t>
+      </w:r>
+      <w:r>
+        <w:rPr>
+          <w:rFonts w:ascii="宋体" w:eastAsia="宋体" w:hAnsi="宋体" w:hint="eastAsia"/>
+          <w:szCs w:val="21"/>
+          <w:highlight w:val="yellow"/>
+        </w:rPr>
+        <w:t>3</w:t>
+      </w:r>
+      <w:r>
+        <w:rPr>
+          <w:rFonts w:ascii="宋体" w:eastAsia="宋体" w:hAnsi="宋体"/>
+          <w:szCs w:val="21"/>
+          <w:highlight w:val="yellow"/>
+        </w:rPr>
+        <w:t>时变的</w:t>
+      </w:r>
+      <w:r>
+        <w:rPr>
+          <w:rFonts w:ascii="宋体" w:eastAsia="宋体" w:hAnsi="宋体" w:hint="eastAsia"/>
+          <w:szCs w:val="21"/>
+          <w:highlight w:val="cyan"/>
+        </w:rPr>
+        <w:t>1</w:t>
+      </w:r>
+      <w:r>
+        <w:rPr>
+          <w:rFonts w:ascii="宋体" w:eastAsia="宋体" w:hAnsi="宋体"/>
+          <w:szCs w:val="21"/>
+          <w:highlight w:val="cyan"/>
+        </w:rPr>
+        <w:t>数据仓库涵盖的时间范围要显著长于业务操作系统数据</w:t>
+      </w:r>
+      <w:r>
+        <w:rPr>
+          <w:rFonts w:ascii="宋体" w:eastAsia="宋体" w:hAnsi="宋体"/>
+          <w:szCs w:val="21"/>
+        </w:rPr>
+        <w:t>业务操作数据库数据：实时数据</w:t>
+      </w:r>
+      <w:r>
+        <w:rPr>
+          <w:rFonts w:ascii="宋体" w:eastAsia="宋体" w:hAnsi="宋体" w:hint="eastAsia"/>
+          <w:szCs w:val="21"/>
+        </w:rPr>
+        <w:t>；</w:t>
+      </w:r>
+      <w:r>
+        <w:rPr>
+          <w:rFonts w:ascii="宋体" w:eastAsia="宋体" w:hAnsi="宋体"/>
+          <w:szCs w:val="21"/>
+        </w:rPr>
+        <w:t>数据仓库数据：从历史角度提供信息</w:t>
+      </w:r>
+      <w:r>
+        <w:rPr>
+          <w:rFonts w:ascii="宋体" w:eastAsia="宋体" w:hAnsi="宋体" w:hint="eastAsia"/>
+          <w:szCs w:val="21"/>
+        </w:rPr>
+        <w:t>，</w:t>
+      </w:r>
+      <w:r>
+        <w:rPr>
+          <w:rFonts w:ascii="宋体" w:eastAsia="宋体" w:hAnsi="宋体"/>
+          <w:szCs w:val="21"/>
+        </w:rPr>
+        <w:t>例如，过去的5-10年</w:t>
+      </w:r>
+      <w:r>
+        <w:rPr>
+          <w:rFonts w:ascii="宋体" w:eastAsia="宋体" w:hAnsi="宋体" w:hint="eastAsia"/>
+          <w:szCs w:val="21"/>
+          <w:highlight w:val="cyan"/>
+        </w:rPr>
+        <w:t>2</w:t>
+      </w:r>
+      <w:r>
+        <w:rPr>
+          <w:rFonts w:ascii="宋体" w:eastAsia="宋体" w:hAnsi="宋体"/>
+          <w:szCs w:val="21"/>
+          <w:highlight w:val="cyan"/>
+        </w:rPr>
+        <w:t>数据仓库中的每个关键结构</w:t>
+      </w:r>
+      <w:r>
+        <w:rPr>
+          <w:rFonts w:ascii="宋体" w:eastAsia="宋体" w:hAnsi="宋体"/>
+          <w:szCs w:val="21"/>
+        </w:rPr>
+        <w:t>隐式或显式地包括时间元素</w:t>
+      </w:r>
+      <w:r>
+        <w:rPr>
+          <w:rFonts w:ascii="宋体" w:eastAsia="宋体" w:hAnsi="宋体" w:hint="eastAsia"/>
+          <w:szCs w:val="21"/>
+        </w:rPr>
+        <w:t>；</w:t>
+      </w:r>
+      <w:r>
+        <w:rPr>
+          <w:rFonts w:ascii="宋体" w:eastAsia="宋体" w:hAnsi="宋体"/>
+          <w:szCs w:val="21"/>
+        </w:rPr>
+        <w:t>但是业务数据库中的关键结构既可包括也可以不包括“时间元素”</w:t>
+      </w:r>
+      <w:r>
+        <w:rPr>
+          <w:rFonts w:ascii="宋体" w:eastAsia="宋体" w:hAnsi="宋体" w:hint="eastAsia"/>
+          <w:szCs w:val="21"/>
+          <w:highlight w:val="yellow"/>
+        </w:rPr>
+        <w:t>4</w:t>
+      </w:r>
+      <w:r>
+        <w:rPr>
+          <w:rFonts w:ascii="宋体" w:eastAsia="宋体" w:hAnsi="宋体"/>
+          <w:szCs w:val="21"/>
+          <w:highlight w:val="yellow"/>
+        </w:rPr>
+        <w:t>非易失的</w:t>
+      </w:r>
+      <w:r>
+        <w:rPr>
+          <w:rFonts w:ascii="宋体" w:eastAsia="宋体" w:hAnsi="宋体" w:hint="eastAsia"/>
+          <w:szCs w:val="21"/>
+          <w:highlight w:val="cyan"/>
+        </w:rPr>
+        <w:t>1</w:t>
+      </w:r>
+      <w:r>
+        <w:rPr>
+          <w:rFonts w:ascii="宋体" w:eastAsia="宋体" w:hAnsi="宋体"/>
+          <w:szCs w:val="21"/>
+          <w:highlight w:val="cyan"/>
+        </w:rPr>
+        <w:t>独立性</w:t>
+      </w:r>
+      <w:r>
+        <w:rPr>
+          <w:rFonts w:ascii="宋体" w:eastAsia="宋体" w:hAnsi="宋体"/>
+          <w:szCs w:val="21"/>
+        </w:rPr>
+        <w:t>数据仓库将业务环境中的数据转换并在物理上分离存储</w:t>
+      </w:r>
+      <w:r>
+        <w:rPr>
+          <w:rFonts w:ascii="宋体" w:eastAsia="宋体" w:hAnsi="宋体" w:hint="eastAsia"/>
+          <w:szCs w:val="21"/>
+          <w:highlight w:val="cyan"/>
+        </w:rPr>
+        <w:t>2</w:t>
+      </w:r>
+      <w:r>
+        <w:rPr>
+          <w:rFonts w:ascii="宋体" w:eastAsia="宋体" w:hAnsi="宋体"/>
+          <w:szCs w:val="21"/>
+          <w:highlight w:val="cyan"/>
+        </w:rPr>
+        <w:t>静态</w:t>
+      </w:r>
+      <w:r>
+        <w:rPr>
+          <w:rFonts w:ascii="宋体" w:eastAsia="宋体" w:hAnsi="宋体"/>
+          <w:szCs w:val="21"/>
+        </w:rPr>
+        <w:t>数据仓库环境中不发生数据的操作更新</w:t>
+      </w:r>
+      <w:r>
+        <w:rPr>
+          <w:rFonts w:ascii="宋体" w:eastAsia="宋体" w:hAnsi="宋体" w:hint="eastAsia"/>
+          <w:szCs w:val="21"/>
+        </w:rPr>
+        <w:t>，</w:t>
+      </w:r>
+      <w:r>
+        <w:rPr>
+          <w:rFonts w:ascii="宋体" w:eastAsia="宋体" w:hAnsi="宋体"/>
+          <w:szCs w:val="21"/>
+        </w:rPr>
+        <w:t>不需要事务处理、恢复和并发控制机制</w:t>
+      </w:r>
+      <w:r>
+        <w:rPr>
+          <w:rFonts w:ascii="宋体" w:eastAsia="宋体" w:hAnsi="宋体" w:hint="eastAsia"/>
+          <w:szCs w:val="21"/>
+        </w:rPr>
+        <w:t>；</w:t>
+      </w:r>
+      <w:r>
+        <w:rPr>
+          <w:rFonts w:ascii="宋体" w:eastAsia="宋体" w:hAnsi="宋体"/>
+          <w:szCs w:val="21"/>
+        </w:rPr>
+        <w:t>在数据访问中只需要两个操作</w:t>
+      </w:r>
+      <w:r>
+        <w:rPr>
+          <w:rFonts w:ascii="宋体" w:eastAsia="宋体" w:hAnsi="宋体" w:hint="eastAsia"/>
+          <w:szCs w:val="21"/>
+        </w:rPr>
+        <w:t>：</w:t>
+      </w:r>
+      <w:r>
+        <w:rPr>
+          <w:rFonts w:ascii="宋体" w:eastAsia="宋体" w:hAnsi="宋体"/>
+          <w:szCs w:val="21"/>
+        </w:rPr>
+        <w:t>数据的初始加载和数据的访问</w:t>
+      </w:r>
+      <w:r>
+        <w:rPr>
+          <w:rFonts w:ascii="宋体" w:eastAsia="宋体" w:hAnsi="宋体"/>
+          <w:szCs w:val="21"/>
+          <w:highlight w:val="green"/>
+        </w:rPr>
+        <w:t>OLTP与OLAP</w:t>
+      </w:r>
+      <w:r>
+        <w:rPr>
+          <w:rFonts w:ascii="宋体" w:eastAsia="宋体" w:hAnsi="宋体" w:hint="eastAsia"/>
+          <w:szCs w:val="21"/>
+          <w:highlight w:val="yellow"/>
+        </w:rPr>
+        <w:t>1</w:t>
+      </w:r>
+      <w:r>
+        <w:rPr>
+          <w:rFonts w:ascii="宋体" w:eastAsia="宋体" w:hAnsi="宋体"/>
+          <w:szCs w:val="21"/>
+          <w:highlight w:val="yellow"/>
+        </w:rPr>
+        <w:t>OLTP联机事务处理</w:t>
+      </w:r>
+      <w:r>
+        <w:rPr>
+          <w:rFonts w:ascii="宋体" w:eastAsia="宋体" w:hAnsi="宋体"/>
+          <w:szCs w:val="21"/>
+        </w:rPr>
+        <w:t>DBMS操作</w:t>
+      </w:r>
+      <w:r>
+        <w:rPr>
+          <w:rFonts w:ascii="宋体" w:eastAsia="宋体" w:hAnsi="宋体" w:hint="eastAsia"/>
+          <w:szCs w:val="21"/>
+        </w:rPr>
+        <w:t>，</w:t>
+      </w:r>
+      <w:r>
+        <w:rPr>
+          <w:rFonts w:ascii="宋体" w:eastAsia="宋体" w:hAnsi="宋体"/>
+          <w:szCs w:val="21"/>
+        </w:rPr>
+        <w:t>查询和事务性处理</w:t>
+      </w:r>
+      <w:r>
+        <w:rPr>
+          <w:rFonts w:ascii="宋体" w:eastAsia="宋体" w:hAnsi="宋体" w:hint="eastAsia"/>
+          <w:szCs w:val="21"/>
+          <w:highlight w:val="yellow"/>
+        </w:rPr>
+        <w:t>2</w:t>
+      </w:r>
+      <w:r>
+        <w:rPr>
+          <w:rFonts w:ascii="宋体" w:eastAsia="宋体" w:hAnsi="宋体"/>
+          <w:szCs w:val="21"/>
+          <w:highlight w:val="yellow"/>
+        </w:rPr>
+        <w:t>OLAP联机分析处理</w:t>
+      </w:r>
+      <w:r>
+        <w:rPr>
+          <w:rFonts w:ascii="宋体" w:eastAsia="宋体" w:hAnsi="宋体"/>
+          <w:szCs w:val="21"/>
+        </w:rPr>
+        <w:t>数据仓库操作</w:t>
+      </w:r>
+      <w:r>
+        <w:rPr>
+          <w:rFonts w:ascii="宋体" w:eastAsia="宋体" w:hAnsi="宋体" w:hint="eastAsia"/>
+          <w:szCs w:val="21"/>
+        </w:rPr>
+        <w:t>，</w:t>
+      </w:r>
+      <w:r>
+        <w:rPr>
+          <w:rFonts w:ascii="宋体" w:eastAsia="宋体" w:hAnsi="宋体"/>
+          <w:szCs w:val="21"/>
+        </w:rPr>
+        <w:t>钻孔、切片、切块，等等</w:t>
+      </w:r>
+      <w:r>
+        <w:rPr>
+          <w:rFonts w:ascii="宋体" w:eastAsia="宋体" w:hAnsi="宋体"/>
+          <w:szCs w:val="21"/>
+          <w:highlight w:val="green"/>
+        </w:rPr>
+        <w:t>为什么要建立一个独立的数据仓库</w:t>
+      </w:r>
+      <w:r>
+        <w:rPr>
+          <w:rFonts w:ascii="宋体" w:eastAsia="宋体" w:hAnsi="宋体" w:hint="eastAsia"/>
+          <w:szCs w:val="21"/>
+          <w:highlight w:val="yellow"/>
+        </w:rPr>
+        <w:t>1</w:t>
+      </w:r>
+      <w:r>
+        <w:rPr>
+          <w:rFonts w:ascii="宋体" w:eastAsia="宋体" w:hAnsi="宋体"/>
+          <w:szCs w:val="21"/>
+          <w:highlight w:val="yellow"/>
+        </w:rPr>
+        <w:t>为了两个系统都有很高的性能</w:t>
+      </w:r>
+      <w:r>
+        <w:rPr>
+          <w:rFonts w:ascii="宋体" w:eastAsia="宋体" w:hAnsi="宋体"/>
+          <w:szCs w:val="21"/>
+        </w:rPr>
+        <w:t>DBMS-目的是OLTP：存取方法、索引、并发控制、恢复</w:t>
+      </w:r>
+      <w:r>
+        <w:rPr>
+          <w:rFonts w:ascii="宋体" w:eastAsia="宋体" w:hAnsi="宋体" w:hint="eastAsia"/>
+          <w:szCs w:val="21"/>
+        </w:rPr>
+        <w:t>，</w:t>
+      </w:r>
+      <w:r>
+        <w:rPr>
+          <w:rFonts w:ascii="宋体" w:eastAsia="宋体" w:hAnsi="宋体"/>
+          <w:szCs w:val="21"/>
+        </w:rPr>
+        <w:t>数据仓库-目的是OLAP：复杂的OLAP查询、多维视图、合并统一</w:t>
+      </w:r>
+      <w:r>
+        <w:rPr>
+          <w:rFonts w:ascii="宋体" w:eastAsia="宋体" w:hAnsi="宋体" w:hint="eastAsia"/>
+          <w:szCs w:val="21"/>
+          <w:highlight w:val="yellow"/>
+        </w:rPr>
+        <w:t>2</w:t>
+      </w:r>
+      <w:r>
+        <w:rPr>
+          <w:rFonts w:ascii="宋体" w:eastAsia="宋体" w:hAnsi="宋体"/>
+          <w:szCs w:val="21"/>
+          <w:highlight w:val="yellow"/>
+        </w:rPr>
+        <w:t>不同的功能和不同的数据</w:t>
+      </w:r>
+      <w:r>
+        <w:rPr>
+          <w:rFonts w:ascii="宋体" w:eastAsia="宋体" w:hAnsi="宋体" w:hint="eastAsia"/>
+          <w:szCs w:val="21"/>
+          <w:highlight w:val="cyan"/>
+        </w:rPr>
+        <w:t>1</w:t>
+      </w:r>
+      <w:r>
+        <w:rPr>
+          <w:rFonts w:ascii="宋体" w:eastAsia="宋体" w:hAnsi="宋体"/>
+          <w:szCs w:val="21"/>
+          <w:highlight w:val="cyan"/>
+        </w:rPr>
+        <w:t>缺少数据</w:t>
+      </w:r>
+      <w:r>
+        <w:rPr>
+          <w:rFonts w:ascii="宋体" w:eastAsia="宋体" w:hAnsi="宋体"/>
+          <w:szCs w:val="21"/>
+        </w:rPr>
+        <w:t>：决策支持需要历史数据，而业务数据库通常不维护这些数据</w:t>
+      </w:r>
+      <w:r>
+        <w:rPr>
+          <w:rFonts w:ascii="宋体" w:eastAsia="宋体" w:hAnsi="宋体" w:hint="eastAsia"/>
+          <w:szCs w:val="21"/>
+          <w:highlight w:val="cyan"/>
+        </w:rPr>
+        <w:t>2</w:t>
+      </w:r>
+      <w:r>
+        <w:rPr>
+          <w:rFonts w:ascii="宋体" w:eastAsia="宋体" w:hAnsi="宋体"/>
+          <w:szCs w:val="21"/>
+          <w:highlight w:val="cyan"/>
+        </w:rPr>
+        <w:t>数据整合</w:t>
+      </w:r>
+      <w:r>
+        <w:rPr>
+          <w:rFonts w:ascii="宋体" w:eastAsia="宋体" w:hAnsi="宋体"/>
+          <w:szCs w:val="21"/>
+        </w:rPr>
+        <w:t>决策支持需要将来自异种数据源的数据统一（聚合、汇总）</w:t>
+      </w:r>
+      <w:r>
+        <w:rPr>
+          <w:rFonts w:ascii="宋体" w:eastAsia="宋体" w:hAnsi="宋体" w:hint="eastAsia"/>
+          <w:szCs w:val="21"/>
+          <w:highlight w:val="cyan"/>
+        </w:rPr>
+        <w:t>3</w:t>
+      </w:r>
+      <w:r>
+        <w:rPr>
+          <w:rFonts w:ascii="宋体" w:eastAsia="宋体" w:hAnsi="宋体"/>
+          <w:szCs w:val="21"/>
+          <w:highlight w:val="cyan"/>
+        </w:rPr>
+        <w:t>数据质量</w:t>
+      </w:r>
+      <w:r>
+        <w:rPr>
+          <w:rFonts w:ascii="宋体" w:eastAsia="宋体" w:hAnsi="宋体"/>
+          <w:szCs w:val="21"/>
+        </w:rPr>
+        <w:t>不同的来源通常使用不一致的数据表示、代码和格式，必须加以协调</w:t>
+      </w:r>
+      <w:r>
+        <w:rPr>
+          <w:rFonts w:ascii="宋体" w:eastAsia="宋体" w:hAnsi="宋体"/>
+          <w:szCs w:val="21"/>
+          <w:highlight w:val="green"/>
+        </w:rPr>
+        <w:t>三种数据仓库模式</w:t>
+      </w:r>
+      <w:r>
+        <w:rPr>
+          <w:rFonts w:ascii="宋体" w:eastAsia="宋体" w:hAnsi="宋体" w:hint="eastAsia"/>
+          <w:szCs w:val="21"/>
+          <w:highlight w:val="yellow"/>
+        </w:rPr>
+        <w:t>1</w:t>
+      </w:r>
+      <w:r>
+        <w:rPr>
+          <w:rFonts w:ascii="宋体" w:eastAsia="宋体" w:hAnsi="宋体"/>
+          <w:szCs w:val="21"/>
+          <w:highlight w:val="yellow"/>
+        </w:rPr>
+        <w:t>企业仓库</w:t>
+      </w:r>
+      <w:r>
+        <w:rPr>
+          <w:rFonts w:ascii="宋体" w:eastAsia="宋体" w:hAnsi="宋体"/>
+          <w:szCs w:val="21"/>
+        </w:rPr>
+        <w:t>收集横跨整个组织的所有主体信息</w:t>
+      </w:r>
+      <w:r>
+        <w:rPr>
+          <w:rFonts w:ascii="宋体" w:eastAsia="宋体" w:hAnsi="宋体" w:hint="eastAsia"/>
+          <w:szCs w:val="21"/>
+          <w:highlight w:val="yellow"/>
+        </w:rPr>
+        <w:t>2</w:t>
+      </w:r>
+      <w:r>
+        <w:rPr>
+          <w:rFonts w:ascii="宋体" w:eastAsia="宋体" w:hAnsi="宋体"/>
+          <w:szCs w:val="21"/>
+          <w:highlight w:val="yellow"/>
+        </w:rPr>
+        <w:t>数据集市</w:t>
+      </w:r>
+      <w:r>
+        <w:rPr>
+          <w:rFonts w:ascii="宋体" w:eastAsia="宋体" w:hAnsi="宋体"/>
+          <w:szCs w:val="21"/>
+        </w:rPr>
+        <w:t>对特定用户群有价值的</w:t>
+      </w:r>
+      <w:proofErr w:type="gramStart"/>
+      <w:r>
+        <w:rPr>
+          <w:rFonts w:ascii="宋体" w:eastAsia="宋体" w:hAnsi="宋体"/>
+          <w:szCs w:val="21"/>
+        </w:rPr>
+        <w:t>全组织</w:t>
+      </w:r>
+      <w:proofErr w:type="gramEnd"/>
+      <w:r>
+        <w:rPr>
+          <w:rFonts w:ascii="宋体" w:eastAsia="宋体" w:hAnsi="宋体"/>
+          <w:szCs w:val="21"/>
+        </w:rPr>
+        <w:t>数据的一个子集</w:t>
+      </w:r>
+      <w:r>
+        <w:rPr>
+          <w:rFonts w:ascii="宋体" w:eastAsia="宋体" w:hAnsi="宋体" w:hint="eastAsia"/>
+          <w:szCs w:val="21"/>
+        </w:rPr>
+        <w:t>，</w:t>
+      </w:r>
+      <w:r>
+        <w:rPr>
+          <w:rFonts w:ascii="宋体" w:eastAsia="宋体" w:hAnsi="宋体"/>
+          <w:szCs w:val="21"/>
+        </w:rPr>
+        <w:t>其范围局限于特定的、选定的群体，如营销数据集市</w:t>
+      </w:r>
+      <w:r>
+        <w:rPr>
+          <w:rFonts w:ascii="宋体" w:eastAsia="宋体" w:hAnsi="宋体" w:hint="eastAsia"/>
+          <w:szCs w:val="21"/>
+        </w:rPr>
+        <w:t>，</w:t>
+      </w:r>
+      <w:r>
+        <w:rPr>
+          <w:rFonts w:ascii="宋体" w:eastAsia="宋体" w:hAnsi="宋体"/>
+          <w:szCs w:val="21"/>
+        </w:rPr>
+        <w:t>独立与依赖（直接来自仓库）的数据集市</w:t>
+      </w:r>
+      <w:r>
+        <w:rPr>
+          <w:rFonts w:ascii="宋体" w:eastAsia="宋体" w:hAnsi="宋体" w:hint="eastAsia"/>
+          <w:szCs w:val="21"/>
+          <w:highlight w:val="yellow"/>
+        </w:rPr>
+        <w:t>3</w:t>
+      </w:r>
+      <w:r>
+        <w:rPr>
+          <w:rFonts w:ascii="宋体" w:eastAsia="宋体" w:hAnsi="宋体"/>
+          <w:szCs w:val="21"/>
+          <w:highlight w:val="yellow"/>
+        </w:rPr>
+        <w:t>虚拟仓库</w:t>
+      </w:r>
+      <w:r>
+        <w:rPr>
+          <w:rFonts w:ascii="宋体" w:eastAsia="宋体" w:hAnsi="宋体"/>
+          <w:szCs w:val="21"/>
+        </w:rPr>
+        <w:t>一组关于业务数据库的视图只有一些可能的摘要视图可能会被具体化</w:t>
+      </w:r>
+      <w:r>
+        <w:rPr>
+          <w:rFonts w:ascii="宋体" w:eastAsia="宋体" w:hAnsi="宋体"/>
+          <w:szCs w:val="21"/>
+          <w:highlight w:val="green"/>
+        </w:rPr>
+        <w:t>提取、转换和加载（ETL）</w:t>
+      </w:r>
+      <w:r>
+        <w:rPr>
+          <w:rFonts w:ascii="宋体" w:eastAsia="宋体" w:hAnsi="宋体" w:hint="eastAsia"/>
+          <w:szCs w:val="21"/>
+          <w:highlight w:val="green"/>
+        </w:rPr>
+        <w:t>过程</w:t>
+      </w:r>
+      <w:r>
+        <w:rPr>
+          <w:rFonts w:ascii="宋体" w:eastAsia="宋体" w:hAnsi="宋体" w:hint="eastAsia"/>
+          <w:szCs w:val="21"/>
+          <w:highlight w:val="yellow"/>
+        </w:rPr>
+        <w:t>1</w:t>
+      </w:r>
+      <w:r>
+        <w:rPr>
+          <w:rFonts w:ascii="宋体" w:eastAsia="宋体" w:hAnsi="宋体"/>
+          <w:szCs w:val="21"/>
+          <w:highlight w:val="yellow"/>
+        </w:rPr>
+        <w:t>数据抽取（extract）</w:t>
+      </w:r>
+      <w:r>
+        <w:rPr>
+          <w:rFonts w:ascii="宋体" w:eastAsia="宋体" w:hAnsi="宋体"/>
+          <w:szCs w:val="21"/>
+        </w:rPr>
+        <w:t>从多个、异构的和外部来源获得数据</w:t>
+      </w:r>
+      <w:r>
+        <w:rPr>
+          <w:rFonts w:ascii="宋体" w:eastAsia="宋体" w:hAnsi="宋体" w:hint="eastAsia"/>
+          <w:szCs w:val="21"/>
+          <w:highlight w:val="yellow"/>
+        </w:rPr>
+        <w:t>2</w:t>
+      </w:r>
+      <w:r>
+        <w:rPr>
+          <w:rFonts w:ascii="宋体" w:eastAsia="宋体" w:hAnsi="宋体"/>
+          <w:szCs w:val="21"/>
+          <w:highlight w:val="yellow"/>
+        </w:rPr>
+        <w:t>数据清理</w:t>
+      </w:r>
+      <w:r>
+        <w:rPr>
+          <w:rFonts w:ascii="宋体" w:eastAsia="宋体" w:hAnsi="宋体"/>
+          <w:szCs w:val="21"/>
+        </w:rPr>
+        <w:t>检测数据中的错误，并在可能的情况下纠正它们</w:t>
+      </w:r>
+      <w:r>
+        <w:rPr>
+          <w:rFonts w:ascii="宋体" w:eastAsia="宋体" w:hAnsi="宋体" w:hint="eastAsia"/>
+          <w:szCs w:val="21"/>
+          <w:highlight w:val="yellow"/>
+        </w:rPr>
+        <w:t>3</w:t>
+      </w:r>
+      <w:r>
+        <w:rPr>
+          <w:rFonts w:ascii="宋体" w:eastAsia="宋体" w:hAnsi="宋体"/>
+          <w:szCs w:val="21"/>
+          <w:highlight w:val="yellow"/>
+        </w:rPr>
+        <w:t>数据转换（transform）</w:t>
+      </w:r>
+      <w:r>
+        <w:rPr>
+          <w:rFonts w:ascii="宋体" w:eastAsia="宋体" w:hAnsi="宋体"/>
+          <w:szCs w:val="21"/>
+        </w:rPr>
+        <w:t>将数据从遗留格式或主机格式转换为仓库格式</w:t>
+      </w:r>
+      <w:r>
+        <w:rPr>
+          <w:rFonts w:ascii="宋体" w:eastAsia="宋体" w:hAnsi="宋体" w:hint="eastAsia"/>
+          <w:szCs w:val="21"/>
+          <w:highlight w:val="yellow"/>
+        </w:rPr>
+        <w:t>4</w:t>
+      </w:r>
+      <w:r>
+        <w:rPr>
+          <w:rFonts w:ascii="宋体" w:eastAsia="宋体" w:hAnsi="宋体"/>
+          <w:szCs w:val="21"/>
+          <w:highlight w:val="yellow"/>
+        </w:rPr>
+        <w:t>加载（load）</w:t>
+      </w:r>
+      <w:r>
+        <w:rPr>
+          <w:rFonts w:ascii="宋体" w:eastAsia="宋体" w:hAnsi="宋体"/>
+          <w:szCs w:val="21"/>
+        </w:rPr>
+        <w:t>排序、汇总、合并、计算视图、检查完整性，以及建立索引和分区</w:t>
+      </w:r>
+      <w:r>
+        <w:rPr>
+          <w:rFonts w:ascii="宋体" w:eastAsia="宋体" w:hAnsi="宋体" w:hint="eastAsia"/>
+          <w:szCs w:val="21"/>
+          <w:highlight w:val="yellow"/>
+        </w:rPr>
+        <w:t>5</w:t>
+      </w:r>
+      <w:r>
+        <w:rPr>
+          <w:rFonts w:ascii="宋体" w:eastAsia="宋体" w:hAnsi="宋体"/>
+          <w:szCs w:val="21"/>
+          <w:highlight w:val="yellow"/>
+        </w:rPr>
+        <w:t>刷新</w:t>
+      </w:r>
+      <w:r>
+        <w:rPr>
+          <w:rFonts w:ascii="宋体" w:eastAsia="宋体" w:hAnsi="宋体"/>
+          <w:szCs w:val="21"/>
+        </w:rPr>
+        <w:t>将更新从数据源传播到仓库。</w:t>
+      </w:r>
+      <w:r>
+        <w:rPr>
+          <w:rFonts w:ascii="宋体" w:eastAsia="宋体" w:hAnsi="宋体"/>
+          <w:szCs w:val="21"/>
+          <w:highlight w:val="green"/>
+        </w:rPr>
+        <w:t>元数据存储库</w:t>
+      </w:r>
+      <w:r>
+        <w:rPr>
+          <w:rFonts w:ascii="宋体" w:eastAsia="宋体" w:hAnsi="宋体" w:hint="eastAsia"/>
+          <w:szCs w:val="21"/>
+          <w:highlight w:val="yellow"/>
+        </w:rPr>
+        <w:t>1</w:t>
+      </w:r>
+      <w:r>
+        <w:rPr>
+          <w:rFonts w:ascii="宋体" w:eastAsia="宋体" w:hAnsi="宋体"/>
+          <w:szCs w:val="21"/>
+          <w:highlight w:val="yellow"/>
+        </w:rPr>
+        <w:t>元数据是定义数据仓库</w:t>
+      </w:r>
+      <w:r>
+        <w:rPr>
+          <w:rFonts w:ascii="宋体" w:eastAsia="宋体" w:hAnsi="宋体"/>
+          <w:szCs w:val="21"/>
+        </w:rPr>
+        <w:t>对象的数据</w:t>
+      </w:r>
+      <w:r>
+        <w:rPr>
+          <w:rFonts w:ascii="宋体" w:eastAsia="宋体" w:hAnsi="宋体" w:hint="eastAsia"/>
+          <w:szCs w:val="21"/>
+          <w:highlight w:val="yellow"/>
+        </w:rPr>
+        <w:t>2</w:t>
+      </w:r>
+      <w:r>
+        <w:rPr>
+          <w:rFonts w:ascii="宋体" w:eastAsia="宋体" w:hAnsi="宋体"/>
+          <w:szCs w:val="21"/>
+          <w:highlight w:val="yellow"/>
+        </w:rPr>
+        <w:t>元数据包括以下内容</w:t>
+      </w:r>
+      <w:r>
+        <w:rPr>
+          <w:rFonts w:ascii="宋体" w:eastAsia="宋体" w:hAnsi="宋体" w:hint="eastAsia"/>
+          <w:szCs w:val="21"/>
+          <w:highlight w:val="cyan"/>
+        </w:rPr>
+        <w:t>1</w:t>
+      </w:r>
+      <w:r>
+        <w:rPr>
+          <w:rFonts w:ascii="宋体" w:eastAsia="宋体" w:hAnsi="宋体"/>
+          <w:szCs w:val="21"/>
+          <w:highlight w:val="cyan"/>
+        </w:rPr>
+        <w:t>数据仓库结构的描述</w:t>
+      </w:r>
+      <w:r>
+        <w:rPr>
+          <w:rFonts w:ascii="宋体" w:eastAsia="宋体" w:hAnsi="宋体"/>
+          <w:szCs w:val="21"/>
+        </w:rPr>
+        <w:t>模式、视图、维、分层结构、导出数据的定义、数据集市的位置及内容</w:t>
+      </w:r>
+      <w:r>
+        <w:rPr>
+          <w:rFonts w:ascii="宋体" w:eastAsia="宋体" w:hAnsi="宋体" w:hint="eastAsia"/>
+          <w:szCs w:val="21"/>
+          <w:highlight w:val="cyan"/>
+        </w:rPr>
+        <w:t>2</w:t>
+      </w:r>
+      <w:r>
+        <w:rPr>
+          <w:rFonts w:ascii="宋体" w:eastAsia="宋体" w:hAnsi="宋体"/>
+          <w:szCs w:val="21"/>
+          <w:highlight w:val="cyan"/>
+        </w:rPr>
+        <w:t>操作数据源</w:t>
+      </w:r>
+      <w:r>
+        <w:rPr>
+          <w:rFonts w:ascii="宋体" w:eastAsia="宋体" w:hAnsi="宋体"/>
+          <w:szCs w:val="21"/>
+        </w:rPr>
+        <w:t>数据血统（迁移数据的历史和它使用的变换序列），数据流通（主动的、档案的或者净化的）和管理信息（仓库使用的统计量、错误报告和审计跟踪）</w:t>
+      </w:r>
+      <w:r>
+        <w:rPr>
+          <w:rFonts w:ascii="宋体" w:eastAsia="宋体" w:hAnsi="宋体" w:hint="eastAsia"/>
+          <w:szCs w:val="21"/>
+          <w:highlight w:val="cyan"/>
+        </w:rPr>
+        <w:t>3</w:t>
+      </w:r>
+      <w:r>
+        <w:rPr>
+          <w:rFonts w:ascii="宋体" w:eastAsia="宋体" w:hAnsi="宋体"/>
+          <w:szCs w:val="21"/>
+          <w:highlight w:val="cyan"/>
+        </w:rPr>
+        <w:t>用于汇总的算法</w:t>
+      </w:r>
+      <w:r>
+        <w:rPr>
+          <w:rFonts w:ascii="宋体" w:eastAsia="宋体" w:hAnsi="宋体" w:hint="eastAsia"/>
+          <w:szCs w:val="21"/>
+          <w:highlight w:val="cyan"/>
+        </w:rPr>
+        <w:t>4</w:t>
+      </w:r>
+      <w:r>
+        <w:rPr>
+          <w:rFonts w:ascii="宋体" w:eastAsia="宋体" w:hAnsi="宋体"/>
+          <w:szCs w:val="21"/>
+          <w:highlight w:val="cyan"/>
+        </w:rPr>
+        <w:t>由操作环境到数据仓库的映射</w:t>
+      </w:r>
+      <w:r>
+        <w:rPr>
+          <w:rFonts w:ascii="宋体" w:eastAsia="宋体" w:hAnsi="宋体" w:hint="eastAsia"/>
+          <w:szCs w:val="21"/>
+          <w:highlight w:val="cyan"/>
+        </w:rPr>
+        <w:t>5</w:t>
+      </w:r>
+      <w:r>
+        <w:rPr>
+          <w:rFonts w:ascii="宋体" w:eastAsia="宋体" w:hAnsi="宋体"/>
+          <w:szCs w:val="21"/>
+          <w:highlight w:val="cyan"/>
+        </w:rPr>
+        <w:t>关于系统性能的</w:t>
+      </w:r>
+      <w:proofErr w:type="gramStart"/>
+      <w:r>
+        <w:rPr>
+          <w:rFonts w:ascii="宋体" w:eastAsia="宋体" w:hAnsi="宋体"/>
+          <w:szCs w:val="21"/>
+          <w:highlight w:val="cyan"/>
+        </w:rPr>
+        <w:t>数据</w:t>
+      </w:r>
+      <w:r>
+        <w:rPr>
+          <w:rFonts w:ascii="宋体" w:eastAsia="宋体" w:hAnsi="宋体"/>
+          <w:szCs w:val="21"/>
+        </w:rPr>
+        <w:t>数据</w:t>
+      </w:r>
+      <w:proofErr w:type="gramEnd"/>
+      <w:r>
+        <w:rPr>
+          <w:rFonts w:ascii="宋体" w:eastAsia="宋体" w:hAnsi="宋体"/>
+          <w:szCs w:val="21"/>
+        </w:rPr>
+        <w:t>仓库模式、视图和导出数据的定义</w:t>
+      </w:r>
+      <w:r>
+        <w:rPr>
+          <w:rFonts w:ascii="宋体" w:eastAsia="宋体" w:hAnsi="宋体" w:hint="eastAsia"/>
+          <w:szCs w:val="21"/>
+        </w:rPr>
+        <w:t>6</w:t>
+      </w:r>
+      <w:r>
+        <w:rPr>
+          <w:rFonts w:ascii="宋体" w:eastAsia="宋体" w:hAnsi="宋体"/>
+          <w:szCs w:val="21"/>
+        </w:rPr>
+        <w:t>商务数据商务术语和定义、数据拥有者信息、收费策略</w:t>
+      </w:r>
+      <w:r>
+        <w:rPr>
+          <w:rFonts w:ascii="宋体" w:eastAsia="宋体" w:hAnsi="宋体"/>
+          <w:szCs w:val="21"/>
+          <w:highlight w:val="green"/>
+        </w:rPr>
+        <w:t>从表格和电子表格到数据立方体</w:t>
+      </w:r>
+      <w:r>
+        <w:rPr>
+          <w:rFonts w:ascii="宋体" w:eastAsia="宋体" w:hAnsi="宋体"/>
+          <w:szCs w:val="21"/>
+          <w:highlight w:val="magenta"/>
+        </w:rPr>
+        <w:t>数据仓库</w:t>
+      </w:r>
+      <w:r>
+        <w:rPr>
+          <w:rFonts w:ascii="宋体" w:eastAsia="宋体" w:hAnsi="宋体"/>
+          <w:szCs w:val="21"/>
+        </w:rPr>
+        <w:t>基于多维数据模型，多维数据模型将数据视为数据方(data cube)形式</w:t>
+      </w:r>
+      <w:r>
+        <w:rPr>
+          <w:rFonts w:ascii="宋体" w:eastAsia="宋体" w:hAnsi="宋体"/>
+          <w:szCs w:val="21"/>
+          <w:highlight w:val="magenta"/>
+        </w:rPr>
+        <w:t>数据方</w:t>
+      </w:r>
+      <w:r>
+        <w:rPr>
+          <w:rFonts w:ascii="宋体" w:eastAsia="宋体" w:hAnsi="宋体"/>
+          <w:szCs w:val="21"/>
+        </w:rPr>
+        <w:t>如销售数据，允许在多个维度上对数据进行建模和查看</w:t>
+      </w:r>
+      <w:proofErr w:type="gramStart"/>
+      <w:r>
+        <w:rPr>
+          <w:rFonts w:ascii="宋体" w:eastAsia="宋体" w:hAnsi="宋体"/>
+          <w:szCs w:val="21"/>
+          <w:highlight w:val="magenta"/>
+        </w:rPr>
+        <w:t>维度表</w:t>
+      </w:r>
+      <w:r>
+        <w:rPr>
+          <w:rFonts w:ascii="宋体" w:eastAsia="宋体" w:hAnsi="宋体"/>
+          <w:szCs w:val="21"/>
+        </w:rPr>
+        <w:t>维度表</w:t>
+      </w:r>
+      <w:proofErr w:type="gramEnd"/>
+      <w:r>
+        <w:rPr>
+          <w:rFonts w:ascii="宋体" w:eastAsia="宋体" w:hAnsi="宋体"/>
+          <w:szCs w:val="21"/>
+        </w:rPr>
+        <w:t>用于描述维度;它们包含维度键、值和属性 如项目（项目名称、品牌、类型），或时间（日、周、月、季、年）</w:t>
+      </w:r>
+      <w:proofErr w:type="gramStart"/>
+      <w:r>
+        <w:rPr>
+          <w:rFonts w:ascii="宋体" w:eastAsia="宋体" w:hAnsi="宋体"/>
+          <w:szCs w:val="21"/>
+          <w:highlight w:val="magenta"/>
+        </w:rPr>
+        <w:t>事实表</w:t>
+      </w:r>
+      <w:r>
+        <w:rPr>
+          <w:rFonts w:ascii="宋体" w:eastAsia="宋体" w:hAnsi="宋体"/>
+          <w:szCs w:val="21"/>
+        </w:rPr>
+        <w:t>事实表</w:t>
+      </w:r>
+      <w:proofErr w:type="gramEnd"/>
+      <w:r>
+        <w:rPr>
+          <w:rFonts w:ascii="宋体" w:eastAsia="宋体" w:hAnsi="宋体"/>
+          <w:szCs w:val="21"/>
+        </w:rPr>
+        <w:t>是包含感兴趣度量的表（如销售金额）和每个相关维度表的</w:t>
+      </w:r>
+      <w:proofErr w:type="gramStart"/>
+      <w:r>
+        <w:rPr>
+          <w:rFonts w:ascii="宋体" w:eastAsia="宋体" w:hAnsi="宋体"/>
+          <w:szCs w:val="21"/>
+        </w:rPr>
+        <w:t>键</w:t>
+      </w:r>
+      <w:r>
+        <w:rPr>
+          <w:rFonts w:ascii="宋体" w:eastAsia="宋体" w:hAnsi="宋体"/>
+          <w:szCs w:val="21"/>
+          <w:highlight w:val="magenta"/>
+        </w:rPr>
+        <w:t>数据方</w:t>
+      </w:r>
+      <w:proofErr w:type="gramEnd"/>
+      <w:r>
+        <w:rPr>
+          <w:rFonts w:ascii="宋体" w:eastAsia="宋体" w:hAnsi="宋体"/>
+          <w:szCs w:val="21"/>
+        </w:rPr>
+        <w:t>一个立方体的网格</w:t>
+      </w:r>
+      <w:r>
+        <w:rPr>
+          <w:rFonts w:ascii="宋体" w:eastAsia="宋体" w:hAnsi="宋体" w:hint="eastAsia"/>
+          <w:szCs w:val="21"/>
+        </w:rPr>
+        <w:t>，</w:t>
+      </w:r>
+      <w:r>
+        <w:rPr>
+          <w:rFonts w:ascii="宋体" w:eastAsia="宋体" w:hAnsi="宋体"/>
+          <w:szCs w:val="21"/>
+        </w:rPr>
+        <w:t>在数据仓库文献中，一个n-D基立方体被称为</w:t>
+      </w:r>
+      <w:r>
+        <w:rPr>
+          <w:rFonts w:ascii="宋体" w:eastAsia="宋体" w:hAnsi="宋体"/>
+          <w:szCs w:val="21"/>
+          <w:highlight w:val="magenta"/>
+        </w:rPr>
+        <w:t>基本方体</w:t>
+      </w:r>
+      <w:r>
+        <w:rPr>
+          <w:rFonts w:ascii="宋体" w:eastAsia="宋体" w:hAnsi="宋体" w:hint="eastAsia"/>
+          <w:szCs w:val="21"/>
+        </w:rPr>
+        <w:t>，</w:t>
+      </w:r>
+      <w:r>
+        <w:rPr>
+          <w:rFonts w:ascii="宋体" w:eastAsia="宋体" w:hAnsi="宋体"/>
+          <w:szCs w:val="21"/>
+        </w:rPr>
+        <w:t>最上面的0-D立方体，拥有</w:t>
+      </w:r>
+      <w:r>
+        <w:rPr>
+          <w:rFonts w:ascii="宋体" w:eastAsia="宋体" w:hAnsi="宋体"/>
+          <w:szCs w:val="21"/>
+          <w:highlight w:val="red"/>
+        </w:rPr>
+        <w:t>最高级别</w:t>
+      </w:r>
+      <w:r>
+        <w:rPr>
+          <w:rFonts w:ascii="宋体" w:eastAsia="宋体" w:hAnsi="宋体"/>
+          <w:szCs w:val="21"/>
+        </w:rPr>
+        <w:t>的总结，被称为</w:t>
+      </w:r>
+      <w:r>
+        <w:rPr>
+          <w:rFonts w:ascii="宋体" w:eastAsia="宋体" w:hAnsi="宋体"/>
+          <w:szCs w:val="21"/>
+          <w:highlight w:val="magenta"/>
+        </w:rPr>
+        <w:t>顶点方体</w:t>
+      </w:r>
+      <w:r>
+        <w:rPr>
+          <w:rFonts w:ascii="宋体" w:eastAsia="宋体" w:hAnsi="宋体" w:hint="eastAsia"/>
+          <w:szCs w:val="21"/>
+        </w:rPr>
+        <w:t>，</w:t>
+      </w:r>
+      <w:r>
+        <w:rPr>
+          <w:rFonts w:ascii="宋体" w:eastAsia="宋体" w:hAnsi="宋体"/>
+          <w:szCs w:val="21"/>
+        </w:rPr>
+        <w:t>方体的</w:t>
+      </w:r>
+      <w:proofErr w:type="gramStart"/>
+      <w:r>
+        <w:rPr>
+          <w:rFonts w:ascii="宋体" w:eastAsia="宋体" w:hAnsi="宋体"/>
+          <w:szCs w:val="21"/>
+        </w:rPr>
+        <w:t>格构成</w:t>
+      </w:r>
+      <w:proofErr w:type="gramEnd"/>
+      <w:r>
+        <w:rPr>
+          <w:rFonts w:ascii="宋体" w:eastAsia="宋体" w:hAnsi="宋体"/>
+          <w:szCs w:val="21"/>
+        </w:rPr>
+        <w:t>了数据方</w:t>
+      </w:r>
+      <w:r>
+        <w:rPr>
+          <w:rFonts w:ascii="宋体" w:eastAsia="宋体" w:hAnsi="宋体"/>
+          <w:szCs w:val="21"/>
+          <w:highlight w:val="green"/>
+        </w:rPr>
+        <w:t>数据仓库的建模：维度和度量值</w:t>
+      </w:r>
+      <w:r>
+        <w:rPr>
+          <w:rFonts w:ascii="宋体" w:eastAsia="宋体" w:hAnsi="宋体" w:hint="eastAsia"/>
+          <w:szCs w:val="21"/>
+          <w:highlight w:val="yellow"/>
+        </w:rPr>
+        <w:t>1</w:t>
+      </w:r>
+      <w:r>
+        <w:rPr>
+          <w:rFonts w:ascii="宋体" w:eastAsia="宋体" w:hAnsi="宋体"/>
+          <w:szCs w:val="21"/>
+          <w:highlight w:val="yellow"/>
+        </w:rPr>
+        <w:t>星形模式</w:t>
+      </w:r>
+      <w:r>
+        <w:rPr>
+          <w:rFonts w:ascii="宋体" w:eastAsia="宋体" w:hAnsi="宋体"/>
+          <w:szCs w:val="21"/>
+        </w:rPr>
+        <w:t>事实表在中间，与一组维度表相连</w:t>
+      </w:r>
+      <w:r>
+        <w:rPr>
+          <w:rFonts w:ascii="宋体" w:eastAsia="宋体" w:hAnsi="宋体" w:hint="eastAsia"/>
+          <w:szCs w:val="21"/>
+          <w:highlight w:val="yellow"/>
+        </w:rPr>
+        <w:t>2</w:t>
+      </w:r>
+      <w:r>
+        <w:rPr>
+          <w:rFonts w:ascii="宋体" w:eastAsia="宋体" w:hAnsi="宋体"/>
+          <w:szCs w:val="21"/>
+          <w:highlight w:val="yellow"/>
+        </w:rPr>
+        <w:t>雪花模式</w:t>
+      </w:r>
+      <w:r>
+        <w:rPr>
+          <w:rFonts w:ascii="宋体" w:eastAsia="宋体" w:hAnsi="宋体"/>
+          <w:szCs w:val="21"/>
+        </w:rPr>
+        <w:t>星型模式的细化，其中一些维度层次被规范化为一组较小的维度表，形成类似于雪花的形状，减少冗余</w:t>
+      </w:r>
+      <w:r>
+        <w:rPr>
+          <w:rFonts w:ascii="宋体" w:eastAsia="宋体" w:hAnsi="宋体" w:hint="eastAsia"/>
+          <w:szCs w:val="21"/>
+          <w:highlight w:val="yellow"/>
+        </w:rPr>
+        <w:t>3</w:t>
+      </w:r>
+      <w:r>
+        <w:rPr>
+          <w:rFonts w:ascii="宋体" w:eastAsia="宋体" w:hAnsi="宋体"/>
+          <w:szCs w:val="21"/>
+          <w:highlight w:val="yellow"/>
+        </w:rPr>
+        <w:t>事实星座</w:t>
+      </w:r>
+      <w:r>
+        <w:rPr>
+          <w:rFonts w:ascii="宋体" w:eastAsia="宋体" w:hAnsi="宋体"/>
+          <w:szCs w:val="21"/>
+        </w:rPr>
+        <w:t xml:space="preserve">多个事实表共享维度表，被看作是星星的集合，因此称为星系模式或事实星座 </w:t>
+      </w:r>
+      <w:r>
+        <w:rPr>
+          <w:rFonts w:ascii="宋体" w:eastAsia="宋体" w:hAnsi="宋体"/>
+          <w:szCs w:val="21"/>
+          <w:highlight w:val="green"/>
+        </w:rPr>
+        <w:t>三类度量（数值函数）</w:t>
+      </w:r>
+      <w:r>
+        <w:rPr>
+          <w:rFonts w:ascii="宋体" w:eastAsia="宋体" w:hAnsi="宋体" w:hint="eastAsia"/>
+          <w:szCs w:val="21"/>
+          <w:highlight w:val="yellow"/>
+        </w:rPr>
+        <w:t>1</w:t>
+      </w:r>
+      <w:r>
+        <w:rPr>
+          <w:rFonts w:ascii="宋体" w:eastAsia="宋体" w:hAnsi="宋体"/>
+          <w:szCs w:val="21"/>
+          <w:highlight w:val="yellow"/>
+        </w:rPr>
+        <w:t>分布式</w:t>
+      </w:r>
+      <w:r>
+        <w:rPr>
+          <w:rFonts w:ascii="宋体" w:eastAsia="宋体" w:hAnsi="宋体"/>
+          <w:szCs w:val="21"/>
+        </w:rPr>
+        <w:t>将数据划分为n</w:t>
+      </w:r>
+      <w:proofErr w:type="gramStart"/>
+      <w:r>
+        <w:rPr>
+          <w:rFonts w:ascii="宋体" w:eastAsia="宋体" w:hAnsi="宋体"/>
+          <w:szCs w:val="21"/>
+        </w:rPr>
+        <w:t>个</w:t>
+      </w:r>
+      <w:proofErr w:type="gramEnd"/>
+      <w:r>
+        <w:rPr>
+          <w:rFonts w:ascii="宋体" w:eastAsia="宋体" w:hAnsi="宋体"/>
+          <w:szCs w:val="21"/>
+        </w:rPr>
+        <w:t>集合，函数在每一部分上的计算得到一个聚集值</w:t>
+      </w:r>
+      <w:r>
+        <w:rPr>
+          <w:rFonts w:ascii="宋体" w:eastAsia="宋体" w:hAnsi="宋体" w:hint="eastAsia"/>
+          <w:szCs w:val="21"/>
+        </w:rPr>
+        <w:t>，</w:t>
+      </w:r>
+      <w:r>
+        <w:rPr>
+          <w:rFonts w:ascii="宋体" w:eastAsia="宋体" w:hAnsi="宋体"/>
+          <w:szCs w:val="21"/>
+        </w:rPr>
+        <w:t>如果将函数应用于n</w:t>
+      </w:r>
+      <w:proofErr w:type="gramStart"/>
+      <w:r>
+        <w:rPr>
+          <w:rFonts w:ascii="宋体" w:eastAsia="宋体" w:hAnsi="宋体"/>
+          <w:szCs w:val="21"/>
+        </w:rPr>
+        <w:t>个</w:t>
+      </w:r>
+      <w:proofErr w:type="gramEnd"/>
+      <w:r>
+        <w:rPr>
+          <w:rFonts w:ascii="宋体" w:eastAsia="宋体" w:hAnsi="宋体"/>
+          <w:szCs w:val="21"/>
+        </w:rPr>
+        <w:t>聚集值得出的结果与将函数应用于所有数据得出的结果相同，则该函数可以用分布式计算</w:t>
+      </w:r>
+      <w:r>
+        <w:rPr>
+          <w:rFonts w:ascii="宋体" w:eastAsia="宋体" w:hAnsi="宋体" w:hint="eastAsia"/>
+          <w:szCs w:val="21"/>
+        </w:rPr>
+        <w:t>，</w:t>
+      </w:r>
+      <w:r>
+        <w:rPr>
+          <w:rFonts w:ascii="宋体" w:eastAsia="宋体" w:hAnsi="宋体"/>
+          <w:szCs w:val="21"/>
+        </w:rPr>
+        <w:t>如count(),sum(),min(),max()</w:t>
+      </w:r>
+      <w:r>
+        <w:rPr>
+          <w:rFonts w:ascii="宋体" w:eastAsia="宋体" w:hAnsi="宋体" w:hint="eastAsia"/>
+          <w:szCs w:val="21"/>
+          <w:highlight w:val="yellow"/>
+        </w:rPr>
+        <w:t>2</w:t>
+      </w:r>
+      <w:r>
+        <w:rPr>
+          <w:rFonts w:ascii="宋体" w:eastAsia="宋体" w:hAnsi="宋体"/>
+          <w:szCs w:val="21"/>
+          <w:highlight w:val="yellow"/>
+        </w:rPr>
+        <w:t>代数的</w:t>
+      </w:r>
+      <w:r>
+        <w:rPr>
+          <w:rFonts w:ascii="宋体" w:eastAsia="宋体" w:hAnsi="宋体"/>
+          <w:szCs w:val="21"/>
+        </w:rPr>
+        <w:t>如果它可以由一个具有M</w:t>
+      </w:r>
+      <w:proofErr w:type="gramStart"/>
+      <w:r>
+        <w:rPr>
+          <w:rFonts w:ascii="宋体" w:eastAsia="宋体" w:hAnsi="宋体"/>
+          <w:szCs w:val="21"/>
+        </w:rPr>
+        <w:t>个</w:t>
+      </w:r>
+      <w:proofErr w:type="gramEnd"/>
+      <w:r>
+        <w:rPr>
+          <w:rFonts w:ascii="宋体" w:eastAsia="宋体" w:hAnsi="宋体"/>
+          <w:szCs w:val="21"/>
+        </w:rPr>
+        <w:t>参数（其中M是一个有界的整数）的代数函数来计算，其中每个参数都可以通过应用一个分布式聚集函数求得</w:t>
+      </w:r>
+      <w:r>
+        <w:rPr>
+          <w:rFonts w:ascii="宋体" w:eastAsia="宋体" w:hAnsi="宋体" w:hint="eastAsia"/>
+          <w:szCs w:val="21"/>
+        </w:rPr>
+        <w:t>，如</w:t>
+      </w:r>
+      <w:r>
+        <w:rPr>
+          <w:rFonts w:ascii="宋体" w:eastAsia="宋体" w:hAnsi="宋体"/>
+          <w:szCs w:val="21"/>
+        </w:rPr>
+        <w:t>avg(x)=sum(x)/count(x)</w:t>
+      </w:r>
+      <w:r>
+        <w:rPr>
+          <w:rFonts w:ascii="宋体" w:eastAsia="宋体" w:hAnsi="宋体" w:hint="eastAsia"/>
+          <w:szCs w:val="21"/>
+        </w:rPr>
+        <w:t>，</w:t>
       </w:r>
       <w:proofErr w:type="spellStart"/>
       <w:r>
@@ -23617,7 +25683,7 @@
           <w:rFonts w:ascii="宋体" w:eastAsia="宋体" w:hAnsi="宋体"/>
           <w:szCs w:val="21"/>
         </w:rPr>
-        <w:t>k≤n</w:t>
+        <w:t>min_N</w:t>
       </w:r>
       <w:proofErr w:type="spellEnd"/>
       <w:r>
@@ -23625,7 +25691,7 @@
           <w:rFonts w:ascii="宋体" w:eastAsia="宋体" w:hAnsi="宋体"/>
           <w:szCs w:val="21"/>
         </w:rPr>
-        <w:t>的正交向量（主成分）用来表示数据</w:t>
+        <w:t>()是一个代数量吗</w:t>
       </w:r>
       <w:r>
         <w:rPr>
@@ -23634,12 +25700,424 @@
         </w:rPr>
         <w:t>，</w:t>
       </w:r>
-      <w:r>
-        <w:rPr>
-          <w:rFonts w:ascii="宋体" w:eastAsia="宋体" w:hAnsi="宋体"/>
-          <w:szCs w:val="21"/>
-        </w:rPr>
-        <w:t>对输入数据进行标准化。每个属性都落在相同的范围内计算k</w:t>
+      <w:proofErr w:type="spellStart"/>
+      <w:r>
+        <w:rPr>
+          <w:rFonts w:ascii="宋体" w:eastAsia="宋体" w:hAnsi="宋体"/>
+          <w:szCs w:val="21"/>
+        </w:rPr>
+        <w:t>standard_deviation</w:t>
+      </w:r>
+      <w:proofErr w:type="spellEnd"/>
+      <w:r>
+        <w:rPr>
+          <w:rFonts w:ascii="宋体" w:eastAsia="宋体" w:hAnsi="宋体"/>
+          <w:szCs w:val="21"/>
+        </w:rPr>
+        <w:t>()呢</w:t>
+      </w:r>
+      <w:r>
+        <w:rPr>
+          <w:rFonts w:ascii="宋体" w:eastAsia="宋体" w:hAnsi="宋体" w:hint="eastAsia"/>
+          <w:szCs w:val="21"/>
+          <w:highlight w:val="yellow"/>
+        </w:rPr>
+        <w:t>3</w:t>
+      </w:r>
+      <w:r>
+        <w:rPr>
+          <w:rFonts w:ascii="宋体" w:eastAsia="宋体" w:hAnsi="宋体"/>
+          <w:szCs w:val="21"/>
+          <w:highlight w:val="yellow"/>
+        </w:rPr>
+        <w:t>整体性</w:t>
+      </w:r>
+      <w:r>
+        <w:rPr>
+          <w:rFonts w:ascii="宋体" w:eastAsia="宋体" w:hAnsi="宋体"/>
+          <w:szCs w:val="21"/>
+        </w:rPr>
+        <w:t>如果描述它的子聚集所需的存储没有一个常数界</w:t>
+      </w:r>
+      <w:r>
+        <w:rPr>
+          <w:rFonts w:ascii="宋体" w:eastAsia="宋体" w:hAnsi="宋体" w:hint="eastAsia"/>
+          <w:szCs w:val="21"/>
+        </w:rPr>
+        <w:t>，</w:t>
+      </w:r>
+      <w:r>
+        <w:rPr>
+          <w:rFonts w:ascii="宋体" w:eastAsia="宋体" w:hAnsi="宋体"/>
+          <w:szCs w:val="21"/>
+        </w:rPr>
+        <w:t>如median()、mode()、rank()</w:t>
+      </w:r>
+      <w:r>
+        <w:rPr>
+          <w:rFonts w:ascii="宋体" w:eastAsia="宋体" w:hAnsi="宋体"/>
+          <w:szCs w:val="21"/>
+          <w:highlight w:val="green"/>
+        </w:rPr>
+        <w:t>数据仓库和分层结构图</w:t>
+      </w:r>
+      <w:r>
+        <w:rPr>
+          <w:rFonts w:ascii="宋体" w:eastAsia="宋体" w:hAnsi="宋体" w:hint="eastAsia"/>
+          <w:szCs w:val="21"/>
+          <w:highlight w:val="green"/>
+        </w:rPr>
+        <w:t>：</w:t>
+      </w:r>
+      <w:r>
+        <w:rPr>
+          <w:rFonts w:ascii="宋体" w:eastAsia="宋体" w:hAnsi="宋体"/>
+          <w:szCs w:val="21"/>
+          <w:highlight w:val="green"/>
+        </w:rPr>
+        <w:t>层次结构的规范</w:t>
+      </w:r>
+      <w:r>
+        <w:rPr>
+          <w:rFonts w:ascii="宋体" w:eastAsia="宋体" w:hAnsi="宋体" w:hint="eastAsia"/>
+          <w:szCs w:val="21"/>
+          <w:highlight w:val="yellow"/>
+        </w:rPr>
+        <w:t>1</w:t>
+      </w:r>
+      <w:r>
+        <w:rPr>
+          <w:rFonts w:ascii="宋体" w:eastAsia="宋体" w:hAnsi="宋体"/>
+          <w:szCs w:val="21"/>
+          <w:highlight w:val="yellow"/>
+        </w:rPr>
+        <w:t>模式的层次结构</w:t>
+      </w:r>
+      <w:r>
+        <w:rPr>
+          <w:rFonts w:ascii="宋体" w:eastAsia="宋体" w:hAnsi="宋体"/>
+          <w:szCs w:val="21"/>
+        </w:rPr>
+        <w:t>日&lt;{月&lt;季；周}&lt;年</w:t>
+      </w:r>
+      <w:r>
+        <w:rPr>
+          <w:rFonts w:ascii="宋体" w:eastAsia="宋体" w:hAnsi="宋体" w:hint="eastAsia"/>
+          <w:szCs w:val="21"/>
+          <w:highlight w:val="yellow"/>
+        </w:rPr>
+        <w:t>2</w:t>
+      </w:r>
+      <w:r>
+        <w:rPr>
+          <w:rFonts w:ascii="宋体" w:eastAsia="宋体" w:hAnsi="宋体"/>
+          <w:szCs w:val="21"/>
+          <w:highlight w:val="yellow"/>
+        </w:rPr>
+        <w:t>Set_grouping层次结构</w:t>
+      </w:r>
+      <w:r>
+        <w:rPr>
+          <w:rFonts w:ascii="宋体" w:eastAsia="宋体" w:hAnsi="宋体"/>
+          <w:szCs w:val="21"/>
+        </w:rPr>
+        <w:t>{1...10}&lt;廉价的</w:t>
+      </w:r>
+      <w:r>
+        <w:rPr>
+          <w:rFonts w:ascii="宋体" w:eastAsia="宋体" w:hAnsi="宋体"/>
+          <w:szCs w:val="21"/>
+          <w:highlight w:val="green"/>
+        </w:rPr>
+        <w:t>典型的OLAP操作</w:t>
+      </w:r>
+      <w:r>
+        <w:rPr>
+          <w:rFonts w:ascii="宋体" w:eastAsia="宋体" w:hAnsi="宋体" w:hint="eastAsia"/>
+          <w:szCs w:val="21"/>
+          <w:highlight w:val="yellow"/>
+        </w:rPr>
+        <w:t>1</w:t>
+      </w:r>
+      <w:r>
+        <w:rPr>
+          <w:rFonts w:ascii="宋体" w:eastAsia="宋体" w:hAnsi="宋体"/>
+          <w:szCs w:val="21"/>
+          <w:highlight w:val="yellow"/>
+        </w:rPr>
+        <w:t>上卷（上钻）</w:t>
+      </w:r>
+      <w:r>
+        <w:rPr>
+          <w:rFonts w:ascii="宋体" w:eastAsia="宋体" w:hAnsi="宋体"/>
+          <w:szCs w:val="21"/>
+        </w:rPr>
+        <w:t>汇总数据</w:t>
+      </w:r>
+      <w:r>
+        <w:rPr>
+          <w:rFonts w:ascii="宋体" w:eastAsia="宋体" w:hAnsi="宋体" w:hint="eastAsia"/>
+          <w:szCs w:val="21"/>
+        </w:rPr>
+        <w:t>，</w:t>
+      </w:r>
+      <w:r>
+        <w:rPr>
+          <w:rFonts w:ascii="宋体" w:eastAsia="宋体" w:hAnsi="宋体"/>
+          <w:szCs w:val="21"/>
+        </w:rPr>
+        <w:t>通过概念分层向上攀登或减少维度来实现</w:t>
+      </w:r>
+      <w:r>
+        <w:rPr>
+          <w:rFonts w:ascii="宋体" w:eastAsia="宋体" w:hAnsi="宋体" w:hint="eastAsia"/>
+          <w:szCs w:val="21"/>
+          <w:highlight w:val="yellow"/>
+        </w:rPr>
+        <w:t>2</w:t>
+      </w:r>
+      <w:r>
+        <w:rPr>
+          <w:rFonts w:ascii="宋体" w:eastAsia="宋体" w:hAnsi="宋体"/>
+          <w:szCs w:val="21"/>
+          <w:highlight w:val="yellow"/>
+        </w:rPr>
+        <w:t>下钻（滚落）</w:t>
+      </w:r>
+      <w:r>
+        <w:rPr>
+          <w:rFonts w:ascii="宋体" w:eastAsia="宋体" w:hAnsi="宋体"/>
+          <w:szCs w:val="21"/>
+        </w:rPr>
+        <w:t>与上卷相反</w:t>
+      </w:r>
+      <w:r>
+        <w:rPr>
+          <w:rFonts w:ascii="宋体" w:eastAsia="宋体" w:hAnsi="宋体" w:hint="eastAsia"/>
+          <w:szCs w:val="21"/>
+        </w:rPr>
+        <w:t>，</w:t>
+      </w:r>
+      <w:r>
+        <w:rPr>
+          <w:rFonts w:ascii="宋体" w:eastAsia="宋体" w:hAnsi="宋体"/>
+          <w:szCs w:val="21"/>
+        </w:rPr>
+        <w:t>从高层次的摘要到低层次的摘要或详细数据，或引入新的维度</w:t>
+      </w:r>
+      <w:r>
+        <w:rPr>
+          <w:rFonts w:ascii="宋体" w:eastAsia="宋体" w:hAnsi="宋体" w:hint="eastAsia"/>
+          <w:szCs w:val="21"/>
+          <w:highlight w:val="yellow"/>
+        </w:rPr>
+        <w:t>3</w:t>
+      </w:r>
+      <w:r>
+        <w:rPr>
+          <w:rFonts w:ascii="宋体" w:eastAsia="宋体" w:hAnsi="宋体"/>
+          <w:szCs w:val="21"/>
+          <w:highlight w:val="yellow"/>
+        </w:rPr>
+        <w:t>切片和切块</w:t>
+      </w:r>
+      <w:r>
+        <w:rPr>
+          <w:rFonts w:ascii="宋体" w:eastAsia="宋体" w:hAnsi="宋体"/>
+          <w:szCs w:val="21"/>
+        </w:rPr>
+        <w:t>投影和选择</w:t>
+      </w:r>
+      <w:r>
+        <w:rPr>
+          <w:rFonts w:ascii="宋体" w:eastAsia="宋体" w:hAnsi="宋体" w:hint="eastAsia"/>
+          <w:szCs w:val="21"/>
+          <w:highlight w:val="yellow"/>
+        </w:rPr>
+        <w:t>4</w:t>
+      </w:r>
+      <w:r>
+        <w:rPr>
+          <w:rFonts w:ascii="宋体" w:eastAsia="宋体" w:hAnsi="宋体"/>
+          <w:szCs w:val="21"/>
+          <w:highlight w:val="yellow"/>
+        </w:rPr>
+        <w:t>转轴（旋转）</w:t>
+      </w:r>
+      <w:r>
+        <w:rPr>
+          <w:rFonts w:ascii="宋体" w:eastAsia="宋体" w:hAnsi="宋体"/>
+          <w:szCs w:val="21"/>
+        </w:rPr>
+        <w:t>调整数据方、可视化、3D到一系列的2D平面</w:t>
+      </w:r>
+      <w:r>
+        <w:rPr>
+          <w:rFonts w:ascii="宋体" w:eastAsia="宋体" w:hAnsi="宋体" w:hint="eastAsia"/>
+          <w:szCs w:val="21"/>
+          <w:highlight w:val="yellow"/>
+        </w:rPr>
+        <w:t>5</w:t>
+      </w:r>
+      <w:r>
+        <w:rPr>
+          <w:rFonts w:ascii="宋体" w:eastAsia="宋体" w:hAnsi="宋体"/>
+          <w:szCs w:val="21"/>
+          <w:highlight w:val="yellow"/>
+        </w:rPr>
+        <w:t>其他业务</w:t>
+      </w:r>
+      <w:r>
+        <w:rPr>
+          <w:rFonts w:ascii="宋体" w:eastAsia="宋体" w:hAnsi="宋体"/>
+          <w:szCs w:val="21"/>
+          <w:highlight w:val="cyan"/>
+        </w:rPr>
+        <w:t>钻过:跨越式钻探</w:t>
+      </w:r>
+      <w:r>
+        <w:rPr>
+          <w:rFonts w:ascii="宋体" w:eastAsia="宋体" w:hAnsi="宋体"/>
+          <w:szCs w:val="21"/>
+        </w:rPr>
+        <w:t>涉及（跨越）一个以上的事实表</w:t>
+      </w:r>
+      <w:r>
+        <w:rPr>
+          <w:rFonts w:ascii="宋体" w:eastAsia="宋体" w:hAnsi="宋体"/>
+          <w:szCs w:val="21"/>
+          <w:highlight w:val="cyan"/>
+        </w:rPr>
+        <w:t>钻透</w:t>
+      </w:r>
+      <w:r>
+        <w:rPr>
+          <w:rFonts w:ascii="宋体" w:eastAsia="宋体" w:hAnsi="宋体"/>
+          <w:szCs w:val="21"/>
+        </w:rPr>
+        <w:t>通过立方体的底层到其后端关系表（使用SQL）</w:t>
+      </w:r>
+      <w:r>
+        <w:rPr>
+          <w:rFonts w:ascii="宋体" w:eastAsia="宋体" w:hAnsi="宋体"/>
+          <w:szCs w:val="21"/>
+          <w:highlight w:val="green"/>
+        </w:rPr>
+        <w:t>数据仓库的设计:一个商务分析框架</w:t>
+      </w:r>
+      <w:r>
+        <w:rPr>
+          <w:rFonts w:ascii="宋体" w:eastAsia="宋体" w:hAnsi="宋体"/>
+          <w:szCs w:val="21"/>
+        </w:rPr>
+        <w:t>在设计数据仓库的时候需要考虑不同的视图，关于数据仓库设计的</w:t>
+      </w:r>
+      <w:r>
+        <w:rPr>
+          <w:rFonts w:ascii="宋体" w:eastAsia="宋体" w:hAnsi="宋体"/>
+          <w:szCs w:val="21"/>
+          <w:highlight w:val="green"/>
+        </w:rPr>
+        <w:t>四种视图</w:t>
+      </w:r>
+      <w:r>
+        <w:rPr>
+          <w:rFonts w:ascii="宋体" w:eastAsia="宋体" w:hAnsi="宋体" w:hint="eastAsia"/>
+          <w:szCs w:val="21"/>
+          <w:highlight w:val="yellow"/>
+        </w:rPr>
+        <w:t>1</w:t>
+      </w:r>
+      <w:r>
+        <w:rPr>
+          <w:rFonts w:ascii="宋体" w:eastAsia="宋体" w:hAnsi="宋体"/>
+          <w:szCs w:val="21"/>
+          <w:highlight w:val="yellow"/>
+        </w:rPr>
+        <w:t>自顶向下视图</w:t>
+      </w:r>
+      <w:r>
+        <w:rPr>
+          <w:rFonts w:ascii="宋体" w:eastAsia="宋体" w:hAnsi="宋体"/>
+          <w:szCs w:val="21"/>
+        </w:rPr>
+        <w:t>选择数据仓库所需的相关信息</w:t>
+      </w:r>
+      <w:r>
+        <w:rPr>
+          <w:rFonts w:ascii="宋体" w:eastAsia="宋体" w:hAnsi="宋体" w:hint="eastAsia"/>
+          <w:szCs w:val="21"/>
+          <w:highlight w:val="yellow"/>
+        </w:rPr>
+        <w:t>2</w:t>
+      </w:r>
+      <w:r>
+        <w:rPr>
+          <w:rFonts w:ascii="宋体" w:eastAsia="宋体" w:hAnsi="宋体"/>
+          <w:szCs w:val="21"/>
+          <w:highlight w:val="yellow"/>
+        </w:rPr>
+        <w:t>数据源视图</w:t>
+      </w:r>
+      <w:r>
+        <w:rPr>
+          <w:rFonts w:ascii="宋体" w:eastAsia="宋体" w:hAnsi="宋体"/>
+          <w:szCs w:val="21"/>
+        </w:rPr>
+        <w:t>揭示（操作）数据库系统捕获、存储、和管理的信息</w:t>
+      </w:r>
+      <w:r>
+        <w:rPr>
+          <w:rFonts w:ascii="宋体" w:eastAsia="宋体" w:hAnsi="宋体"/>
+          <w:szCs w:val="21"/>
+        </w:rPr>
+        <w:br/>
+      </w:r>
+      <w:r>
+        <w:rPr>
+          <w:rFonts w:ascii="宋体" w:eastAsia="宋体" w:hAnsi="宋体" w:hint="eastAsia"/>
+          <w:szCs w:val="21"/>
+          <w:highlight w:val="yellow"/>
+        </w:rPr>
+        <w:t>3</w:t>
+      </w:r>
+      <w:r>
+        <w:rPr>
+          <w:rFonts w:ascii="宋体" w:eastAsia="宋体" w:hAnsi="宋体"/>
+          <w:szCs w:val="21"/>
+          <w:highlight w:val="yellow"/>
+        </w:rPr>
+        <w:t>数据仓库视图</w:t>
+      </w:r>
+      <w:r>
+        <w:rPr>
+          <w:rFonts w:ascii="宋体" w:eastAsia="宋体" w:hAnsi="宋体"/>
+          <w:szCs w:val="21"/>
+        </w:rPr>
+        <w:t>由事实表和维度表组成</w:t>
+      </w:r>
+      <w:r>
+        <w:rPr>
+          <w:rFonts w:ascii="宋体" w:eastAsia="宋体" w:hAnsi="宋体" w:hint="eastAsia"/>
+          <w:szCs w:val="21"/>
+          <w:highlight w:val="yellow"/>
+        </w:rPr>
+        <w:t>4</w:t>
+      </w:r>
+      <w:r>
+        <w:rPr>
+          <w:rFonts w:ascii="宋体" w:eastAsia="宋体" w:hAnsi="宋体"/>
+          <w:szCs w:val="21"/>
+          <w:highlight w:val="yellow"/>
+        </w:rPr>
+        <w:t>业务查询视图</w:t>
+      </w:r>
+      <w:r>
+        <w:rPr>
+          <w:rFonts w:ascii="宋体" w:eastAsia="宋体" w:hAnsi="宋体"/>
+          <w:szCs w:val="21"/>
+        </w:rPr>
+        <w:t>从最终用户的角度看仓库中的</w:t>
       </w:r>
       <w:proofErr w:type="gramStart"/>
       <w:r>
@@ -23647,29 +26125,199 @@
           <w:rFonts w:ascii="宋体" w:eastAsia="宋体" w:hAnsi="宋体"/>
           <w:szCs w:val="21"/>
         </w:rPr>
-        <w:t>个</w:t>
+        <w:t>数据</w:t>
+      </w:r>
+      <w:r>
+        <w:rPr>
+          <w:rFonts w:ascii="宋体" w:eastAsia="宋体" w:hAnsi="宋体"/>
+          <w:szCs w:val="21"/>
+          <w:highlight w:val="green"/>
+        </w:rPr>
+        <w:t>数据</w:t>
       </w:r>
       <w:proofErr w:type="gramEnd"/>
       <w:r>
         <w:rPr>
           <w:rFonts w:ascii="宋体" w:eastAsia="宋体" w:hAnsi="宋体"/>
           <w:szCs w:val="21"/>
-        </w:rPr>
-        <w:t>正交（单位）向量，即主成分</w:t>
-      </w:r>
-      <w:r>
-        <w:rPr>
-          <w:rFonts w:ascii="宋体" w:eastAsia="宋体" w:hAnsi="宋体" w:hint="eastAsia"/>
-          <w:szCs w:val="21"/>
-        </w:rPr>
-        <w:t>，</w:t>
-      </w:r>
-      <w:r>
-        <w:rPr>
-          <w:rFonts w:ascii="宋体" w:eastAsia="宋体" w:hAnsi="宋体"/>
-          <w:szCs w:val="21"/>
-        </w:rPr>
-        <w:t>每个输入数据（向量）是k</w:t>
+          <w:highlight w:val="green"/>
+        </w:rPr>
+        <w:t>仓库设计过程</w:t>
+      </w:r>
+      <w:r>
+        <w:rPr>
+          <w:rFonts w:ascii="宋体" w:eastAsia="宋体" w:hAnsi="宋体" w:hint="eastAsia"/>
+          <w:szCs w:val="21"/>
+          <w:highlight w:val="yellow"/>
+        </w:rPr>
+        <w:t>1</w:t>
+      </w:r>
+      <w:r>
+        <w:rPr>
+          <w:rFonts w:ascii="宋体" w:eastAsia="宋体" w:hAnsi="宋体"/>
+          <w:szCs w:val="21"/>
+          <w:highlight w:val="yellow"/>
+        </w:rPr>
+        <w:t>自顶向下、自底向上的方法或两者的结合</w:t>
+      </w:r>
+      <w:r>
+        <w:rPr>
+          <w:rFonts w:ascii="宋体" w:eastAsia="宋体" w:hAnsi="宋体" w:hint="eastAsia"/>
+          <w:szCs w:val="21"/>
+          <w:highlight w:val="cyan"/>
+        </w:rPr>
+        <w:t>1</w:t>
+      </w:r>
+      <w:r>
+        <w:rPr>
+          <w:rFonts w:ascii="宋体" w:eastAsia="宋体" w:hAnsi="宋体"/>
+          <w:szCs w:val="21"/>
+          <w:highlight w:val="cyan"/>
+        </w:rPr>
+        <w:t>自顶向下</w:t>
+      </w:r>
+      <w:r>
+        <w:rPr>
+          <w:rFonts w:ascii="宋体" w:eastAsia="宋体" w:hAnsi="宋体"/>
+          <w:szCs w:val="21"/>
+        </w:rPr>
+        <w:t>从整体设计和规划开始（成熟）</w:t>
+      </w:r>
+      <w:r>
+        <w:rPr>
+          <w:rFonts w:ascii="宋体" w:eastAsia="宋体" w:hAnsi="宋体" w:hint="eastAsia"/>
+          <w:szCs w:val="21"/>
+          <w:highlight w:val="cyan"/>
+        </w:rPr>
+        <w:t>2</w:t>
+      </w:r>
+      <w:r>
+        <w:rPr>
+          <w:rFonts w:ascii="宋体" w:eastAsia="宋体" w:hAnsi="宋体"/>
+          <w:szCs w:val="21"/>
+          <w:highlight w:val="cyan"/>
+        </w:rPr>
+        <w:t>自底向上</w:t>
+      </w:r>
+      <w:r>
+        <w:rPr>
+          <w:rFonts w:ascii="宋体" w:eastAsia="宋体" w:hAnsi="宋体"/>
+          <w:szCs w:val="21"/>
+        </w:rPr>
+        <w:t>从实验和原型开始（快速）</w:t>
+      </w:r>
+      <w:r>
+        <w:rPr>
+          <w:rFonts w:ascii="宋体" w:eastAsia="宋体" w:hAnsi="宋体" w:hint="eastAsia"/>
+          <w:szCs w:val="21"/>
+          <w:highlight w:val="yellow"/>
+        </w:rPr>
+        <w:t>2</w:t>
+      </w:r>
+      <w:r>
+        <w:rPr>
+          <w:rFonts w:ascii="宋体" w:eastAsia="宋体" w:hAnsi="宋体"/>
+          <w:szCs w:val="21"/>
+          <w:highlight w:val="yellow"/>
+        </w:rPr>
+        <w:t>从软件工程的角度来看</w:t>
+      </w:r>
+      <w:r>
+        <w:rPr>
+          <w:rFonts w:ascii="宋体" w:eastAsia="宋体" w:hAnsi="宋体" w:hint="eastAsia"/>
+          <w:szCs w:val="21"/>
+          <w:highlight w:val="cyan"/>
+        </w:rPr>
+        <w:t>1</w:t>
+      </w:r>
+      <w:r>
+        <w:rPr>
+          <w:rFonts w:ascii="宋体" w:eastAsia="宋体" w:hAnsi="宋体"/>
+          <w:szCs w:val="21"/>
+          <w:highlight w:val="cyan"/>
+        </w:rPr>
+        <w:t>瀑布式</w:t>
+      </w:r>
+      <w:r>
+        <w:rPr>
+          <w:rFonts w:ascii="宋体" w:eastAsia="宋体" w:hAnsi="宋体"/>
+          <w:szCs w:val="21"/>
+        </w:rPr>
+        <w:t>在进入下一步之前，在每一步都进行结构化和系统化的分析</w:t>
+      </w:r>
+      <w:r>
+        <w:rPr>
+          <w:rFonts w:ascii="宋体" w:eastAsia="宋体" w:hAnsi="宋体" w:hint="eastAsia"/>
+          <w:szCs w:val="21"/>
+          <w:highlight w:val="cyan"/>
+        </w:rPr>
+        <w:t>2</w:t>
+      </w:r>
+      <w:r>
+        <w:rPr>
+          <w:rFonts w:ascii="宋体" w:eastAsia="宋体" w:hAnsi="宋体"/>
+          <w:szCs w:val="21"/>
+          <w:highlight w:val="cyan"/>
+        </w:rPr>
+        <w:t>螺旋式</w:t>
+      </w:r>
+      <w:r>
+        <w:rPr>
+          <w:rFonts w:ascii="宋体" w:eastAsia="宋体" w:hAnsi="宋体"/>
+          <w:szCs w:val="21"/>
+        </w:rPr>
+        <w:t>快速生成功能越来越强的系统，周转时间短，周转快</w:t>
+      </w:r>
+      <w:r>
+        <w:rPr>
+          <w:rFonts w:ascii="宋体" w:eastAsia="宋体" w:hAnsi="宋体" w:hint="eastAsia"/>
+          <w:szCs w:val="21"/>
+          <w:highlight w:val="yellow"/>
+        </w:rPr>
+        <w:t>3</w:t>
+      </w:r>
+      <w:r>
+        <w:rPr>
+          <w:rFonts w:ascii="宋体" w:eastAsia="宋体" w:hAnsi="宋体"/>
+          <w:szCs w:val="21"/>
+          <w:highlight w:val="yellow"/>
+        </w:rPr>
+        <w:t>典型的数据仓库设计过程</w:t>
+      </w:r>
+      <w:r>
+        <w:rPr>
+          <w:rFonts w:ascii="宋体" w:eastAsia="宋体" w:hAnsi="宋体"/>
+          <w:szCs w:val="21"/>
+        </w:rPr>
+        <w:t>选择一个业务流程进行建模，例如，订单、发票等</w:t>
+      </w:r>
+      <w:r>
+        <w:rPr>
+          <w:rFonts w:ascii="宋体" w:eastAsia="宋体" w:hAnsi="宋体" w:hint="eastAsia"/>
+          <w:szCs w:val="21"/>
+        </w:rPr>
+        <w:t>-&gt;</w:t>
+      </w:r>
+      <w:r>
+        <w:rPr>
+          <w:rFonts w:ascii="宋体" w:eastAsia="宋体" w:hAnsi="宋体"/>
+          <w:szCs w:val="21"/>
+        </w:rPr>
+        <w:t>选择业务流程的粒度（数据的原子级别）。例如，单个事务、一天的快照等</w:t>
+      </w:r>
+      <w:r>
+        <w:rPr>
+          <w:rFonts w:ascii="宋体" w:eastAsia="宋体" w:hAnsi="宋体" w:hint="eastAsia"/>
+          <w:szCs w:val="21"/>
+        </w:rPr>
+        <w:t>-&gt;</w:t>
+      </w:r>
+      <w:r>
+        <w:rPr>
+          <w:rFonts w:ascii="宋体" w:eastAsia="宋体" w:hAnsi="宋体"/>
+          <w:szCs w:val="21"/>
+        </w:rPr>
+        <w:t>选择将适用于每个事实</w:t>
       </w:r>
       <w:proofErr w:type="gramStart"/>
       <w:r>
@@ -23677,7 +26325,7 @@
           <w:rFonts w:ascii="宋体" w:eastAsia="宋体" w:hAnsi="宋体"/>
           <w:szCs w:val="21"/>
         </w:rPr>
-        <w:t>个</w:t>
+        <w:t>表记录</w:t>
       </w:r>
       <w:proofErr w:type="gramEnd"/>
       <w:r>
@@ -23685,36 +26333,85 @@
           <w:rFonts w:ascii="宋体" w:eastAsia="宋体" w:hAnsi="宋体"/>
           <w:szCs w:val="21"/>
         </w:rPr>
-        <w:t>主成分向量的线性组合主成分按"重要性"或强度递减的顺序进行排序</w:t>
-      </w:r>
-      <w:r>
-        <w:rPr>
-          <w:rFonts w:ascii="宋体" w:eastAsia="宋体" w:hAnsi="宋体" w:hint="eastAsia"/>
-          <w:szCs w:val="21"/>
-        </w:rPr>
-        <w:t>，</w:t>
-      </w:r>
-      <w:r>
-        <w:rPr>
-          <w:rFonts w:ascii="宋体" w:eastAsia="宋体" w:hAnsi="宋体"/>
-          <w:szCs w:val="21"/>
-        </w:rPr>
-        <w:t>由于成分是分类的，通过消除弱成分，即那些低方差的成分，可以减少数据的大小（即使用最强的主成分，以重建一个良好的原始数据近似）</w:t>
-      </w:r>
-      <w:r>
-        <w:rPr>
-          <w:rFonts w:ascii="宋体" w:eastAsia="宋体" w:hAnsi="宋体"/>
-          <w:szCs w:val="21"/>
-          <w:highlight w:val="red"/>
-        </w:rPr>
-        <w:t>只对数值数据</w:t>
-      </w:r>
-      <w:r>
-        <w:rPr>
-          <w:rFonts w:ascii="宋体" w:eastAsia="宋体" w:hAnsi="宋体"/>
-          <w:szCs w:val="21"/>
-        </w:rPr>
-        <w:t>起作用</w:t>
+        <w:t>的维度，如,时间、商品、顾客、供应商、仓库、事务类型和状态</w:t>
+      </w:r>
+      <w:r>
+        <w:rPr>
+          <w:rFonts w:ascii="宋体" w:eastAsia="宋体" w:hAnsi="宋体" w:hint="eastAsia"/>
+          <w:szCs w:val="21"/>
+        </w:rPr>
+        <w:t>-&gt;</w:t>
+      </w:r>
+      <w:r>
+        <w:rPr>
+          <w:rFonts w:ascii="宋体" w:eastAsia="宋体" w:hAnsi="宋体"/>
+          <w:szCs w:val="21"/>
+        </w:rPr>
+        <w:t>选取将安放在事实表中的度量. 典型的度量是可加的数值量, 如</w:t>
+      </w:r>
+      <w:proofErr w:type="spellStart"/>
+      <w:r>
+        <w:rPr>
+          <w:rFonts w:ascii="宋体" w:eastAsia="宋体" w:hAnsi="宋体"/>
+          <w:szCs w:val="21"/>
+        </w:rPr>
+        <w:t>dollars_sold</w:t>
+      </w:r>
+      <w:proofErr w:type="spellEnd"/>
+      <w:r>
+        <w:rPr>
+          <w:rFonts w:ascii="宋体" w:eastAsia="宋体" w:hAnsi="宋体"/>
+          <w:szCs w:val="21"/>
+        </w:rPr>
+        <w:t>和</w:t>
+      </w:r>
+      <w:proofErr w:type="spellStart"/>
+      <w:r>
+        <w:rPr>
+          <w:rFonts w:ascii="宋体" w:eastAsia="宋体" w:hAnsi="宋体"/>
+          <w:szCs w:val="21"/>
+        </w:rPr>
+        <w:t>units_sold</w:t>
+      </w:r>
+      <w:proofErr w:type="spellEnd"/>
+      <w:r>
+        <w:rPr>
+          <w:rFonts w:ascii="宋体" w:eastAsia="宋体" w:hAnsi="宋体"/>
+          <w:szCs w:val="21"/>
+          <w:highlight w:val="green"/>
+        </w:rPr>
+        <w:t>三种类型的</w:t>
+      </w:r>
+      <w:r>
+        <w:rPr>
+          <w:rFonts w:ascii="宋体" w:eastAsia="宋体" w:hAnsi="宋体"/>
+          <w:szCs w:val="21"/>
+          <w:highlight w:val="green"/>
+        </w:rPr>
+        <w:t>数据仓库的使用</w:t>
+      </w:r>
+      <w:r>
+        <w:rPr>
+          <w:rFonts w:ascii="宋体" w:eastAsia="宋体" w:hAnsi="宋体" w:hint="eastAsia"/>
+          <w:szCs w:val="21"/>
+          <w:highlight w:val="yellow"/>
+        </w:rPr>
+        <w:t>1</w:t>
+      </w:r>
+      <w:r>
+        <w:rPr>
+          <w:rFonts w:ascii="宋体" w:eastAsia="宋体" w:hAnsi="宋体"/>
+          <w:szCs w:val="21"/>
+          <w:highlight w:val="yellow"/>
+        </w:rPr>
+        <w:t>信息处理</w:t>
+      </w:r>
+      <w:r>
+        <w:rPr>
+          <w:rFonts w:ascii="宋体" w:eastAsia="宋体" w:hAnsi="宋体"/>
+          <w:szCs w:val="21"/>
+        </w:rPr>
+        <w:t>支持查询、基本统计分析，以及使用交叉表、表格、图表和图形进行报告</w:t>
       </w:r>
       <w:r>
         <w:rPr>
@@ -23730,410 +26427,65 @@
           <w:szCs w:val="21"/>
           <w:highlight w:val="yellow"/>
         </w:rPr>
-        <w:t>监督和非线性技术</w:t>
-      </w:r>
-      <w:r>
-        <w:rPr>
-          <w:rFonts w:ascii="宋体" w:eastAsia="宋体" w:hAnsi="宋体" w:hint="eastAsia"/>
-          <w:szCs w:val="21"/>
-          <w:highlight w:val="cyan"/>
-        </w:rPr>
-        <w:t>1</w:t>
-      </w:r>
-      <w:r>
-        <w:rPr>
-          <w:rFonts w:ascii="宋体" w:eastAsia="宋体" w:hAnsi="宋体"/>
-          <w:szCs w:val="21"/>
-          <w:highlight w:val="cyan"/>
-        </w:rPr>
-        <w:t>特征子集选择</w:t>
-      </w:r>
-      <w:r>
-        <w:rPr>
-          <w:rFonts w:ascii="宋体" w:eastAsia="宋体" w:hAnsi="宋体"/>
-          <w:szCs w:val="21"/>
-        </w:rPr>
-        <w:t>属性子集选择</w:t>
-      </w:r>
-      <w:r>
-        <w:rPr>
-          <w:rFonts w:ascii="宋体" w:eastAsia="宋体" w:hAnsi="宋体" w:hint="eastAsia"/>
-          <w:szCs w:val="21"/>
-        </w:rPr>
-        <w:t>，</w:t>
-      </w:r>
-      <w:r>
-        <w:rPr>
-          <w:rFonts w:ascii="宋体" w:eastAsia="宋体" w:hAnsi="宋体"/>
-          <w:szCs w:val="21"/>
-        </w:rPr>
-        <w:t>另一种降低数据维度的方法</w:t>
-      </w:r>
-      <w:r>
-        <w:rPr>
-          <w:rFonts w:ascii="宋体" w:eastAsia="宋体" w:hAnsi="宋体"/>
-          <w:szCs w:val="21"/>
-          <w:highlight w:val="magenta"/>
-        </w:rPr>
-        <w:t>冗长的属性</w:t>
-      </w:r>
-      <w:r>
-        <w:rPr>
-          <w:rFonts w:ascii="宋体" w:eastAsia="宋体" w:hAnsi="宋体"/>
-          <w:szCs w:val="21"/>
-        </w:rPr>
-        <w:t>重复一个或多个其他属性中包含的大部分或全部信息</w:t>
-      </w:r>
-      <w:r>
-        <w:rPr>
-          <w:rFonts w:ascii="宋体" w:eastAsia="宋体" w:hAnsi="宋体" w:hint="eastAsia"/>
-          <w:szCs w:val="21"/>
-        </w:rPr>
-        <w:t>，</w:t>
-      </w:r>
-      <w:r>
-        <w:rPr>
-          <w:rFonts w:ascii="宋体" w:eastAsia="宋体" w:hAnsi="宋体"/>
-          <w:szCs w:val="21"/>
-        </w:rPr>
-        <w:t>如产品的购买价格和支付的销售税金额</w:t>
-      </w:r>
-      <w:r>
-        <w:rPr>
-          <w:rFonts w:ascii="宋体" w:eastAsia="宋体" w:hAnsi="宋体"/>
-          <w:szCs w:val="21"/>
-          <w:highlight w:val="magenta"/>
-        </w:rPr>
-        <w:t>不相关的属性</w:t>
-      </w:r>
-      <w:r>
-        <w:rPr>
-          <w:rFonts w:ascii="宋体" w:eastAsia="宋体" w:hAnsi="宋体"/>
-          <w:szCs w:val="21"/>
-        </w:rPr>
-        <w:t>不包含对手头的数据挖掘任务有用的信息</w:t>
-      </w:r>
-      <w:r>
-        <w:rPr>
-          <w:rFonts w:ascii="宋体" w:eastAsia="宋体" w:hAnsi="宋体" w:hint="eastAsia"/>
-          <w:szCs w:val="21"/>
-        </w:rPr>
-        <w:t>，</w:t>
-      </w:r>
-      <w:r>
-        <w:rPr>
-          <w:rFonts w:ascii="宋体" w:eastAsia="宋体" w:hAnsi="宋体"/>
-          <w:szCs w:val="21"/>
-        </w:rPr>
-        <w:t>例一个学生的ID通常与预测他/她的GPA无关</w:t>
-      </w:r>
-      <w:r>
-        <w:rPr>
-          <w:rFonts w:ascii="宋体" w:eastAsia="宋体" w:hAnsi="宋体"/>
-          <w:szCs w:val="21"/>
-          <w:highlight w:val="darkYellow"/>
-        </w:rPr>
-        <w:t>属性选择中的启发式搜索</w:t>
-      </w:r>
-      <w:r>
-        <w:rPr>
-          <w:rFonts w:ascii="宋体" w:eastAsia="宋体" w:hAnsi="宋体"/>
-          <w:szCs w:val="21"/>
-        </w:rPr>
-        <w:t>有可能2d的属性组合是d</w:t>
-      </w:r>
-      <w:proofErr w:type="gramStart"/>
-      <w:r>
-        <w:rPr>
-          <w:rFonts w:ascii="宋体" w:eastAsia="宋体" w:hAnsi="宋体"/>
-          <w:szCs w:val="21"/>
-        </w:rPr>
-        <w:t>个</w:t>
-      </w:r>
-      <w:proofErr w:type="gramEnd"/>
-      <w:r>
-        <w:rPr>
-          <w:rFonts w:ascii="宋体" w:eastAsia="宋体" w:hAnsi="宋体"/>
-          <w:szCs w:val="21"/>
-        </w:rPr>
-        <w:t>属性</w:t>
-      </w:r>
-      <w:r>
-        <w:rPr>
-          <w:rFonts w:ascii="宋体" w:eastAsia="宋体" w:hAnsi="宋体" w:hint="eastAsia"/>
-          <w:szCs w:val="21"/>
-        </w:rPr>
-        <w:t>，</w:t>
-      </w:r>
-      <w:r>
-        <w:rPr>
-          <w:rFonts w:ascii="宋体" w:eastAsia="宋体" w:hAnsi="宋体"/>
-          <w:szCs w:val="21"/>
-        </w:rPr>
-        <w:t>典型的启发式属性选择方法</w:t>
-      </w:r>
-      <w:r>
-        <w:rPr>
-          <w:rFonts w:ascii="宋体" w:eastAsia="宋体" w:hAnsi="宋体" w:hint="eastAsia"/>
-          <w:szCs w:val="21"/>
-        </w:rPr>
-        <w:t>：</w:t>
-      </w:r>
-      <w:r>
-        <w:rPr>
-          <w:rFonts w:ascii="宋体" w:eastAsia="宋体" w:hAnsi="宋体"/>
-          <w:szCs w:val="21"/>
-        </w:rPr>
-        <w:t>属性独立假设下的最佳单一属性：通过显著性检验选择</w:t>
-      </w:r>
-      <w:r>
-        <w:rPr>
-          <w:rFonts w:ascii="宋体" w:eastAsia="宋体" w:hAnsi="宋体" w:hint="eastAsia"/>
-          <w:szCs w:val="21"/>
-        </w:rPr>
-        <w:t>，</w:t>
-      </w:r>
-      <w:r>
-        <w:rPr>
-          <w:rFonts w:ascii="宋体" w:eastAsia="宋体" w:hAnsi="宋体"/>
-          <w:szCs w:val="21"/>
-        </w:rPr>
-        <w:t>最佳阶梯式特征选择</w:t>
-      </w:r>
-      <w:r>
-        <w:rPr>
-          <w:rFonts w:ascii="宋体" w:eastAsia="宋体" w:hAnsi="宋体" w:hint="eastAsia"/>
-          <w:szCs w:val="21"/>
-        </w:rPr>
-        <w:t>（</w:t>
-      </w:r>
-      <w:r>
-        <w:rPr>
-          <w:rFonts w:ascii="宋体" w:eastAsia="宋体" w:hAnsi="宋体"/>
-          <w:szCs w:val="21"/>
-        </w:rPr>
-        <w:t>首先挑选出最好的单一属性</w:t>
-      </w:r>
-      <w:r>
-        <w:rPr>
-          <w:rFonts w:ascii="宋体" w:eastAsia="宋体" w:hAnsi="宋体" w:hint="eastAsia"/>
-          <w:szCs w:val="21"/>
-        </w:rPr>
-        <w:t>，</w:t>
-      </w:r>
-      <w:r>
-        <w:rPr>
-          <w:rFonts w:ascii="宋体" w:eastAsia="宋体" w:hAnsi="宋体"/>
-          <w:szCs w:val="21"/>
-        </w:rPr>
-        <w:t>然后，下一个最佳属性条件是第一个...</w:t>
-      </w:r>
-      <w:r>
-        <w:rPr>
-          <w:rFonts w:ascii="宋体" w:eastAsia="宋体" w:hAnsi="宋体" w:hint="eastAsia"/>
-          <w:szCs w:val="21"/>
-        </w:rPr>
-        <w:t>），</w:t>
-      </w:r>
-      <w:r>
-        <w:rPr>
-          <w:rFonts w:ascii="宋体" w:eastAsia="宋体" w:hAnsi="宋体"/>
-          <w:szCs w:val="21"/>
-        </w:rPr>
-        <w:t>循序渐进的属性消除</w:t>
-      </w:r>
-      <w:r>
-        <w:rPr>
-          <w:rFonts w:ascii="宋体" w:eastAsia="宋体" w:hAnsi="宋体" w:hint="eastAsia"/>
-          <w:szCs w:val="21"/>
-        </w:rPr>
-        <w:t>（</w:t>
-      </w:r>
-      <w:r>
-        <w:rPr>
-          <w:rFonts w:ascii="宋体" w:eastAsia="宋体" w:hAnsi="宋体"/>
-          <w:szCs w:val="21"/>
-        </w:rPr>
-        <w:t>反复消除最差的属性</w:t>
-      </w:r>
-      <w:r>
-        <w:rPr>
-          <w:rFonts w:ascii="宋体" w:eastAsia="宋体" w:hAnsi="宋体" w:hint="eastAsia"/>
-          <w:szCs w:val="21"/>
-        </w:rPr>
-        <w:t>），</w:t>
-      </w:r>
-      <w:r>
-        <w:rPr>
-          <w:rFonts w:ascii="宋体" w:eastAsia="宋体" w:hAnsi="宋体"/>
-          <w:szCs w:val="21"/>
-        </w:rPr>
-        <w:t>最佳组合属性选择和消除</w:t>
-      </w:r>
-      <w:r>
-        <w:rPr>
-          <w:rFonts w:ascii="宋体" w:eastAsia="宋体" w:hAnsi="宋体" w:hint="eastAsia"/>
-          <w:szCs w:val="21"/>
-        </w:rPr>
-        <w:t>，</w:t>
-      </w:r>
-      <w:r>
-        <w:rPr>
-          <w:rFonts w:ascii="宋体" w:eastAsia="宋体" w:hAnsi="宋体"/>
-          <w:szCs w:val="21"/>
-        </w:rPr>
-        <w:t>最佳的分支和边界</w:t>
-      </w:r>
-      <w:r>
-        <w:rPr>
-          <w:rFonts w:ascii="宋体" w:eastAsia="宋体" w:hAnsi="宋体" w:hint="eastAsia"/>
-          <w:szCs w:val="21"/>
-        </w:rPr>
-        <w:t>（</w:t>
-      </w:r>
-      <w:r>
-        <w:rPr>
-          <w:rFonts w:ascii="宋体" w:eastAsia="宋体" w:hAnsi="宋体"/>
-          <w:szCs w:val="21"/>
-        </w:rPr>
-        <w:t>使用属性消除和回溯法</w:t>
-      </w:r>
-      <w:r>
-        <w:rPr>
-          <w:rFonts w:ascii="宋体" w:eastAsia="宋体" w:hAnsi="宋体" w:hint="eastAsia"/>
-          <w:szCs w:val="21"/>
-        </w:rPr>
-        <w:t>）</w:t>
-      </w:r>
-      <w:r>
-        <w:rPr>
-          <w:rFonts w:ascii="宋体" w:eastAsia="宋体" w:hAnsi="宋体" w:hint="eastAsia"/>
-          <w:szCs w:val="21"/>
-          <w:highlight w:val="cyan"/>
-        </w:rPr>
-        <w:t>2</w:t>
-      </w:r>
-      <w:r>
-        <w:rPr>
-          <w:rFonts w:ascii="宋体" w:eastAsia="宋体" w:hAnsi="宋体"/>
-          <w:szCs w:val="21"/>
-          <w:highlight w:val="cyan"/>
-        </w:rPr>
-        <w:t>特征创建（特征生成）</w:t>
-      </w:r>
-      <w:r>
-        <w:rPr>
-          <w:rFonts w:ascii="宋体" w:eastAsia="宋体" w:hAnsi="宋体"/>
-          <w:szCs w:val="21"/>
-        </w:rPr>
-        <w:t>创建新的属性（特征），可以比原来的属性更有效地捕捉数据集中的重要信息</w:t>
-      </w:r>
-      <w:r>
-        <w:rPr>
-          <w:rFonts w:ascii="宋体" w:eastAsia="宋体" w:hAnsi="宋体"/>
-          <w:szCs w:val="21"/>
-          <w:highlight w:val="darkYellow"/>
-        </w:rPr>
-        <w:t>三个一般的方法学</w:t>
-      </w:r>
-      <w:r>
-        <w:rPr>
-          <w:rFonts w:ascii="宋体" w:eastAsia="宋体" w:hAnsi="宋体"/>
-          <w:szCs w:val="21"/>
-        </w:rPr>
-        <w:t>属性提取</w:t>
-      </w:r>
-      <w:r>
-        <w:rPr>
-          <w:rFonts w:ascii="宋体" w:eastAsia="宋体" w:hAnsi="宋体" w:hint="eastAsia"/>
-          <w:szCs w:val="21"/>
-        </w:rPr>
-        <w:t>（</w:t>
-      </w:r>
-      <w:r>
-        <w:rPr>
-          <w:rFonts w:ascii="宋体" w:eastAsia="宋体" w:hAnsi="宋体"/>
-          <w:szCs w:val="21"/>
-        </w:rPr>
-        <w:t>特定领域</w:t>
-      </w:r>
-      <w:r>
-        <w:rPr>
-          <w:rFonts w:ascii="宋体" w:eastAsia="宋体" w:hAnsi="宋体" w:hint="eastAsia"/>
-          <w:szCs w:val="21"/>
-        </w:rPr>
-        <w:t>）；</w:t>
-      </w:r>
-      <w:r>
-        <w:rPr>
-          <w:rFonts w:ascii="宋体" w:eastAsia="宋体" w:hAnsi="宋体"/>
-          <w:szCs w:val="21"/>
-        </w:rPr>
-        <w:t>将数据映射到新的空间（如傅里叶变换、小波变换、流形方法（不包括）</w:t>
-      </w:r>
-      <w:r>
-        <w:rPr>
-          <w:rFonts w:ascii="宋体" w:eastAsia="宋体" w:hAnsi="宋体" w:hint="eastAsia"/>
-          <w:szCs w:val="21"/>
-        </w:rPr>
-        <w:t>）</w:t>
-      </w:r>
-      <w:r>
-        <w:rPr>
-          <w:rFonts w:ascii="宋体" w:eastAsia="宋体" w:hAnsi="宋体"/>
-          <w:szCs w:val="21"/>
-        </w:rPr>
-        <w:t>属性构建</w:t>
-      </w:r>
-      <w:r>
-        <w:rPr>
-          <w:rFonts w:ascii="宋体" w:eastAsia="宋体" w:hAnsi="宋体" w:hint="eastAsia"/>
-          <w:szCs w:val="21"/>
-        </w:rPr>
-        <w:t>（</w:t>
-      </w:r>
-      <w:r>
-        <w:rPr>
-          <w:rFonts w:ascii="宋体" w:eastAsia="宋体" w:hAnsi="宋体"/>
-          <w:szCs w:val="21"/>
-        </w:rPr>
-        <w:t>结合特征</w:t>
-      </w:r>
-      <w:r>
-        <w:rPr>
-          <w:rFonts w:ascii="宋体" w:eastAsia="宋体" w:hAnsi="宋体" w:hint="eastAsia"/>
-          <w:szCs w:val="21"/>
-        </w:rPr>
-        <w:t>，</w:t>
-      </w:r>
-      <w:r>
-        <w:rPr>
-          <w:rFonts w:ascii="宋体" w:eastAsia="宋体" w:hAnsi="宋体"/>
-          <w:szCs w:val="21"/>
-        </w:rPr>
-        <w:t>数据离散化</w:t>
-      </w:r>
-      <w:r>
-        <w:rPr>
-          <w:rFonts w:ascii="宋体" w:eastAsia="宋体" w:hAnsi="宋体"/>
-          <w:szCs w:val="21"/>
-        </w:rPr>
-        <w:t>）</w:t>
-      </w:r>
-      <w:r>
-        <w:rPr>
-          <w:rFonts w:ascii="宋体" w:eastAsia="宋体" w:hAnsi="宋体" w:hint="eastAsia"/>
-          <w:color w:val="EE0000"/>
-          <w:szCs w:val="21"/>
-        </w:rPr>
-        <w:t>Chap4</w:t>
-      </w:r>
-      <w:r>
-        <w:rPr>
-          <w:rFonts w:ascii="宋体" w:eastAsia="宋体" w:hAnsi="宋体" w:hint="eastAsia"/>
-          <w:szCs w:val="21"/>
-        </w:rPr>
-        <w:t>什么是数据仓库有</w:t>
+        <w:t>分析处理</w:t>
+      </w:r>
+      <w:r>
+        <w:rPr>
+          <w:rFonts w:ascii="宋体" w:eastAsia="宋体" w:hAnsi="宋体"/>
+          <w:szCs w:val="21"/>
+        </w:rPr>
+        <w:t>数据仓库数据的多维分析</w:t>
+      </w:r>
+      <w:r>
+        <w:rPr>
+          <w:rFonts w:ascii="宋体" w:eastAsia="宋体" w:hAnsi="宋体" w:hint="eastAsia"/>
+          <w:szCs w:val="21"/>
+        </w:rPr>
+        <w:t>,</w:t>
+      </w:r>
+      <w:r>
+        <w:rPr>
+          <w:rFonts w:ascii="宋体" w:eastAsia="宋体" w:hAnsi="宋体"/>
+          <w:szCs w:val="21"/>
+        </w:rPr>
+        <w:t>支持基本的OLAP操作，切片-切块，钻取，透视</w:t>
+      </w:r>
+      <w:r>
+        <w:rPr>
+          <w:rFonts w:ascii="宋体" w:eastAsia="宋体" w:hAnsi="宋体" w:hint="eastAsia"/>
+          <w:szCs w:val="21"/>
+          <w:highlight w:val="yellow"/>
+        </w:rPr>
+        <w:t>3</w:t>
+      </w:r>
+      <w:r>
+        <w:rPr>
+          <w:rFonts w:ascii="宋体" w:eastAsia="宋体" w:hAnsi="宋体"/>
+          <w:szCs w:val="21"/>
+          <w:highlight w:val="yellow"/>
+        </w:rPr>
+        <w:t>数据挖掘</w:t>
+      </w:r>
+      <w:r>
+        <w:rPr>
+          <w:rFonts w:ascii="宋体" w:eastAsia="宋体" w:hAnsi="宋体"/>
+          <w:szCs w:val="21"/>
+        </w:rPr>
+        <w:t>从隐藏的模式中发现知识</w:t>
+      </w:r>
+      <w:r>
+        <w:rPr>
+          <w:rFonts w:ascii="宋体" w:eastAsia="宋体" w:hAnsi="宋体" w:hint="eastAsia"/>
+          <w:szCs w:val="21"/>
+        </w:rPr>
+        <w:t>,</w:t>
+      </w:r>
+      <w:r>
+        <w:rPr>
+          <w:rFonts w:ascii="宋体" w:eastAsia="宋体" w:hAnsi="宋体"/>
+          <w:szCs w:val="21"/>
+        </w:rPr>
+        <w:t>支持关联，构建分析模型，进行分类和预测，并使用可视化工具展示挖掘结果</w:t>
       </w:r>
     </w:p>
     <w:p>
@@ -24171,6 +26523,1110 @@
           <w:szCs w:val="21"/>
         </w:rPr>
       </w:pPr>
+      <w:r>
+        <w:rPr>
+          <w:rFonts w:ascii="宋体" w:eastAsia="宋体" w:hAnsi="宋体"/>
+          <w:szCs w:val="21"/>
+          <w:highlight w:val="green"/>
+        </w:rPr>
+        <w:t>从联机分析处理(OLAP)到联机分析挖掘(OLAM)为什么要进行联机分析挖掘</w:t>
+      </w:r>
+      <w:r>
+        <w:rPr>
+          <w:rFonts w:ascii="宋体" w:eastAsia="宋体" w:hAnsi="宋体"/>
+          <w:szCs w:val="21"/>
+        </w:rPr>
+        <w:br/>
+      </w:r>
+      <w:r>
+        <w:rPr>
+          <w:rFonts w:ascii="宋体" w:eastAsia="宋体" w:hAnsi="宋体" w:hint="eastAsia"/>
+          <w:szCs w:val="21"/>
+          <w:highlight w:val="yellow"/>
+        </w:rPr>
+        <w:t>1</w:t>
+      </w:r>
+      <w:r>
+        <w:rPr>
+          <w:rFonts w:ascii="宋体" w:eastAsia="宋体" w:hAnsi="宋体"/>
+          <w:szCs w:val="21"/>
+          <w:highlight w:val="yellow"/>
+        </w:rPr>
+        <w:t>数据仓库中的数据的高质量</w:t>
+      </w:r>
+      <w:r>
+        <w:rPr>
+          <w:rFonts w:ascii="宋体" w:eastAsia="宋体" w:hAnsi="宋体"/>
+          <w:szCs w:val="21"/>
+        </w:rPr>
+        <w:t>数据仓库包含集成的、一致的、经过清理的数据</w:t>
+      </w:r>
+      <w:r>
+        <w:rPr>
+          <w:rFonts w:ascii="宋体" w:eastAsia="宋体" w:hAnsi="宋体" w:hint="eastAsia"/>
+          <w:szCs w:val="21"/>
+          <w:highlight w:val="yellow"/>
+        </w:rPr>
+        <w:t>2</w:t>
+      </w:r>
+      <w:r>
+        <w:rPr>
+          <w:rFonts w:ascii="宋体" w:eastAsia="宋体" w:hAnsi="宋体"/>
+          <w:szCs w:val="21"/>
+          <w:highlight w:val="yellow"/>
+        </w:rPr>
+        <w:t>围绕数据仓库的有价值的信息处理基础设施</w:t>
+      </w:r>
+      <w:r>
+        <w:rPr>
+          <w:rFonts w:ascii="宋体" w:eastAsia="宋体" w:hAnsi="宋体"/>
+          <w:szCs w:val="21"/>
+        </w:rPr>
+        <w:t>ODBC、OL</w:t>
+      </w:r>
+      <w:r>
+        <w:rPr>
+          <w:rFonts w:ascii="宋体" w:eastAsia="宋体" w:hAnsi="宋体"/>
+          <w:szCs w:val="21"/>
+        </w:rPr>
+        <w:lastRenderedPageBreak/>
+        <w:t>EDB、Web访问、服务机制、报告和OLAP工具</w:t>
+      </w:r>
+      <w:r>
+        <w:rPr>
+          <w:rFonts w:ascii="宋体" w:eastAsia="宋体" w:hAnsi="宋体" w:hint="eastAsia"/>
+          <w:szCs w:val="21"/>
+          <w:highlight w:val="yellow"/>
+        </w:rPr>
+        <w:t>3</w:t>
+      </w:r>
+      <w:r>
+        <w:rPr>
+          <w:rFonts w:ascii="宋体" w:eastAsia="宋体" w:hAnsi="宋体"/>
+          <w:szCs w:val="21"/>
+          <w:highlight w:val="yellow"/>
+        </w:rPr>
+        <w:t>基于OLAP的探索性数据分析</w:t>
+      </w:r>
+      <w:r>
+        <w:rPr>
+          <w:rFonts w:ascii="宋体" w:eastAsia="宋体" w:hAnsi="宋体"/>
+          <w:szCs w:val="21"/>
+        </w:rPr>
+        <w:t>用上下钻、切片、转轴等方式进行挖掘</w:t>
+      </w:r>
+      <w:r>
+        <w:rPr>
+          <w:rFonts w:ascii="宋体" w:eastAsia="宋体" w:hAnsi="宋体" w:hint="eastAsia"/>
+          <w:szCs w:val="21"/>
+          <w:highlight w:val="yellow"/>
+        </w:rPr>
+        <w:t>4</w:t>
+      </w:r>
+      <w:r>
+        <w:rPr>
+          <w:rFonts w:ascii="宋体" w:eastAsia="宋体" w:hAnsi="宋体"/>
+          <w:szCs w:val="21"/>
+          <w:highlight w:val="yellow"/>
+        </w:rPr>
+        <w:t>数据挖掘功能的联机选择</w:t>
+      </w:r>
+      <w:r>
+        <w:rPr>
+          <w:rFonts w:ascii="宋体" w:eastAsia="宋体" w:hAnsi="宋体"/>
+          <w:szCs w:val="21"/>
+        </w:rPr>
+        <w:t>多个数据挖掘功能、算法和任务的整合和互换</w:t>
+      </w:r>
+      <w:r>
+        <w:rPr>
+          <w:rFonts w:ascii="宋体" w:eastAsia="宋体" w:hAnsi="宋体"/>
+          <w:szCs w:val="21"/>
+          <w:highlight w:val="green"/>
+        </w:rPr>
+        <w:t>高效的数据立方体计算：概述</w:t>
+      </w:r>
+      <w:r>
+        <w:rPr>
+          <w:rFonts w:ascii="宋体" w:eastAsia="宋体" w:hAnsi="宋体" w:hint="eastAsia"/>
+          <w:szCs w:val="21"/>
+          <w:highlight w:val="yellow"/>
+        </w:rPr>
+        <w:t>1</w:t>
+      </w:r>
+      <w:r>
+        <w:rPr>
+          <w:rFonts w:ascii="宋体" w:eastAsia="宋体" w:hAnsi="宋体"/>
+          <w:szCs w:val="21"/>
+          <w:highlight w:val="yellow"/>
+        </w:rPr>
+        <w:t>数据立方体可以被看作是立方体的格</w:t>
+      </w:r>
+      <w:proofErr w:type="gramStart"/>
+      <w:r>
+        <w:rPr>
+          <w:rFonts w:ascii="宋体" w:eastAsia="宋体" w:hAnsi="宋体"/>
+          <w:szCs w:val="21"/>
+        </w:rPr>
+        <w:t>最</w:t>
+      </w:r>
+      <w:proofErr w:type="gramEnd"/>
+      <w:r>
+        <w:rPr>
+          <w:rFonts w:ascii="宋体" w:eastAsia="宋体" w:hAnsi="宋体"/>
+          <w:szCs w:val="21"/>
+        </w:rPr>
+        <w:t>底层的方体是基本方体</w:t>
+      </w:r>
+      <w:r>
+        <w:rPr>
+          <w:rFonts w:ascii="宋体" w:eastAsia="宋体" w:hAnsi="宋体" w:hint="eastAsia"/>
+          <w:szCs w:val="21"/>
+        </w:rPr>
+        <w:t>,</w:t>
+      </w:r>
+      <w:r>
+        <w:rPr>
+          <w:rFonts w:ascii="宋体" w:eastAsia="宋体" w:hAnsi="宋体"/>
+          <w:szCs w:val="21"/>
+        </w:rPr>
+        <w:t>最上面的立方体（顶点）只包含一个单元</w:t>
+      </w:r>
+      <w:r>
+        <w:rPr>
+          <w:rFonts w:ascii="宋体" w:eastAsia="宋体" w:hAnsi="宋体" w:hint="eastAsia"/>
+          <w:szCs w:val="21"/>
+        </w:rPr>
+        <w:t>,</w:t>
+      </w:r>
+      <w:r>
+        <w:rPr>
+          <w:rFonts w:ascii="宋体" w:eastAsia="宋体" w:hAnsi="宋体"/>
+          <w:szCs w:val="21"/>
+        </w:rPr>
+        <w:t>一个有L层的n维立方体中有多少个立方体</w:t>
+      </w:r>
+      <m:oMath>
+        <m:r>
+          <w:rPr>
+            <w:rFonts w:ascii="Cambria Math" w:eastAsia="宋体" w:hAnsi="Cambria Math"/>
+            <w:szCs w:val="21"/>
+          </w:rPr>
+          <m:t>T=</m:t>
+        </m:r>
+        <m:nary>
+          <m:naryPr>
+            <m:chr m:val="∏"/>
+            <m:limLoc m:val="undOvr"/>
+            <m:grow m:val="1"/>
+            <m:ctrlPr>
+              <w:rPr>
+                <w:rFonts w:ascii="Cambria Math" w:eastAsia="宋体" w:hAnsi="Cambria Math"/>
+                <w:i/>
+                <w:szCs w:val="21"/>
+              </w:rPr>
+            </m:ctrlPr>
+          </m:naryPr>
+          <m:sub>
+            <m:r>
+              <w:rPr>
+                <w:rFonts w:ascii="Cambria Math" w:eastAsia="宋体" w:hAnsi="Cambria Math"/>
+                <w:szCs w:val="21"/>
+              </w:rPr>
+              <m:t>i=1</m:t>
+            </m:r>
+          </m:sub>
+          <m:sup>
+            <m:r>
+              <w:rPr>
+                <w:rFonts w:ascii="Cambria Math" w:eastAsia="宋体" w:hAnsi="Cambria Math"/>
+                <w:szCs w:val="21"/>
+              </w:rPr>
+              <m:t>n</m:t>
+            </m:r>
+          </m:sup>
+          <m:e>
+            <m:d>
+              <m:dPr>
+                <m:ctrlPr>
+                  <w:rPr>
+                    <w:rFonts w:ascii="Cambria Math" w:eastAsia="宋体" w:hAnsi="Cambria Math"/>
+                    <w:i/>
+                    <w:szCs w:val="21"/>
+                  </w:rPr>
+                </m:ctrlPr>
+              </m:dPr>
+              <m:e>
+                <m:sSub>
+                  <m:sSubPr>
+                    <m:ctrlPr>
+                      <w:rPr>
+                        <w:rFonts w:ascii="Cambria Math" w:eastAsia="宋体" w:hAnsi="Cambria Math"/>
+                        <w:i/>
+                        <w:szCs w:val="21"/>
+                      </w:rPr>
+                    </m:ctrlPr>
+                  </m:sSubPr>
+                  <m:e>
+                    <m:r>
+                      <w:rPr>
+                        <w:rFonts w:ascii="Cambria Math" w:eastAsia="宋体" w:hAnsi="Cambria Math"/>
+                        <w:szCs w:val="21"/>
+                      </w:rPr>
+                      <m:t>L</m:t>
+                    </m:r>
+                  </m:e>
+                  <m:sub>
+                    <m:r>
+                      <w:rPr>
+                        <w:rFonts w:ascii="Cambria Math" w:eastAsia="宋体" w:hAnsi="Cambria Math"/>
+                        <w:szCs w:val="21"/>
+                      </w:rPr>
+                      <m:t>i</m:t>
+                    </m:r>
+                  </m:sub>
+                </m:sSub>
+                <m:r>
+                  <w:rPr>
+                    <w:rFonts w:ascii="Cambria Math" w:eastAsia="宋体" w:hAnsi="Cambria Math"/>
+                    <w:szCs w:val="21"/>
+                  </w:rPr>
+                  <m:t>+1</m:t>
+                </m:r>
+              </m:e>
+            </m:d>
+          </m:e>
+        </m:nary>
+      </m:oMath>
+      <w:r>
+        <w:rPr>
+          <w:rFonts w:ascii="宋体" w:eastAsia="宋体" w:hAnsi="宋体"/>
+          <w:szCs w:val="21"/>
+        </w:rPr>
+        <w:t>其中Li是与维i相关联的层数</w:t>
+      </w:r>
+      <w:r>
+        <w:rPr>
+          <w:rFonts w:ascii="宋体" w:eastAsia="宋体" w:hAnsi="宋体" w:hint="eastAsia"/>
+          <w:szCs w:val="21"/>
+        </w:rPr>
+        <w:t>(每层有的元素数量)</w:t>
+      </w:r>
+      <w:r>
+        <w:rPr>
+          <w:rFonts w:ascii="宋体" w:eastAsia="宋体" w:hAnsi="宋体" w:hint="eastAsia"/>
+          <w:szCs w:val="21"/>
+          <w:highlight w:val="yellow"/>
+        </w:rPr>
+        <w:t>2</w:t>
+      </w:r>
+      <w:r>
+        <w:rPr>
+          <w:rFonts w:ascii="宋体" w:eastAsia="宋体" w:hAnsi="宋体"/>
+          <w:szCs w:val="21"/>
+          <w:highlight w:val="yellow"/>
+        </w:rPr>
+        <w:t>数据立方体的物化</w:t>
+      </w:r>
+      <w:r>
+        <w:rPr>
+          <w:rFonts w:ascii="宋体" w:eastAsia="宋体" w:hAnsi="宋体" w:hint="eastAsia"/>
+          <w:szCs w:val="21"/>
+          <w:highlight w:val="cyan"/>
+        </w:rPr>
+        <w:t>1</w:t>
+      </w:r>
+      <w:r>
+        <w:rPr>
+          <w:rFonts w:ascii="宋体" w:eastAsia="宋体" w:hAnsi="宋体"/>
+          <w:szCs w:val="21"/>
+          <w:highlight w:val="cyan"/>
+        </w:rPr>
+        <w:t>全</w:t>
+      </w:r>
+      <w:proofErr w:type="gramStart"/>
+      <w:r>
+        <w:rPr>
+          <w:rFonts w:ascii="宋体" w:eastAsia="宋体" w:hAnsi="宋体"/>
+          <w:szCs w:val="21"/>
+          <w:highlight w:val="cyan"/>
+        </w:rPr>
+        <w:t>物化</w:t>
+      </w:r>
+      <w:r>
+        <w:rPr>
+          <w:rFonts w:ascii="宋体" w:eastAsia="宋体" w:hAnsi="宋体"/>
+          <w:szCs w:val="21"/>
+        </w:rPr>
+        <w:t>物化</w:t>
+      </w:r>
+      <w:proofErr w:type="gramEnd"/>
+      <w:r>
+        <w:rPr>
+          <w:rFonts w:ascii="宋体" w:eastAsia="宋体" w:hAnsi="宋体"/>
+          <w:szCs w:val="21"/>
+        </w:rPr>
+        <w:t>每一个方体</w:t>
+      </w:r>
+      <w:r>
+        <w:rPr>
+          <w:rFonts w:ascii="宋体" w:eastAsia="宋体" w:hAnsi="宋体" w:hint="eastAsia"/>
+          <w:szCs w:val="21"/>
+          <w:highlight w:val="cyan"/>
+        </w:rPr>
+        <w:t>2</w:t>
+      </w:r>
+      <w:r>
+        <w:rPr>
+          <w:rFonts w:ascii="宋体" w:eastAsia="宋体" w:hAnsi="宋体"/>
+          <w:szCs w:val="21"/>
+          <w:highlight w:val="cyan"/>
+        </w:rPr>
+        <w:t>不物化</w:t>
+      </w:r>
+      <w:r>
+        <w:rPr>
+          <w:rFonts w:ascii="宋体" w:eastAsia="宋体" w:hAnsi="宋体"/>
+          <w:szCs w:val="21"/>
+        </w:rPr>
+        <w:t>不物化任何方体</w:t>
+      </w:r>
+      <w:r>
+        <w:rPr>
+          <w:rFonts w:ascii="宋体" w:eastAsia="宋体" w:hAnsi="宋体" w:hint="eastAsia"/>
+          <w:szCs w:val="21"/>
+          <w:highlight w:val="cyan"/>
+        </w:rPr>
+        <w:t>3</w:t>
+      </w:r>
+      <w:r>
+        <w:rPr>
+          <w:rFonts w:ascii="宋体" w:eastAsia="宋体" w:hAnsi="宋体"/>
+          <w:szCs w:val="21"/>
+          <w:highlight w:val="cyan"/>
+        </w:rPr>
+        <w:t>局部物化</w:t>
+      </w:r>
+      <w:r>
+        <w:rPr>
+          <w:rFonts w:ascii="宋体" w:eastAsia="宋体" w:hAnsi="宋体"/>
+          <w:szCs w:val="21"/>
+        </w:rPr>
+        <w:t>将某些立方体物化</w:t>
+      </w:r>
+      <w:r>
+        <w:rPr>
+          <w:rFonts w:ascii="宋体" w:eastAsia="宋体" w:hAnsi="宋体"/>
+          <w:szCs w:val="21"/>
+          <w:highlight w:val="green"/>
+        </w:rPr>
+        <w:t>哪些立方体要实体</w:t>
+      </w:r>
+      <w:proofErr w:type="gramStart"/>
+      <w:r>
+        <w:rPr>
+          <w:rFonts w:ascii="宋体" w:eastAsia="宋体" w:hAnsi="宋体"/>
+          <w:szCs w:val="21"/>
+          <w:highlight w:val="green"/>
+        </w:rPr>
+        <w:t>化</w:t>
+      </w:r>
+      <w:r>
+        <w:rPr>
+          <w:rFonts w:ascii="宋体" w:eastAsia="宋体" w:hAnsi="宋体"/>
+          <w:szCs w:val="21"/>
+        </w:rPr>
+        <w:t>根据</w:t>
+      </w:r>
+      <w:proofErr w:type="gramEnd"/>
+      <w:r>
+        <w:rPr>
+          <w:rFonts w:ascii="宋体" w:eastAsia="宋体" w:hAnsi="宋体"/>
+          <w:szCs w:val="21"/>
+        </w:rPr>
+        <w:t>大小、共享、访问频率等进行选择</w:t>
+      </w:r>
+      <w:r>
+        <w:rPr>
+          <w:rFonts w:ascii="宋体" w:eastAsia="宋体" w:hAnsi="宋体"/>
+          <w:szCs w:val="21"/>
+          <w:highlight w:val="green"/>
+        </w:rPr>
+        <w:t>DMQL中的立方体定义和计算</w:t>
+      </w:r>
+      <w:r>
+        <w:rPr>
+          <w:rFonts w:ascii="宋体" w:eastAsia="宋体" w:hAnsi="宋体"/>
+          <w:szCs w:val="21"/>
+        </w:rPr>
+        <w:t>define cube sales [item, city, year]: sum (</w:t>
+      </w:r>
+      <w:proofErr w:type="spellStart"/>
+      <w:r>
+        <w:rPr>
+          <w:rFonts w:ascii="宋体" w:eastAsia="宋体" w:hAnsi="宋体"/>
+          <w:szCs w:val="21"/>
+        </w:rPr>
+        <w:t>sales_in_dollars</w:t>
+      </w:r>
+      <w:proofErr w:type="spellEnd"/>
+      <w:r>
+        <w:rPr>
+          <w:rFonts w:ascii="宋体" w:eastAsia="宋体" w:hAnsi="宋体"/>
+          <w:szCs w:val="21"/>
+        </w:rPr>
+        <w:t>)</w:t>
+      </w:r>
+      <w:r>
+        <w:rPr>
+          <w:rFonts w:ascii="宋体" w:eastAsia="宋体" w:hAnsi="宋体" w:hint="eastAsia"/>
+          <w:szCs w:val="21"/>
+        </w:rPr>
+        <w:t xml:space="preserve"> </w:t>
+      </w:r>
+      <w:r>
+        <w:rPr>
+          <w:rFonts w:ascii="宋体" w:eastAsia="宋体" w:hAnsi="宋体"/>
+          <w:szCs w:val="21"/>
+        </w:rPr>
+        <w:t>compute cube sales</w:t>
+      </w:r>
+      <w:r>
+        <w:rPr>
+          <w:rFonts w:ascii="宋体" w:eastAsia="宋体" w:hAnsi="宋体"/>
+          <w:szCs w:val="21"/>
+          <w:highlight w:val="yellow"/>
+        </w:rPr>
+        <w:t>将其转化为类似SQL的语言（有一个新的运算符cube by，由Gray等人在96年提出）</w:t>
+      </w:r>
+      <w:r>
+        <w:rPr>
+          <w:rFonts w:ascii="宋体" w:eastAsia="宋体" w:hAnsi="宋体"/>
+          <w:szCs w:val="21"/>
+        </w:rPr>
+        <w:t>SELECT item, city, year, SUM (amount)FROM SALES</w:t>
+      </w:r>
+      <w:r>
+        <w:rPr>
+          <w:rFonts w:ascii="宋体" w:eastAsia="宋体" w:hAnsi="宋体" w:hint="eastAsia"/>
+          <w:szCs w:val="21"/>
+        </w:rPr>
+        <w:t xml:space="preserve"> </w:t>
+      </w:r>
+      <w:r>
+        <w:rPr>
+          <w:rFonts w:ascii="宋体" w:eastAsia="宋体" w:hAnsi="宋体"/>
+          <w:szCs w:val="21"/>
+        </w:rPr>
+        <w:t>CUBE BY item, city, year</w:t>
+      </w:r>
+      <w:r>
+        <w:rPr>
+          <w:rFonts w:ascii="宋体" w:eastAsia="宋体" w:hAnsi="宋体"/>
+          <w:szCs w:val="21"/>
+          <w:highlight w:val="yellow"/>
+        </w:rPr>
+        <w:t>需要计算以下的Group-Bys</w:t>
+      </w:r>
+      <w:r>
+        <w:rPr>
+          <w:rFonts w:ascii="宋体" w:eastAsia="宋体" w:hAnsi="宋体"/>
+          <w:szCs w:val="21"/>
+        </w:rPr>
+        <w:t>(item,city,yea</w:t>
+      </w:r>
+      <w:r>
+        <w:rPr>
+          <w:rFonts w:ascii="宋体" w:eastAsia="宋体" w:hAnsi="宋体" w:hint="eastAsia"/>
+          <w:szCs w:val="21"/>
+        </w:rPr>
+        <w:t>r</w:t>
+      </w:r>
+      <w:r>
+        <w:rPr>
+          <w:rFonts w:ascii="宋体" w:eastAsia="宋体" w:hAnsi="宋体"/>
+          <w:szCs w:val="21"/>
+        </w:rPr>
+        <w:t>)(item,city</w:t>
+      </w:r>
+      <w:r>
+        <w:rPr>
+          <w:rFonts w:ascii="宋体" w:eastAsia="宋体" w:hAnsi="宋体" w:hint="eastAsia"/>
+          <w:szCs w:val="21"/>
+        </w:rPr>
+        <w:t>)</w:t>
+      </w:r>
+      <w:r>
+        <w:rPr>
+          <w:rFonts w:ascii="宋体" w:eastAsia="宋体" w:hAnsi="宋体"/>
+          <w:szCs w:val="21"/>
+        </w:rPr>
+        <w:t>(item,year),(city,year),(item),(city),(year)()</w:t>
+      </w:r>
+      <w:r>
+        <w:rPr>
+          <w:rFonts w:ascii="宋体" w:eastAsia="宋体" w:hAnsi="宋体"/>
+          <w:szCs w:val="21"/>
+          <w:highlight w:val="green"/>
+        </w:rPr>
+        <w:t>索引OLAP数据：位图索引</w:t>
+      </w:r>
+      <w:r>
+        <w:rPr>
+          <w:rFonts w:ascii="宋体" w:eastAsia="宋体" w:hAnsi="宋体" w:hint="eastAsia"/>
+          <w:szCs w:val="21"/>
+          <w:highlight w:val="yellow"/>
+        </w:rPr>
+        <w:t>1</w:t>
+      </w:r>
+      <w:r>
+        <w:rPr>
+          <w:rFonts w:ascii="宋体" w:eastAsia="宋体" w:hAnsi="宋体"/>
+          <w:szCs w:val="21"/>
+          <w:highlight w:val="yellow"/>
+        </w:rPr>
+        <w:t>对某一特定列的索引</w:t>
+      </w:r>
+      <w:r>
+        <w:rPr>
+          <w:rFonts w:ascii="宋体" w:eastAsia="宋体" w:hAnsi="宋体" w:hint="eastAsia"/>
+          <w:szCs w:val="21"/>
+        </w:rPr>
+        <w:t>，</w:t>
+      </w:r>
+      <w:r>
+        <w:rPr>
+          <w:rFonts w:ascii="宋体" w:eastAsia="宋体" w:hAnsi="宋体"/>
+          <w:szCs w:val="21"/>
+        </w:rPr>
+        <w:t>列中的每个值都有一个位向量：位操作是快速的</w:t>
+      </w:r>
+      <w:r>
+        <w:rPr>
+          <w:rFonts w:ascii="宋体" w:eastAsia="宋体" w:hAnsi="宋体" w:hint="eastAsia"/>
+          <w:szCs w:val="21"/>
+          <w:highlight w:val="yellow"/>
+        </w:rPr>
+        <w:t>2</w:t>
+      </w:r>
+      <w:r>
+        <w:rPr>
+          <w:rFonts w:ascii="宋体" w:eastAsia="宋体" w:hAnsi="宋体"/>
+          <w:szCs w:val="21"/>
+          <w:highlight w:val="yellow"/>
+        </w:rPr>
+        <w:t>位向量的长度</w:t>
+      </w:r>
+      <w:r>
+        <w:rPr>
+          <w:rFonts w:ascii="宋体" w:eastAsia="宋体" w:hAnsi="宋体" w:hint="eastAsia"/>
+          <w:szCs w:val="21"/>
+        </w:rPr>
+        <w:t>，</w:t>
+      </w:r>
+      <w:r>
+        <w:rPr>
+          <w:rFonts w:ascii="宋体" w:eastAsia="宋体" w:hAnsi="宋体"/>
+          <w:szCs w:val="21"/>
+        </w:rPr>
+        <w:t># 基表中的记录数</w:t>
+      </w:r>
+      <w:r>
+        <w:rPr>
+          <w:rFonts w:ascii="宋体" w:eastAsia="宋体" w:hAnsi="宋体" w:hint="eastAsia"/>
+          <w:szCs w:val="21"/>
+        </w:rPr>
+        <w:t>，</w:t>
+      </w:r>
+      <w:r>
+        <w:rPr>
+          <w:rFonts w:ascii="宋体" w:eastAsia="宋体" w:hAnsi="宋体"/>
+          <w:szCs w:val="21"/>
+        </w:rPr>
+        <w:t>如果数据表中给定行的属性值为v, 则在位图索引的对应行, 表示该值的位为1, 该行的其它位均为0</w:t>
+      </w:r>
+      <w:r>
+        <w:rPr>
+          <w:rFonts w:ascii="宋体" w:eastAsia="宋体" w:hAnsi="宋体" w:hint="eastAsia"/>
+          <w:szCs w:val="21"/>
+          <w:highlight w:val="yellow"/>
+        </w:rPr>
+        <w:t>3</w:t>
+      </w:r>
+      <w:r>
+        <w:rPr>
+          <w:rFonts w:ascii="宋体" w:eastAsia="宋体" w:hAnsi="宋体"/>
+          <w:szCs w:val="21"/>
+          <w:highlight w:val="yellow"/>
+        </w:rPr>
+        <w:t>不适合势(不同值个数)很高的域</w:t>
+      </w:r>
+      <w:r>
+        <w:rPr>
+          <w:rFonts w:ascii="宋体" w:eastAsia="宋体" w:hAnsi="宋体"/>
+          <w:szCs w:val="21"/>
+          <w:highlight w:val="green"/>
+        </w:rPr>
+        <w:t>索引OLAP数据 ：连接索引</w:t>
+      </w:r>
+      <w:r>
+        <w:rPr>
+          <w:rFonts w:ascii="宋体" w:eastAsia="宋体" w:hAnsi="宋体" w:hint="eastAsia"/>
+          <w:szCs w:val="21"/>
+          <w:highlight w:val="yellow"/>
+        </w:rPr>
+        <w:t>1</w:t>
+      </w:r>
+      <w:r>
+        <w:rPr>
+          <w:rFonts w:ascii="宋体" w:eastAsia="宋体" w:hAnsi="宋体"/>
+          <w:szCs w:val="21"/>
+          <w:highlight w:val="yellow"/>
+        </w:rPr>
+        <w:t>连接索引</w:t>
+      </w:r>
+      <w:r>
+        <w:rPr>
+          <w:rFonts w:ascii="宋体" w:eastAsia="宋体" w:hAnsi="宋体"/>
+          <w:szCs w:val="21"/>
+        </w:rPr>
+        <w:t xml:space="preserve">JI(R-id, S-id) 其中R (R-id, ...) </w:t>
+      </w:r>
+      <w:r>
+        <w:rPr>
+          <w:rFonts w:ascii="宋体" w:eastAsia="宋体" w:hAnsi="宋体"/>
+          <w:szCs w:val="21"/>
+        </w:rPr>
+        <w:sym w:font="Symbol" w:char="F03E"/>
+      </w:r>
+      <w:r>
+        <w:rPr>
+          <w:rFonts w:ascii="宋体" w:eastAsia="宋体" w:hAnsi="宋体"/>
+          <w:szCs w:val="21"/>
+        </w:rPr>
+        <w:sym w:font="Symbol" w:char="F03C"/>
+      </w:r>
+      <w:r>
+        <w:rPr>
+          <w:rFonts w:ascii="宋体" w:eastAsia="宋体" w:hAnsi="宋体"/>
+          <w:szCs w:val="21"/>
+        </w:rPr>
+        <w:t xml:space="preserve"> S (S-id, ...)</w:t>
+      </w:r>
+      <w:r>
+        <w:rPr>
+          <w:rFonts w:ascii="宋体" w:eastAsia="宋体" w:hAnsi="宋体" w:hint="eastAsia"/>
+          <w:szCs w:val="21"/>
+          <w:highlight w:val="yellow"/>
+        </w:rPr>
+        <w:t>2</w:t>
+      </w:r>
+      <w:r>
+        <w:rPr>
+          <w:rFonts w:ascii="宋体" w:eastAsia="宋体" w:hAnsi="宋体"/>
+          <w:szCs w:val="21"/>
+          <w:highlight w:val="yellow"/>
+        </w:rPr>
+        <w:t>传统的索引</w:t>
+      </w:r>
+      <w:r>
+        <w:rPr>
+          <w:rFonts w:ascii="宋体" w:eastAsia="宋体" w:hAnsi="宋体"/>
+          <w:szCs w:val="21"/>
+        </w:rPr>
+        <w:t>将数值映射到一个记录ID的列表中</w:t>
+      </w:r>
+      <w:r>
+        <w:rPr>
+          <w:rFonts w:ascii="宋体" w:eastAsia="宋体" w:hAnsi="宋体" w:hint="eastAsia"/>
+          <w:szCs w:val="21"/>
+        </w:rPr>
+        <w:t>，</w:t>
+      </w:r>
+      <w:r>
+        <w:rPr>
+          <w:rFonts w:ascii="宋体" w:eastAsia="宋体" w:hAnsi="宋体"/>
+          <w:szCs w:val="21"/>
+        </w:rPr>
+        <w:t>它在JI文件中实现了关系连接，加快了关系连接的速度</w:t>
+      </w:r>
+      <w:r>
+        <w:rPr>
+          <w:rFonts w:ascii="宋体" w:eastAsia="宋体" w:hAnsi="宋体" w:hint="eastAsia"/>
+          <w:szCs w:val="21"/>
+          <w:highlight w:val="yellow"/>
+        </w:rPr>
+        <w:t>3</w:t>
+      </w:r>
+      <w:r>
+        <w:rPr>
+          <w:rFonts w:ascii="宋体" w:eastAsia="宋体" w:hAnsi="宋体"/>
+          <w:szCs w:val="21"/>
+          <w:highlight w:val="yellow"/>
+        </w:rPr>
+        <w:t>在数据仓库中</w:t>
+      </w:r>
+      <w:r>
+        <w:rPr>
+          <w:rFonts w:ascii="宋体" w:eastAsia="宋体" w:hAnsi="宋体"/>
+          <w:szCs w:val="21"/>
+        </w:rPr>
+        <w:t>连接索引将起始模式的维度值与事实表中的行联系起来</w:t>
+      </w:r>
+      <w:r>
+        <w:rPr>
+          <w:rFonts w:ascii="宋体" w:eastAsia="宋体" w:hAnsi="宋体" w:hint="eastAsia"/>
+          <w:szCs w:val="21"/>
+        </w:rPr>
+        <w:t>，</w:t>
+      </w:r>
+      <w:r>
+        <w:rPr>
+          <w:rFonts w:ascii="宋体" w:eastAsia="宋体" w:hAnsi="宋体"/>
+          <w:szCs w:val="21"/>
+        </w:rPr>
+        <w:t>如事实表Sales和两个维度city和product</w:t>
+      </w:r>
+      <w:r>
+        <w:rPr>
+          <w:rFonts w:ascii="宋体" w:eastAsia="宋体" w:hAnsi="宋体"/>
+          <w:szCs w:val="21"/>
+        </w:rPr>
+        <w:br/>
+        <w:t>City上的连接索引为每个不同的城市保留了一个记录该城市销售的图元的R-ID列表</w:t>
+      </w:r>
+      <w:r>
+        <w:rPr>
+          <w:rFonts w:ascii="宋体" w:eastAsia="宋体" w:hAnsi="宋体"/>
+          <w:szCs w:val="21"/>
+          <w:highlight w:val="red"/>
+        </w:rPr>
+        <w:t>连接索引可以跨越多个维度</w:t>
+      </w:r>
+      <w:r>
+        <w:rPr>
+          <w:rFonts w:ascii="宋体" w:eastAsia="宋体" w:hAnsi="宋体"/>
+          <w:szCs w:val="21"/>
+          <w:highlight w:val="green"/>
+        </w:rPr>
+        <w:t>高效处理OLAP查询</w:t>
+      </w:r>
+      <w:r>
+        <w:rPr>
+          <w:rFonts w:ascii="宋体" w:eastAsia="宋体" w:hAnsi="宋体" w:hint="eastAsia"/>
+          <w:szCs w:val="21"/>
+          <w:highlight w:val="yellow"/>
+        </w:rPr>
+        <w:t>1</w:t>
+      </w:r>
+      <w:r>
+        <w:rPr>
+          <w:rFonts w:ascii="宋体" w:eastAsia="宋体" w:hAnsi="宋体"/>
+          <w:szCs w:val="21"/>
+          <w:highlight w:val="yellow"/>
+        </w:rPr>
+        <w:t>确定哪些操作可以在可用的方体上进行</w:t>
+      </w:r>
+      <w:r>
+        <w:rPr>
+          <w:rFonts w:ascii="宋体" w:eastAsia="宋体" w:hAnsi="宋体"/>
+          <w:szCs w:val="21"/>
+        </w:rPr>
+        <w:t>将钻孔、滚动等转化为相应的SQL和/或OLAP操作，如dice=selection</w:t>
+      </w:r>
+      <w:r>
+        <w:rPr>
+          <w:rFonts w:ascii="宋体" w:eastAsia="宋体" w:hAnsi="宋体" w:hint="eastAsia"/>
+          <w:szCs w:val="21"/>
+        </w:rPr>
+        <w:t>+</w:t>
+      </w:r>
+      <w:r>
+        <w:rPr>
+          <w:rFonts w:ascii="宋体" w:eastAsia="宋体" w:hAnsi="宋体"/>
+          <w:szCs w:val="21"/>
+        </w:rPr>
+        <w:t>projection</w:t>
+      </w:r>
+      <w:r>
+        <w:rPr>
+          <w:rFonts w:ascii="宋体" w:eastAsia="宋体" w:hAnsi="宋体" w:hint="eastAsia"/>
+          <w:szCs w:val="21"/>
+          <w:highlight w:val="yellow"/>
+        </w:rPr>
+        <w:t>2</w:t>
+      </w:r>
+      <w:r>
+        <w:rPr>
+          <w:rFonts w:ascii="宋体" w:eastAsia="宋体" w:hAnsi="宋体"/>
+          <w:szCs w:val="21"/>
+          <w:highlight w:val="yellow"/>
+        </w:rPr>
+        <w:t>确定应当使用哪些物化立方体</w:t>
+      </w:r>
+      <w:r>
+        <w:rPr>
+          <w:rFonts w:ascii="宋体" w:eastAsia="宋体" w:hAnsi="宋体"/>
+          <w:szCs w:val="21"/>
+        </w:rPr>
+        <w:t>让要处理的查询在{brand</w:t>
+      </w:r>
+      <w:r>
+        <w:rPr>
+          <w:rFonts w:ascii="宋体" w:eastAsia="宋体" w:hAnsi="宋体" w:hint="eastAsia"/>
+          <w:szCs w:val="21"/>
+        </w:rPr>
+        <w:t>，</w:t>
+      </w:r>
+      <w:proofErr w:type="spellStart"/>
+      <w:r>
+        <w:rPr>
+          <w:rFonts w:ascii="宋体" w:eastAsia="宋体" w:hAnsi="宋体"/>
+          <w:szCs w:val="21"/>
+        </w:rPr>
+        <w:t>province_or_state</w:t>
+      </w:r>
+      <w:proofErr w:type="spellEnd"/>
+      <w:r>
+        <w:rPr>
+          <w:rFonts w:ascii="宋体" w:eastAsia="宋体" w:hAnsi="宋体"/>
+          <w:szCs w:val="21"/>
+        </w:rPr>
+        <w:t>}上，条件是“year=2004</w:t>
+      </w:r>
+      <w:r>
+        <w:rPr>
+          <w:rFonts w:ascii="宋体" w:eastAsia="宋体" w:hAnsi="宋体" w:hint="eastAsia"/>
+          <w:szCs w:val="21"/>
+        </w:rPr>
+        <w:t>，</w:t>
+      </w:r>
+      <w:r>
+        <w:rPr>
+          <w:rFonts w:ascii="宋体" w:eastAsia="宋体" w:hAnsi="宋体"/>
+          <w:szCs w:val="21"/>
+        </w:rPr>
+        <w:t>并且有4个物化立方体可用1){year,item_name,city}2){year,brand,country}3){year,brand,province_or_state}4){item_name,province_or_state}where year=2004应该选择哪个来处理查询？</w:t>
+      </w:r>
+      <w:r>
+        <w:rPr>
+          <w:rFonts w:ascii="宋体" w:eastAsia="宋体" w:hAnsi="宋体" w:hint="eastAsia"/>
+          <w:szCs w:val="21"/>
+          <w:highlight w:val="yellow"/>
+        </w:rPr>
+        <w:t>3</w:t>
+      </w:r>
+      <w:r>
+        <w:rPr>
+          <w:rFonts w:ascii="宋体" w:eastAsia="宋体" w:hAnsi="宋体"/>
+          <w:szCs w:val="21"/>
+          <w:highlight w:val="yellow"/>
+        </w:rPr>
+        <w:t>探索MOLAP中的索引结构和压缩数组与密集数组的关系</w:t>
+      </w:r>
+      <w:r>
+        <w:rPr>
+          <w:rFonts w:ascii="宋体" w:eastAsia="宋体" w:hAnsi="宋体"/>
+          <w:szCs w:val="21"/>
+          <w:highlight w:val="green"/>
+        </w:rPr>
+        <w:t>OLAP服务器架构</w:t>
+      </w:r>
+      <w:r>
+        <w:rPr>
+          <w:rFonts w:ascii="宋体" w:eastAsia="宋体" w:hAnsi="宋体" w:hint="eastAsia"/>
+          <w:szCs w:val="21"/>
+          <w:highlight w:val="yellow"/>
+        </w:rPr>
+        <w:t>1</w:t>
+      </w:r>
+      <w:r>
+        <w:rPr>
+          <w:rFonts w:ascii="宋体" w:eastAsia="宋体" w:hAnsi="宋体"/>
+          <w:szCs w:val="21"/>
+          <w:highlight w:val="yellow"/>
+        </w:rPr>
+        <w:t>关系型OLAP(ROLAP)</w:t>
+      </w:r>
+      <w:r>
+        <w:rPr>
+          <w:rFonts w:ascii="宋体" w:eastAsia="宋体" w:hAnsi="宋体"/>
+          <w:szCs w:val="21"/>
+        </w:rPr>
+        <w:t>使用关系型或扩展关系型DBMS来存储和管理仓库数据和OLAP中间件</w:t>
+      </w:r>
+      <w:r>
+        <w:rPr>
+          <w:rFonts w:ascii="宋体" w:eastAsia="宋体" w:hAnsi="宋体" w:hint="eastAsia"/>
+          <w:szCs w:val="21"/>
+        </w:rPr>
+        <w:t>，</w:t>
+      </w:r>
+      <w:r>
+        <w:rPr>
+          <w:rFonts w:ascii="宋体" w:eastAsia="宋体" w:hAnsi="宋体"/>
+          <w:szCs w:val="21"/>
+        </w:rPr>
+        <w:t>包括优化DBMS后端，实施聚合导航逻辑，以及额外的工具和服务</w:t>
+      </w:r>
+      <w:r>
+        <w:rPr>
+          <w:rFonts w:ascii="宋体" w:eastAsia="宋体" w:hAnsi="宋体" w:hint="eastAsia"/>
+          <w:szCs w:val="21"/>
+        </w:rPr>
+        <w:t>，</w:t>
+      </w:r>
+      <w:r>
+        <w:rPr>
+          <w:rFonts w:ascii="宋体" w:eastAsia="宋体" w:hAnsi="宋体"/>
+          <w:szCs w:val="21"/>
+        </w:rPr>
+        <w:t>更大的可扩展性</w:t>
+      </w:r>
+      <w:r>
+        <w:rPr>
+          <w:rFonts w:ascii="宋体" w:eastAsia="宋体" w:hAnsi="宋体" w:hint="eastAsia"/>
+          <w:szCs w:val="21"/>
+          <w:highlight w:val="yellow"/>
+        </w:rPr>
+        <w:t>2</w:t>
+      </w:r>
+      <w:r>
+        <w:rPr>
+          <w:rFonts w:ascii="宋体" w:eastAsia="宋体" w:hAnsi="宋体"/>
+          <w:szCs w:val="21"/>
+          <w:highlight w:val="yellow"/>
+        </w:rPr>
+        <w:t>多维OLAP(MOLAP)</w:t>
+      </w:r>
+      <w:r>
+        <w:rPr>
+          <w:rFonts w:ascii="宋体" w:eastAsia="宋体" w:hAnsi="宋体"/>
+          <w:szCs w:val="21"/>
+        </w:rPr>
+        <w:t>基于稀疏阵列的多维存储引擎</w:t>
+      </w:r>
+      <w:r>
+        <w:rPr>
+          <w:rFonts w:ascii="宋体" w:eastAsia="宋体" w:hAnsi="宋体" w:hint="eastAsia"/>
+          <w:szCs w:val="21"/>
+        </w:rPr>
+        <w:t>，</w:t>
+      </w:r>
+      <w:r>
+        <w:rPr>
+          <w:rFonts w:ascii="宋体" w:eastAsia="宋体" w:hAnsi="宋体"/>
+          <w:szCs w:val="21"/>
+        </w:rPr>
+        <w:t>对预先计算好的汇总数据进行快速索引</w:t>
+      </w:r>
+      <w:r>
+        <w:rPr>
+          <w:rFonts w:ascii="宋体" w:eastAsia="宋体" w:hAnsi="宋体" w:hint="eastAsia"/>
+          <w:szCs w:val="21"/>
+          <w:highlight w:val="yellow"/>
+        </w:rPr>
+        <w:t>3</w:t>
+      </w:r>
+      <w:r>
+        <w:rPr>
+          <w:rFonts w:ascii="宋体" w:eastAsia="宋体" w:hAnsi="宋体"/>
+          <w:szCs w:val="21"/>
+          <w:highlight w:val="yellow"/>
+        </w:rPr>
+        <w:t>混合OLAP（HOLAP）</w:t>
+      </w:r>
+      <w:r>
+        <w:rPr>
+          <w:rFonts w:ascii="宋体" w:eastAsia="宋体" w:hAnsi="宋体"/>
+          <w:szCs w:val="21"/>
+        </w:rPr>
+        <w:t>（例如，微软</w:t>
+      </w:r>
+      <w:proofErr w:type="spellStart"/>
+      <w:r>
+        <w:rPr>
+          <w:rFonts w:ascii="宋体" w:eastAsia="宋体" w:hAnsi="宋体"/>
+          <w:szCs w:val="21"/>
+        </w:rPr>
+        <w:t>SQLServer</w:t>
+      </w:r>
+      <w:proofErr w:type="spellEnd"/>
+      <w:r>
+        <w:rPr>
+          <w:rFonts w:ascii="宋体" w:eastAsia="宋体" w:hAnsi="宋体"/>
+          <w:szCs w:val="21"/>
+        </w:rPr>
+        <w:t>）</w:t>
+      </w:r>
+      <w:r>
+        <w:rPr>
+          <w:rFonts w:ascii="宋体" w:eastAsia="宋体" w:hAnsi="宋体" w:hint="eastAsia"/>
+          <w:szCs w:val="21"/>
+        </w:rPr>
+        <w:t>，</w:t>
+      </w:r>
+      <w:r>
+        <w:rPr>
+          <w:rFonts w:ascii="宋体" w:eastAsia="宋体" w:hAnsi="宋体"/>
+          <w:szCs w:val="21"/>
+        </w:rPr>
+        <w:t>灵活性，例如，低层次：关系型，高层次：阵列型</w:t>
+      </w:r>
+      <w:r>
+        <w:rPr>
+          <w:rFonts w:ascii="宋体" w:eastAsia="宋体" w:hAnsi="宋体" w:hint="eastAsia"/>
+          <w:szCs w:val="21"/>
+        </w:rPr>
+        <w:t>，</w:t>
+      </w:r>
+      <w:r>
+        <w:rPr>
+          <w:rFonts w:ascii="宋体" w:eastAsia="宋体" w:hAnsi="宋体"/>
+          <w:szCs w:val="21"/>
+        </w:rPr>
+        <w:t>专门的SQL服务器（如</w:t>
+      </w:r>
+      <w:proofErr w:type="spellStart"/>
+      <w:r>
+        <w:rPr>
+          <w:rFonts w:ascii="宋体" w:eastAsia="宋体" w:hAnsi="宋体"/>
+          <w:szCs w:val="21"/>
+        </w:rPr>
+        <w:t>Redbricks</w:t>
+      </w:r>
+      <w:proofErr w:type="spellEnd"/>
+      <w:r>
+        <w:rPr>
+          <w:rFonts w:ascii="宋体" w:eastAsia="宋体" w:hAnsi="宋体"/>
+          <w:szCs w:val="21"/>
+        </w:rPr>
+        <w:t>）对星形/雪花模式的SQL查询的专门支持</w:t>
+      </w:r>
+      <w:r>
+        <w:rPr>
+          <w:rFonts w:ascii="宋体" w:eastAsia="宋体" w:hAnsi="宋体" w:hint="eastAsia"/>
+          <w:color w:val="EE0000"/>
+          <w:szCs w:val="21"/>
+        </w:rPr>
+        <w:t>C</w:t>
+      </w:r>
+      <w:r>
+        <w:rPr>
+          <w:rFonts w:ascii="宋体" w:eastAsia="宋体" w:hAnsi="宋体" w:hint="eastAsia"/>
+          <w:color w:val="EE0000"/>
+          <w:szCs w:val="21"/>
+        </w:rPr>
+        <w:t>hap5</w:t>
+      </w:r>
+      <w:r>
+        <w:rPr>
+          <w:rFonts w:ascii="宋体" w:eastAsia="宋体" w:hAnsi="宋体" w:hint="eastAsia"/>
+          <w:color w:val="000000" w:themeColor="text1"/>
+          <w:szCs w:val="21"/>
+        </w:rPr>
+        <w:t>你好</w:t>
+      </w:r>
     </w:p>
     <w:p>
       <w:pPr>
@@ -24240,82 +27696,15 @@
         <w:contextualSpacing/>
         <w:rPr>
           <w:rFonts w:ascii="宋体" w:eastAsia="宋体" w:hAnsi="宋体" w:hint="eastAsia"/>
-          <w:color w:val="EE0000"/>
           <w:szCs w:val="21"/>
         </w:rPr>
       </w:pPr>
       <w:r>
         <w:rPr>
           <w:rFonts w:ascii="宋体" w:eastAsia="宋体" w:hAnsi="宋体" w:hint="eastAsia"/>
-          <w:color w:val="EE0000"/>
-          <w:szCs w:val="21"/>
-        </w:rPr>
-        <w:t>章节</w:t>
-      </w:r>
-      <w:proofErr w:type="gramStart"/>
-      <w:r>
-        <w:rPr>
-          <w:rFonts w:ascii="宋体" w:eastAsia="宋体" w:hAnsi="宋体" w:hint="eastAsia"/>
-          <w:color w:val="000000" w:themeColor="text1"/>
-          <w:szCs w:val="21"/>
-          <w:highlight w:val="green"/>
-        </w:rPr>
-        <w:t>问题</w:t>
-      </w:r>
-      <w:r>
-        <w:rPr>
-          <w:rFonts w:ascii="宋体" w:eastAsia="宋体" w:hAnsi="宋体" w:hint="eastAsia"/>
-          <w:color w:val="000000" w:themeColor="text1"/>
-          <w:szCs w:val="21"/>
-          <w:highlight w:val="yellow"/>
-        </w:rPr>
-        <w:t>问题</w:t>
-      </w:r>
-      <w:proofErr w:type="gramEnd"/>
-      <w:r>
-        <w:rPr>
-          <w:rFonts w:ascii="宋体" w:eastAsia="宋体" w:hAnsi="宋体" w:hint="eastAsia"/>
-          <w:color w:val="000000" w:themeColor="text1"/>
-          <w:szCs w:val="21"/>
-          <w:highlight w:val="yellow"/>
-        </w:rPr>
-        <w:t>解</w:t>
-      </w:r>
-      <w:r>
-        <w:rPr>
-          <w:rFonts w:ascii="宋体" w:eastAsia="宋体" w:hAnsi="宋体" w:hint="eastAsia"/>
-          <w:color w:val="000000" w:themeColor="text1"/>
-          <w:szCs w:val="21"/>
-          <w:highlight w:val="cyan"/>
-        </w:rPr>
-        <w:t>小解</w:t>
-      </w:r>
-      <w:r>
-        <w:rPr>
-          <w:rFonts w:ascii="宋体" w:eastAsia="宋体" w:hAnsi="宋体" w:hint="eastAsia"/>
-          <w:color w:val="000000" w:themeColor="text1"/>
-          <w:szCs w:val="21"/>
-          <w:highlight w:val="darkYellow"/>
-        </w:rPr>
-        <w:t>小小解</w:t>
-      </w:r>
-      <w:r>
-        <w:rPr>
-          <w:rFonts w:ascii="宋体" w:eastAsia="宋体" w:hAnsi="宋体" w:hint="eastAsia"/>
-          <w:color w:val="000000" w:themeColor="text1"/>
-          <w:szCs w:val="21"/>
-          <w:highlight w:val="magenta"/>
-        </w:rPr>
-        <w:t>定义</w:t>
-      </w:r>
-      <w:r>
-        <w:rPr>
-          <w:rFonts w:ascii="宋体" w:eastAsia="宋体" w:hAnsi="宋体" w:hint="eastAsia"/>
-          <w:color w:val="000000" w:themeColor="text1"/>
-          <w:szCs w:val="21"/>
-          <w:highlight w:val="red"/>
-        </w:rPr>
-        <w:t>数据等较重要</w:t>
+          <w:szCs w:val="21"/>
+        </w:rPr>
+        <w:t>选择、概念、大题</w:t>
       </w:r>
     </w:p>
     <w:p>
@@ -24332,9 +27721,83 @@
         <w:contextualSpacing/>
         <w:rPr>
           <w:rFonts w:ascii="宋体" w:eastAsia="宋体" w:hAnsi="宋体" w:hint="eastAsia"/>
+          <w:color w:val="EE0000"/>
           <w:szCs w:val="21"/>
         </w:rPr>
       </w:pPr>
+      <w:r>
+        <w:rPr>
+          <w:rFonts w:ascii="宋体" w:eastAsia="宋体" w:hAnsi="宋体" w:hint="eastAsia"/>
+          <w:color w:val="EE0000"/>
+          <w:szCs w:val="21"/>
+        </w:rPr>
+        <w:t>章节</w:t>
+      </w:r>
+      <w:proofErr w:type="gramStart"/>
+      <w:r>
+        <w:rPr>
+          <w:rFonts w:ascii="宋体" w:eastAsia="宋体" w:hAnsi="宋体" w:hint="eastAsia"/>
+          <w:color w:val="000000" w:themeColor="text1"/>
+          <w:szCs w:val="21"/>
+          <w:highlight w:val="green"/>
+        </w:rPr>
+        <w:t>问题</w:t>
+      </w:r>
+      <w:r>
+        <w:rPr>
+          <w:rFonts w:ascii="宋体" w:eastAsia="宋体" w:hAnsi="宋体" w:hint="eastAsia"/>
+          <w:color w:val="000000" w:themeColor="text1"/>
+          <w:szCs w:val="21"/>
+          <w:highlight w:val="yellow"/>
+        </w:rPr>
+        <w:t>问题</w:t>
+      </w:r>
+      <w:proofErr w:type="gramEnd"/>
+      <w:r>
+        <w:rPr>
+          <w:rFonts w:ascii="宋体" w:eastAsia="宋体" w:hAnsi="宋体" w:hint="eastAsia"/>
+          <w:color w:val="000000" w:themeColor="text1"/>
+          <w:szCs w:val="21"/>
+          <w:highlight w:val="yellow"/>
+        </w:rPr>
+        <w:t>解</w:t>
+      </w:r>
+      <w:r>
+        <w:rPr>
+          <w:rFonts w:ascii="宋体" w:eastAsia="宋体" w:hAnsi="宋体" w:hint="eastAsia"/>
+          <w:color w:val="000000" w:themeColor="text1"/>
+          <w:szCs w:val="21"/>
+          <w:highlight w:val="cyan"/>
+        </w:rPr>
+        <w:t>小解</w:t>
+      </w:r>
+      <w:r>
+        <w:rPr>
+          <w:rFonts w:ascii="宋体" w:eastAsia="宋体" w:hAnsi="宋体" w:hint="eastAsia"/>
+          <w:color w:val="000000" w:themeColor="text1"/>
+          <w:szCs w:val="21"/>
+          <w:highlight w:val="darkYellow"/>
+        </w:rPr>
+        <w:t>小小解</w:t>
+      </w:r>
+      <w:r>
+        <w:rPr>
+          <w:rFonts w:ascii="宋体" w:eastAsia="宋体" w:hAnsi="宋体" w:hint="eastAsia"/>
+          <w:color w:val="000000" w:themeColor="text1"/>
+          <w:szCs w:val="21"/>
+          <w:highlight w:val="magenta"/>
+        </w:rPr>
+        <w:t>定义</w:t>
+      </w:r>
+      <w:r>
+        <w:rPr>
+          <w:rFonts w:ascii="宋体" w:eastAsia="宋体" w:hAnsi="宋体" w:hint="eastAsia"/>
+          <w:color w:val="000000" w:themeColor="text1"/>
+          <w:szCs w:val="21"/>
+          <w:highlight w:val="red"/>
+        </w:rPr>
+        <w:t>数据等较重要</w:t>
+      </w:r>
     </w:p>
     <w:p>
       <w:pPr>
@@ -24353,6 +27816,27 @@
           <w:szCs w:val="21"/>
         </w:rPr>
       </w:pPr>
+      <w:r>
+        <w:rPr>
+          <w:rFonts w:ascii="宋体" w:eastAsia="宋体" w:hAnsi="宋体" w:hint="eastAsia"/>
+          <w:szCs w:val="21"/>
+        </w:rPr>
+        <w:t>1 2 3 4 5 6</w:t>
+      </w:r>
+      <w:r>
+        <w:rPr>
+          <w:rFonts w:ascii="宋体" w:eastAsia="宋体" w:hAnsi="宋体" w:hint="eastAsia"/>
+          <w:szCs w:val="21"/>
+        </w:rPr>
+        <w:t xml:space="preserve"> 7</w:t>
+      </w:r>
+      <w:r>
+        <w:rPr>
+          <w:rFonts w:ascii="宋体" w:eastAsia="宋体" w:hAnsi="宋体" w:hint="eastAsia"/>
+          <w:szCs w:val="21"/>
+        </w:rPr>
+        <w:t xml:space="preserve"> 8</w:t>
+      </w:r>
     </w:p>
     <w:p>
       <w:pPr>
@@ -24371,96 +27855,13 @@
           <w:szCs w:val="21"/>
         </w:rPr>
       </w:pPr>
-    </w:p>
-    <w:p>
-      <w:pPr>
-        <w:tabs>
-          <w:tab w:val="num" w:pos="720"/>
-          <w:tab w:val="num" w:pos="1440"/>
-        </w:tabs>
-        <w:wordWrap w:val="0"/>
-        <w:topLinePunct/>
-        <w:autoSpaceDE w:val="0"/>
-        <w:autoSpaceDN w:val="0"/>
-        <w:spacing w:line="0" w:lineRule="atLeast"/>
-        <w:contextualSpacing/>
-        <w:rPr>
-          <w:rFonts w:ascii="宋体" w:eastAsia="宋体" w:hAnsi="宋体" w:hint="eastAsia"/>
-          <w:szCs w:val="21"/>
-        </w:rPr>
-      </w:pPr>
-    </w:p>
-    <w:p>
-      <w:pPr>
-        <w:tabs>
-          <w:tab w:val="num" w:pos="720"/>
-          <w:tab w:val="num" w:pos="1440"/>
-        </w:tabs>
-        <w:wordWrap w:val="0"/>
-        <w:topLinePunct/>
-        <w:autoSpaceDE w:val="0"/>
-        <w:autoSpaceDN w:val="0"/>
-        <w:spacing w:line="0" w:lineRule="atLeast"/>
-        <w:contextualSpacing/>
-        <w:rPr>
-          <w:rFonts w:ascii="宋体" w:eastAsia="宋体" w:hAnsi="宋体" w:hint="eastAsia"/>
-          <w:szCs w:val="21"/>
-        </w:rPr>
-      </w:pPr>
-    </w:p>
-    <w:p>
-      <w:pPr>
-        <w:tabs>
-          <w:tab w:val="num" w:pos="720"/>
-          <w:tab w:val="num" w:pos="1440"/>
-        </w:tabs>
-        <w:wordWrap w:val="0"/>
-        <w:topLinePunct/>
-        <w:autoSpaceDE w:val="0"/>
-        <w:autoSpaceDN w:val="0"/>
-        <w:spacing w:line="0" w:lineRule="atLeast"/>
-        <w:contextualSpacing/>
-        <w:rPr>
-          <w:rFonts w:ascii="宋体" w:eastAsia="宋体" w:hAnsi="宋体" w:hint="eastAsia"/>
-          <w:szCs w:val="21"/>
-        </w:rPr>
-      </w:pPr>
-    </w:p>
-    <w:p>
-      <w:pPr>
-        <w:tabs>
-          <w:tab w:val="num" w:pos="720"/>
-          <w:tab w:val="num" w:pos="1440"/>
-        </w:tabs>
-        <w:wordWrap w:val="0"/>
-        <w:topLinePunct/>
-        <w:autoSpaceDE w:val="0"/>
-        <w:autoSpaceDN w:val="0"/>
-        <w:spacing w:line="0" w:lineRule="atLeast"/>
-        <w:contextualSpacing/>
-        <w:rPr>
-          <w:rFonts w:ascii="宋体" w:eastAsia="宋体" w:hAnsi="宋体" w:hint="eastAsia"/>
-          <w:szCs w:val="21"/>
-        </w:rPr>
-      </w:pPr>
-    </w:p>
-    <w:p>
-      <w:pPr>
-        <w:tabs>
-          <w:tab w:val="num" w:pos="720"/>
-          <w:tab w:val="num" w:pos="1440"/>
-        </w:tabs>
-        <w:wordWrap w:val="0"/>
-        <w:topLinePunct/>
-        <w:autoSpaceDE w:val="0"/>
-        <w:autoSpaceDN w:val="0"/>
-        <w:spacing w:line="0" w:lineRule="atLeast"/>
-        <w:contextualSpacing/>
-        <w:rPr>
-          <w:rFonts w:ascii="宋体" w:eastAsia="宋体" w:hAnsi="宋体" w:hint="eastAsia"/>
-          <w:szCs w:val="21"/>
-        </w:rPr>
-      </w:pPr>
+      <w:r>
+        <w:rPr>
+          <w:rFonts w:ascii="宋体" w:eastAsia="宋体" w:hAnsi="宋体" w:hint="eastAsia"/>
+          <w:szCs w:val="21"/>
+        </w:rPr>
+        <w:t>高阶模式频繁-&gt;低阶频繁</w:t>
+      </w:r>
     </w:p>
     <w:p>
       <w:pPr>
